--- a/_deliverables/L-007-post.docx
+++ b/_deliverables/L-007-post.docx
@@ -110,7 +110,7 @@
       <w:r>
         <w:drawing>
           <wp:inline xmlns:a="http://schemas.openxmlformats.org/drawingml/2006/main" xmlns:pic="http://schemas.openxmlformats.org/drawingml/2006/picture">
-            <wp:extent cx="5486400" cy="4267200"/>
+            <wp:extent cx="5486400" cy="3111573"/>
             <wp:docPr id="1" name="Picture 1"/>
             <wp:cNvGraphicFramePr>
               <a:graphicFrameLocks noChangeAspect="1"/>
@@ -131,7 +131,7 @@
                   <pic:spPr>
                     <a:xfrm>
                       <a:off x="0" y="0"/>
-                      <a:ext cx="5486400" cy="4267200"/>
+                      <a:ext cx="5486400" cy="3111573"/>
                     </a:xfrm>
                     <a:prstGeom prst="rect"/>
                   </pic:spPr>
@@ -152,7 +152,7 @@
           <w:color w:val="555555"/>
           <w:sz w:val="18"/>
         </w:rPr>
-        <w:t>Animated typewriter walkthrough of the ten-exchange capstone</w:t>
+        <w:t>Side-by-side typewriter walkthrough of the nine-exchange capstone, Bash on the left and PowerShell on the right</w:t>
       </w:r>
     </w:p>
     <w:p>
@@ -704,7 +704,7 @@
       <w:r>
         <w:drawing>
           <wp:inline xmlns:a="http://schemas.openxmlformats.org/drawingml/2006/main" xmlns:pic="http://schemas.openxmlformats.org/drawingml/2006/picture">
-            <wp:extent cx="5486400" cy="4572000"/>
+            <wp:extent cx="5486400" cy="3111573"/>
             <wp:docPr id="2" name="Picture 2"/>
             <wp:cNvGraphicFramePr>
               <a:graphicFrameLocks noChangeAspect="1"/>
@@ -725,7 +725,7 @@
                   <pic:spPr>
                     <a:xfrm>
                       <a:off x="0" y="0"/>
-                      <a:ext cx="5486400" cy="4572000"/>
+                      <a:ext cx="5486400" cy="3111573"/>
                     </a:xfrm>
                     <a:prstGeom prst="rect"/>
                   </pic:spPr>
@@ -746,7 +746,7 @@
           <w:color w:val="555555"/>
           <w:sz w:val="18"/>
         </w:rPr>
-        <w:t>Static panel of the ten exchanges plus the PowerShell equivalent</w:t>
+        <w:t>Side-by-side static panel of the nine capstone exchanges in Bash (left) and PowerShell (right)</w:t>
       </w:r>
     </w:p>
     <w:p>
@@ -1549,7 +1549,7 @@
       <w:r>
         <w:drawing>
           <wp:inline xmlns:a="http://schemas.openxmlformats.org/drawingml/2006/main" xmlns:pic="http://schemas.openxmlformats.org/drawingml/2006/picture">
-            <wp:extent cx="5486400" cy="4267200"/>
+            <wp:extent cx="5486400" cy="3111573"/>
             <wp:docPr id="3" name="Picture 3"/>
             <wp:cNvGraphicFramePr>
               <a:graphicFrameLocks noChangeAspect="1"/>
@@ -1570,7 +1570,7 @@
                   <pic:spPr>
                     <a:xfrm>
                       <a:off x="0" y="0"/>
-                      <a:ext cx="5486400" cy="4267200"/>
+                      <a:ext cx="5486400" cy="3111573"/>
                     </a:xfrm>
                     <a:prstGeom prst="rect"/>
                   </pic:spPr>
@@ -1591,7 +1591,7 @@
           <w:color w:val="555555"/>
           <w:sz w:val="18"/>
         </w:rPr>
-        <w:t>Animated typewriter walkthrough of the ten-exchange capstone</w:t>
+        <w:t>Side-by-side typewriter walkthrough of the nine-exchange capstone, Bash on the left and PowerShell on the right</w:t>
       </w:r>
     </w:p>
     <w:p>
@@ -2586,7 +2586,7 @@
       <w:r>
         <w:drawing>
           <wp:inline xmlns:a="http://schemas.openxmlformats.org/drawingml/2006/main" xmlns:pic="http://schemas.openxmlformats.org/drawingml/2006/picture">
-            <wp:extent cx="5486400" cy="4572000"/>
+            <wp:extent cx="5486400" cy="3111573"/>
             <wp:docPr id="4" name="Picture 4"/>
             <wp:cNvGraphicFramePr>
               <a:graphicFrameLocks noChangeAspect="1"/>
@@ -2607,7 +2607,7 @@
                   <pic:spPr>
                     <a:xfrm>
                       <a:off x="0" y="0"/>
-                      <a:ext cx="5486400" cy="4572000"/>
+                      <a:ext cx="5486400" cy="3111573"/>
                     </a:xfrm>
                     <a:prstGeom prst="rect"/>
                   </pic:spPr>
@@ -2628,7 +2628,7 @@
           <w:color w:val="555555"/>
           <w:sz w:val="18"/>
         </w:rPr>
-        <w:t>Static panel of the ten exchanges plus the PowerShell equivalent</w:t>
+        <w:t>Side-by-side static panel of the nine capstone exchanges in Bash (left) and PowerShell (right)</w:t>
       </w:r>
     </w:p>
     <w:p>

--- a/_deliverables/L-007-post.docx
+++ b/_deliverables/L-007-post.docx
@@ -55,16 +55,13 @@
           <w:i w:val="0"/>
           <w:sz w:val="22"/>
         </w:rPr>
-        <w:t xml:space="preserve">The first folder I ever created from a terminal sat on my desktop untouched for a week because I did not know how to delete it. I could make things; I could not unmake them. The </w:t>
-      </w:r>
-      <w:r>
-        <w:rPr>
-          <w:rFonts w:ascii="Consolas" w:hAnsi="Consolas" w:cs="Consolas"/>
-          <w:color w:val="C7254E"/>
-          <w:sz w:val="20"/>
-        </w:rPr>
-        <w:t>rm -r</w:t>
-      </w:r>
+        <w:t>The first time I tried to delete the practice folder I had just made, Windows PowerShell threw a red wall of text at me and refused. Two lessons into a curriculum I am taking publicly, I had already hit the single most confusing moment of the first month of terminal use: you cannot delete the directory you are currently standing in. Nobody had told me that. The fix is two keystrokes. The rule is one sentence. Today's lesson is that rule, the two-keystroke fix, and the six commands that together give you the full vocabulary for shaping a file tree from the Command-Line Interface (CLI).</w:t>
+      </w:r>
+    </w:p>
+    <w:p>
+      <w:pPr>
+        <w:spacing w:after="120"/>
+      </w:pPr>
       <w:r>
         <w:rPr>
           <w:rFonts w:ascii="Calibri" w:hAnsi="Calibri" w:cs="Calibri"/>
@@ -72,7 +69,7 @@
           <w:i w:val="0"/>
           <w:sz w:val="22"/>
         </w:rPr>
-        <w:t xml:space="preserve"> command was two keystrokes away the whole time, but nobody had told me. The fix is a 90-second lesson that everybody skips and everybody needs.</w:t>
+        <w:t>This is Day 7 of a 171-lesson path from zero to a Principal Artificial Intelligence (AI) Architect role. Today is the week-one capstone. Ten exchanges, one round trip: make a directory, put a file in it, try to delete the directory from inside (watch it fail), step out, delete it for real.</w:t>
       </w:r>
     </w:p>
     <w:p>
@@ -86,31 +83,17 @@
           <w:i w:val="0"/>
           <w:sz w:val="22"/>
         </w:rPr>
-        <w:t>This is Day 7 of a 171-lesson path I am taking publicly, from zero to a Principal Artificial Intelligence (AI) Architect role. Today is the week-one capstone. Six commands, one round trip: make a directory, put a file in it, take the whole thing back down.</w:t>
+        <w:t>The analogy I use is a filing cabinet. Slide it into place. Pull the drawer. Drop a note. Then try to shred the cabinet while you are still standing inside it. The shredder refuses. You step out, try again, and the cabinet is gone. Every shell on every operating system enforces this one rule the same way, and it is the first rule most new learners discover the hard way.</w:t>
       </w:r>
     </w:p>
     <w:p>
       <w:pPr>
-        <w:spacing w:after="120"/>
-      </w:pPr>
-      <w:r>
-        <w:rPr>
-          <w:rFonts w:ascii="Calibri" w:hAnsi="Calibri" w:cs="Calibri"/>
-          <w:b w:val="0"/>
-          <w:i w:val="0"/>
-          <w:sz w:val="22"/>
-        </w:rPr>
-        <w:t>The analogy I use is a filing cabinet. Slide it in. Pull the drawer. Drop a note. Push it back. Shred the whole thing when the project is over. The terminal has one verb for each of those motions, and by the end of today you will know them all.</w:t>
-      </w:r>
-    </w:p>
-    <w:p>
-      <w:pPr>
         <w:jc w:val="center"/>
       </w:pPr>
       <w:r>
         <w:drawing>
           <wp:inline xmlns:a="http://schemas.openxmlformats.org/drawingml/2006/main" xmlns:pic="http://schemas.openxmlformats.org/drawingml/2006/picture">
-            <wp:extent cx="5486400" cy="3111573"/>
+            <wp:extent cx="5486400" cy="3331029"/>
             <wp:docPr id="1" name="Picture 1"/>
             <wp:cNvGraphicFramePr>
               <a:graphicFrameLocks noChangeAspect="1"/>
@@ -131,7 +114,7 @@
                   <pic:spPr>
                     <a:xfrm>
                       <a:off x="0" y="0"/>
-                      <a:ext cx="5486400" cy="3111573"/>
+                      <a:ext cx="5486400" cy="3331029"/>
                     </a:xfrm>
                     <a:prstGeom prst="rect"/>
                   </pic:spPr>
@@ -152,7 +135,7 @@
           <w:color w:val="555555"/>
           <w:sz w:val="18"/>
         </w:rPr>
-        <w:t>Side-by-side typewriter walkthrough of the nine-exchange capstone, Bash on the left and PowerShell on the right</w:t>
+        <w:t>Side-by-side PowerShell (left, primary) and Bash (right) walkthrough of the capstone, including the failed-delete-from-inside step and the cd .. recovery</w:t>
       </w:r>
     </w:p>
     <w:p>
@@ -165,7 +148,7 @@
           <w:b/>
           <w:sz w:val="24"/>
         </w:rPr>
-        <w:t>The six commands in one flow</w:t>
+        <w:t>The ten exchanges in one flow (PowerShell on Windows 11)</w:t>
       </w:r>
     </w:p>
     <w:p>
@@ -240,7 +223,7 @@
           <w:color w:val="222222"/>
           <w:sz w:val="20"/>
         </w:rPr>
-        <w:t>ls</w:t>
+        <w:t>ni hello.txt</w:t>
       </w:r>
     </w:p>
     <w:p>
@@ -255,7 +238,7 @@
           <w:color w:val="222222"/>
           <w:sz w:val="20"/>
         </w:rPr>
-        <w:t>touch hello.txt</w:t>
+        <w:t>ls</w:t>
       </w:r>
     </w:p>
     <w:p>
@@ -270,7 +253,7 @@
           <w:color w:val="222222"/>
           <w:sz w:val="20"/>
         </w:rPr>
-        <w:t>ls</w:t>
+        <w:t>Remove-Item -Recurse practice-cli   # fails: you are inside practice-cli</w:t>
       </w:r>
     </w:p>
     <w:p>
@@ -300,7 +283,22 @@
           <w:color w:val="222222"/>
           <w:sz w:val="20"/>
         </w:rPr>
-        <w:t>rm -r practice-cli</w:t>
+        <w:t>Remove-Item -Recurse practice-cli   # works: you are now one level up</w:t>
+      </w:r>
+    </w:p>
+    <w:p>
+      <w:pPr>
+        <w:spacing w:after="0" w:before="0"/>
+        <w:ind w:left="360"/>
+        <w:shd w:val="clear" w:color="auto" w:fill="F4F4F4"/>
+      </w:pPr>
+      <w:r>
+        <w:rPr>
+          <w:rFonts w:ascii="Consolas" w:hAnsi="Consolas" w:cs="Consolas"/>
+          <w:color w:val="222222"/>
+          <w:sz w:val="20"/>
+        </w:rPr>
+        <w:t>ls</w:t>
       </w:r>
     </w:p>
     <w:p/>
@@ -315,7 +313,7 @@
           <w:i w:val="0"/>
           <w:sz w:val="22"/>
         </w:rPr>
-        <w:t>Nine lines, ten seconds of typing, and you have built and destroyed a complete project folder. Every real codebase, every cloud deployment, every Machine Learning (ML) experiment you will ever run starts with this exact sequence.</w:t>
+        <w:t>Ten lines, thirty seconds of typing, and you have built, failed to destroy, recovered, and destroyed a complete project folder. Every real codebase, every cloud deployment, every Machine Learning (ML) experiment you will ever run starts with a version of this exact sequence.</w:t>
       </w:r>
     </w:p>
     <w:p>
@@ -335,14 +333,6 @@
       <w:pPr>
         <w:spacing w:after="120"/>
       </w:pPr>
-      <w:r>
-        <w:rPr>
-          <w:rFonts w:ascii="Consolas" w:hAnsi="Consolas" w:cs="Consolas"/>
-          <w:color w:val="C7254E"/>
-          <w:sz w:val="20"/>
-        </w:rPr>
-        <w:t>mkdir</w:t>
-      </w:r>
       <w:r>
         <w:rPr>
           <w:rFonts w:ascii="Calibri" w:hAnsi="Calibri" w:cs="Calibri"/>
@@ -350,33 +340,15 @@
           <w:i w:val="0"/>
           <w:sz w:val="22"/>
         </w:rPr>
-        <w:t xml:space="preserve"> is short for "make directory." The name after it is the folder you are creating, and because the name has no leading slash the shell creates it inside the current directory. It is silent on success, loud on failure. If you see no output, the folder was made.</w:t>
-      </w:r>
-    </w:p>
-    <w:p>
-      <w:pPr>
-        <w:spacing w:before="160" w:after="40"/>
-      </w:pPr>
-      <w:r>
-        <w:rPr>
-          <w:rFonts w:ascii="Calibri" w:hAnsi="Calibri" w:cs="Calibri"/>
-          <w:b/>
-          <w:sz w:val="24"/>
-        </w:rPr>
-        <w:t>`touch` makes an empty file</w:t>
-      </w:r>
-    </w:p>
-    <w:p>
-      <w:pPr>
-        <w:spacing w:after="120"/>
-      </w:pPr>
+        <w:t xml:space="preserve">On PowerShell, </w:t>
+      </w:r>
       <w:r>
         <w:rPr>
           <w:rFonts w:ascii="Consolas" w:hAnsi="Consolas" w:cs="Consolas"/>
           <w:color w:val="C7254E"/>
           <w:sz w:val="20"/>
         </w:rPr>
-        <w:t>touch</w:t>
+        <w:t>mkdir</w:t>
       </w:r>
       <w:r>
         <w:rPr>
@@ -385,7 +357,7 @@
           <w:i w:val="0"/>
           <w:sz w:val="22"/>
         </w:rPr>
-        <w:t xml:space="preserve"> was originally designed to update a file's last-modified timestamp. Its useful side effect is that if the file does not exist, </w:t>
+        <w:t xml:space="preserve"> is an alias for </w:t>
       </w:r>
       <w:r>
         <w:rPr>
@@ -393,7 +365,7 @@
           <w:color w:val="C7254E"/>
           <w:sz w:val="20"/>
         </w:rPr>
-        <w:t>touch</w:t>
+        <w:t>New-Item -ItemType Directory</w:t>
       </w:r>
       <w:r>
         <w:rPr>
@@ -402,7 +374,7 @@
           <w:i w:val="0"/>
           <w:sz w:val="22"/>
         </w:rPr>
-        <w:t xml:space="preserve"> creates it, empty. Every professional I know uses </w:t>
+        <w:t xml:space="preserve"> and prints a confirmation line. On Bash, </w:t>
       </w:r>
       <w:r>
         <w:rPr>
@@ -410,7 +382,7 @@
           <w:color w:val="C7254E"/>
           <w:sz w:val="20"/>
         </w:rPr>
-        <w:t>touch</w:t>
+        <w:t>mkdir</w:t>
       </w:r>
       <w:r>
         <w:rPr>
@@ -419,16 +391,26 @@
           <w:i w:val="0"/>
           <w:sz w:val="22"/>
         </w:rPr>
-        <w:t xml:space="preserve"> as the one-keyword way to make a new empty file. There is a longer way involving redirection (</w:t>
-      </w:r>
-      <w:r>
-        <w:rPr>
-          <w:rFonts w:ascii="Consolas" w:hAnsi="Consolas" w:cs="Consolas"/>
-          <w:color w:val="C7254E"/>
-          <w:sz w:val="20"/>
-        </w:rPr>
-        <w:t>echo &gt; hello.txt</w:t>
-      </w:r>
+        <w:t xml:space="preserve"> is a separate program and is silent on success. Both create the folder inside the current directory when the name has no leading slash.</w:t>
+      </w:r>
+    </w:p>
+    <w:p>
+      <w:pPr>
+        <w:spacing w:before="160" w:after="40"/>
+      </w:pPr>
+      <w:r>
+        <w:rPr>
+          <w:rFonts w:ascii="Calibri" w:hAnsi="Calibri" w:cs="Calibri"/>
+          <w:b/>
+          <w:sz w:val="24"/>
+        </w:rPr>
+        <w:t>`ni` (or `touch`) makes an empty file</w:t>
+      </w:r>
+    </w:p>
+    <w:p>
+      <w:pPr>
+        <w:spacing w:after="120"/>
+      </w:pPr>
       <w:r>
         <w:rPr>
           <w:rFonts w:ascii="Calibri" w:hAnsi="Calibri" w:cs="Calibri"/>
@@ -436,7 +418,7 @@
           <w:i w:val="0"/>
           <w:sz w:val="22"/>
         </w:rPr>
-        <w:t xml:space="preserve">), but </w:t>
+        <w:t xml:space="preserve">PowerShell's </w:t>
       </w:r>
       <w:r>
         <w:rPr>
@@ -444,7 +426,7 @@
           <w:color w:val="C7254E"/>
           <w:sz w:val="20"/>
         </w:rPr>
-        <w:t>touch</w:t>
+        <w:t>ni</w:t>
       </w:r>
       <w:r>
         <w:rPr>
@@ -453,33 +435,15 @@
           <w:i w:val="0"/>
           <w:sz w:val="22"/>
         </w:rPr>
-        <w:t xml:space="preserve"> is shorter and more honest about what it does.</w:t>
-      </w:r>
-    </w:p>
-    <w:p>
-      <w:pPr>
-        <w:spacing w:before="160" w:after="40"/>
-      </w:pPr>
-      <w:r>
-        <w:rPr>
-          <w:rFonts w:ascii="Calibri" w:hAnsi="Calibri" w:cs="Calibri"/>
-          <w:b/>
-          <w:sz w:val="24"/>
-        </w:rPr>
-        <w:t>`rm -r` deletes a directory and everything in it</w:t>
-      </w:r>
-    </w:p>
-    <w:p>
-      <w:pPr>
-        <w:spacing w:after="120"/>
-      </w:pPr>
+        <w:t xml:space="preserve"> is a short alias for </w:t>
+      </w:r>
       <w:r>
         <w:rPr>
           <w:rFonts w:ascii="Consolas" w:hAnsi="Consolas" w:cs="Consolas"/>
           <w:color w:val="C7254E"/>
           <w:sz w:val="20"/>
         </w:rPr>
-        <w:t>rm</w:t>
+        <w:t>New-Item</w:t>
       </w:r>
       <w:r>
         <w:rPr>
@@ -488,7 +452,7 @@
           <w:i w:val="0"/>
           <w:sz w:val="22"/>
         </w:rPr>
-        <w:t xml:space="preserve"> means remove. The </w:t>
+        <w:t xml:space="preserve">. It creates an empty file when given a plain file name. Bash uses </w:t>
       </w:r>
       <w:r>
         <w:rPr>
@@ -496,7 +460,7 @@
           <w:color w:val="C7254E"/>
           <w:sz w:val="20"/>
         </w:rPr>
-        <w:t>-r</w:t>
+        <w:t>touch</w:t>
       </w:r>
       <w:r>
         <w:rPr>
@@ -505,85 +469,9 @@
           <w:i w:val="0"/>
           <w:sz w:val="22"/>
         </w:rPr>
-        <w:t xml:space="preserve"> flag is "recursive": walk into every sub-directory and remove every file on the way down, then remove the directories themselves, then remove the top-level directory you named. One command cleans up a whole project folder.</w:t>
+        <w:t>, which was originally designed to update a file's last-modified timestamp but which creates a file when the named file does not exist.</w:t>
       </w:r>
     </w:p>
-    <w:p>
-      <w:pPr>
-        <w:spacing w:after="0" w:before="0"/>
-        <w:ind w:left="360"/>
-        <w:shd w:val="clear" w:color="auto" w:fill="F4F4F4"/>
-      </w:pPr>
-      <w:r>
-        <w:rPr>
-          <w:rFonts w:ascii="Consolas" w:hAnsi="Consolas" w:cs="Consolas"/>
-          <w:color w:val="222222"/>
-          <w:sz w:val="20"/>
-        </w:rPr>
-        <w:t>$ ls</w:t>
-      </w:r>
-    </w:p>
-    <w:p>
-      <w:pPr>
-        <w:spacing w:after="0" w:before="0"/>
-        <w:ind w:left="360"/>
-        <w:shd w:val="clear" w:color="auto" w:fill="F4F4F4"/>
-      </w:pPr>
-      <w:r>
-        <w:rPr>
-          <w:rFonts w:ascii="Consolas" w:hAnsi="Consolas" w:cs="Consolas"/>
-          <w:color w:val="222222"/>
-          <w:sz w:val="20"/>
-        </w:rPr>
-        <w:t>Desktop  Documents  Downloads  practice-cli</w:t>
-      </w:r>
-    </w:p>
-    <w:p>
-      <w:pPr>
-        <w:spacing w:after="0" w:before="0"/>
-        <w:ind w:left="360"/>
-        <w:shd w:val="clear" w:color="auto" w:fill="F4F4F4"/>
-      </w:pPr>
-      <w:r>
-        <w:rPr>
-          <w:rFonts w:ascii="Consolas" w:hAnsi="Consolas" w:cs="Consolas"/>
-          <w:color w:val="222222"/>
-          <w:sz w:val="20"/>
-        </w:rPr>
-        <w:t>$ rm -r practice-cli</w:t>
-      </w:r>
-    </w:p>
-    <w:p>
-      <w:pPr>
-        <w:spacing w:after="0" w:before="0"/>
-        <w:ind w:left="360"/>
-        <w:shd w:val="clear" w:color="auto" w:fill="F4F4F4"/>
-      </w:pPr>
-      <w:r>
-        <w:rPr>
-          <w:rFonts w:ascii="Consolas" w:hAnsi="Consolas" w:cs="Consolas"/>
-          <w:color w:val="222222"/>
-          <w:sz w:val="20"/>
-        </w:rPr>
-        <w:t>$ ls</w:t>
-      </w:r>
-    </w:p>
-    <w:p>
-      <w:pPr>
-        <w:spacing w:after="0" w:before="0"/>
-        <w:ind w:left="360"/>
-        <w:shd w:val="clear" w:color="auto" w:fill="F4F4F4"/>
-      </w:pPr>
-      <w:r>
-        <w:rPr>
-          <w:rFonts w:ascii="Consolas" w:hAnsi="Consolas" w:cs="Consolas"/>
-          <w:color w:val="222222"/>
-          <w:sz w:val="20"/>
-        </w:rPr>
-        <w:t>Desktop  Documents  Downloads</w:t>
-      </w:r>
-    </w:p>
-    <w:p/>
     <w:p>
       <w:pPr>
         <w:spacing w:after="120"/>
@@ -595,7 +483,7 @@
           <w:i w:val="0"/>
           <w:sz w:val="22"/>
         </w:rPr>
-        <w:t xml:space="preserve">Read that carefully because it matters: </w:t>
+        <w:t xml:space="preserve">This is the one step where the Windows and the Unix worlds diverge. PowerShell does not ship a </w:t>
       </w:r>
       <w:r>
         <w:rPr>
@@ -603,7 +491,7 @@
           <w:color w:val="C7254E"/>
           <w:sz w:val="20"/>
         </w:rPr>
-        <w:t>rm -r</w:t>
+        <w:t>touch</w:t>
       </w:r>
       <w:r>
         <w:rPr>
@@ -612,7 +500,7 @@
           <w:i w:val="0"/>
           <w:sz w:val="22"/>
         </w:rPr>
-        <w:t xml:space="preserve"> does not move files to a recycle bin. It deletes them. On macOS and Linux the deletion is permanent unless your filesystem has snapshots. On Windows PowerShell the equivalent is </w:t>
+        <w:t xml:space="preserve"> command. If you have ever followed a Linux-style tutorial on Windows and seen </w:t>
       </w:r>
       <w:r>
         <w:rPr>
@@ -620,7 +508,7 @@
           <w:color w:val="C7254E"/>
           <w:sz w:val="20"/>
         </w:rPr>
-        <w:t>Remove-Item -Recurse</w:t>
+        <w:t>The term 'touch' is not recognized</w:t>
       </w:r>
       <w:r>
         <w:rPr>
@@ -629,7 +517,7 @@
           <w:i w:val="0"/>
           <w:sz w:val="22"/>
         </w:rPr>
-        <w:t xml:space="preserve">, which behaves the same way. The cost of being careless with </w:t>
+        <w:t xml:space="preserve">, this is the fix: on PowerShell, type </w:t>
       </w:r>
       <w:r>
         <w:rPr>
@@ -637,7 +525,7 @@
           <w:color w:val="C7254E"/>
           <w:sz w:val="20"/>
         </w:rPr>
-        <w:t>rm -r</w:t>
+        <w:t>ni hello.txt</w:t>
       </w:r>
       <w:r>
         <w:rPr>
@@ -646,13 +534,16 @@
           <w:i w:val="0"/>
           <w:sz w:val="22"/>
         </w:rPr>
-        <w:t xml:space="preserve"> is a project you cannot get back.</w:t>
-      </w:r>
-    </w:p>
-    <w:p>
-      <w:pPr>
-        <w:spacing w:after="120"/>
-      </w:pPr>
+        <w:t xml:space="preserve">. On Bash, type </w:t>
+      </w:r>
+      <w:r>
+        <w:rPr>
+          <w:rFonts w:ascii="Consolas" w:hAnsi="Consolas" w:cs="Consolas"/>
+          <w:color w:val="C7254E"/>
+          <w:sz w:val="20"/>
+        </w:rPr>
+        <w:t>touch hello.txt</w:t>
+      </w:r>
       <w:r>
         <w:rPr>
           <w:rFonts w:ascii="Calibri" w:hAnsi="Calibri" w:cs="Calibri"/>
@@ -660,16 +551,26 @@
           <w:i w:val="0"/>
           <w:sz w:val="22"/>
         </w:rPr>
-        <w:t xml:space="preserve">The mental habit that keeps you safe: never type </w:t>
-      </w:r>
-      <w:r>
-        <w:rPr>
-          <w:rFonts w:ascii="Consolas" w:hAnsi="Consolas" w:cs="Consolas"/>
-          <w:color w:val="C7254E"/>
-          <w:sz w:val="20"/>
-        </w:rPr>
-        <w:t>rm -r</w:t>
-      </w:r>
+        <w:t>. Same file on disk, two names for the verb.</w:t>
+      </w:r>
+    </w:p>
+    <w:p>
+      <w:pPr>
+        <w:spacing w:before="160" w:after="40"/>
+      </w:pPr>
+      <w:r>
+        <w:rPr>
+          <w:rFonts w:ascii="Calibri" w:hAnsi="Calibri" w:cs="Calibri"/>
+          <w:b/>
+          <w:sz w:val="24"/>
+        </w:rPr>
+        <w:t>The rule that step 7 teaches</w:t>
+      </w:r>
+    </w:p>
+    <w:p>
+      <w:pPr>
+        <w:spacing w:after="120"/>
+      </w:pPr>
       <w:r>
         <w:rPr>
           <w:rFonts w:ascii="Calibri" w:hAnsi="Calibri" w:cs="Calibri"/>
@@ -677,16 +578,44 @@
           <w:i w:val="0"/>
           <w:sz w:val="22"/>
         </w:rPr>
-        <w:t xml:space="preserve"> against a path you did not just create yourself, and always run </w:t>
-      </w:r>
+        <w:t>Read this carefully because it is the moment most new learners get stuck and give up.</w:t>
+      </w:r>
+    </w:p>
+    <w:p>
+      <w:pPr>
+        <w:spacing w:after="0" w:before="0"/>
+        <w:ind w:left="360"/>
+        <w:shd w:val="clear" w:color="auto" w:fill="F4F4F4"/>
+      </w:pPr>
       <w:r>
         <w:rPr>
           <w:rFonts w:ascii="Consolas" w:hAnsi="Consolas" w:cs="Consolas"/>
-          <w:color w:val="C7254E"/>
+          <w:color w:val="222222"/>
           <w:sz w:val="20"/>
         </w:rPr>
-        <w:t>ls</w:t>
-      </w:r>
+        <w:t>PS C:\Users\learner\practice-cli&gt; Remove-Item -Recurse practice-cli</w:t>
+      </w:r>
+    </w:p>
+    <w:p>
+      <w:pPr>
+        <w:spacing w:after="0" w:before="0"/>
+        <w:ind w:left="360"/>
+        <w:shd w:val="clear" w:color="auto" w:fill="F4F4F4"/>
+      </w:pPr>
+      <w:r>
+        <w:rPr>
+          <w:rFonts w:ascii="Consolas" w:hAnsi="Consolas" w:cs="Consolas"/>
+          <w:color w:val="222222"/>
+          <w:sz w:val="20"/>
+        </w:rPr>
+        <w:t>Remove-Item : Cannot find path 'C:\Users\learner\practice-cli\practice-cli' because it does not exist.</w:t>
+      </w:r>
+    </w:p>
+    <w:p/>
+    <w:p>
+      <w:pPr>
+        <w:spacing w:after="120"/>
+      </w:pPr>
       <w:r>
         <w:rPr>
           <w:rFonts w:ascii="Calibri" w:hAnsi="Calibri" w:cs="Calibri"/>
@@ -694,17 +623,195 @@
           <w:i w:val="0"/>
           <w:sz w:val="22"/>
         </w:rPr>
-        <w:t xml:space="preserve"> first to see what is actually there before you delete.</w:t>
+        <w:t xml:space="preserve">The path the shell tried to delete was </w:t>
+      </w:r>
+      <w:r>
+        <w:rPr>
+          <w:rFonts w:ascii="Consolas" w:hAnsi="Consolas" w:cs="Consolas"/>
+          <w:color w:val="C7254E"/>
+          <w:sz w:val="20"/>
+        </w:rPr>
+        <w:t>practice-cli\practice-cli</w:t>
+      </w:r>
+      <w:r>
+        <w:rPr>
+          <w:rFonts w:ascii="Calibri" w:hAnsi="Calibri" w:cs="Calibri"/>
+          <w:b w:val="0"/>
+          <w:i w:val="0"/>
+          <w:sz w:val="22"/>
+        </w:rPr>
+        <w:t xml:space="preserve">. That is </w:t>
+      </w:r>
+      <w:r>
+        <w:rPr>
+          <w:rFonts w:ascii="Consolas" w:hAnsi="Consolas" w:cs="Consolas"/>
+          <w:color w:val="C7254E"/>
+          <w:sz w:val="20"/>
+        </w:rPr>
+        <w:t>practice-cli</w:t>
+      </w:r>
+      <w:r>
+        <w:rPr>
+          <w:rFonts w:ascii="Calibri" w:hAnsi="Calibri" w:cs="Calibri"/>
+          <w:b w:val="0"/>
+          <w:i w:val="0"/>
+          <w:sz w:val="22"/>
+        </w:rPr>
+        <w:t xml:space="preserve"> *inside* </w:t>
+      </w:r>
+      <w:r>
+        <w:rPr>
+          <w:rFonts w:ascii="Consolas" w:hAnsi="Consolas" w:cs="Consolas"/>
+          <w:color w:val="C7254E"/>
+          <w:sz w:val="20"/>
+        </w:rPr>
+        <w:t>practice-cli</w:t>
+      </w:r>
+      <w:r>
+        <w:rPr>
+          <w:rFonts w:ascii="Calibri" w:hAnsi="Calibri" w:cs="Calibri"/>
+          <w:b w:val="0"/>
+          <w:i w:val="0"/>
+          <w:sz w:val="22"/>
+        </w:rPr>
+        <w:t xml:space="preserve">. You told the shell to find a folder named </w:t>
+      </w:r>
+      <w:r>
+        <w:rPr>
+          <w:rFonts w:ascii="Consolas" w:hAnsi="Consolas" w:cs="Consolas"/>
+          <w:color w:val="C7254E"/>
+          <w:sz w:val="20"/>
+        </w:rPr>
+        <w:t>practice-cli</w:t>
+      </w:r>
+      <w:r>
+        <w:rPr>
+          <w:rFonts w:ascii="Calibri" w:hAnsi="Calibri" w:cs="Calibri"/>
+          <w:b w:val="0"/>
+          <w:i w:val="0"/>
+          <w:sz w:val="22"/>
+        </w:rPr>
+        <w:t xml:space="preserve"> starting from the current working directory and remove it. The current working directory was already </w:t>
+      </w:r>
+      <w:r>
+        <w:rPr>
+          <w:rFonts w:ascii="Consolas" w:hAnsi="Consolas" w:cs="Consolas"/>
+          <w:color w:val="C7254E"/>
+          <w:sz w:val="20"/>
+        </w:rPr>
+        <w:t>practice-cli</w:t>
+      </w:r>
+      <w:r>
+        <w:rPr>
+          <w:rFonts w:ascii="Calibri" w:hAnsi="Calibri" w:cs="Calibri"/>
+          <w:b w:val="0"/>
+          <w:i w:val="0"/>
+          <w:sz w:val="22"/>
+        </w:rPr>
+        <w:t>, so the shell appended the name you passed and looked one level deeper. Nothing was there, so the shell reported a path-not-found error.</w:t>
       </w:r>
     </w:p>
     <w:p>
       <w:pPr>
+        <w:spacing w:after="120"/>
+      </w:pPr>
+      <w:r>
+        <w:rPr>
+          <w:rFonts w:ascii="Calibri" w:hAnsi="Calibri" w:cs="Calibri"/>
+          <w:b w:val="0"/>
+          <w:i w:val="0"/>
+          <w:sz w:val="22"/>
+        </w:rPr>
+        <w:t>The rule: you cannot remove the directory you are currently standing in by its name. The shell resolves a bare name against the current directory, and if the current directory is already the folder you are naming, the resolved target does not exist.</w:t>
+      </w:r>
+    </w:p>
+    <w:p>
+      <w:pPr>
+        <w:spacing w:after="120"/>
+      </w:pPr>
+      <w:r>
+        <w:rPr>
+          <w:rFonts w:ascii="Calibri" w:hAnsi="Calibri" w:cs="Calibri"/>
+          <w:b w:val="0"/>
+          <w:i w:val="0"/>
+          <w:sz w:val="22"/>
+        </w:rPr>
+        <w:t xml:space="preserve">The fix is one command: </w:t>
+      </w:r>
+      <w:r>
+        <w:rPr>
+          <w:rFonts w:ascii="Consolas" w:hAnsi="Consolas" w:cs="Consolas"/>
+          <w:color w:val="C7254E"/>
+          <w:sz w:val="20"/>
+        </w:rPr>
+        <w:t>cd ..</w:t>
+      </w:r>
+      <w:r>
+        <w:rPr>
+          <w:rFonts w:ascii="Calibri" w:hAnsi="Calibri" w:cs="Calibri"/>
+          <w:b w:val="0"/>
+          <w:i w:val="0"/>
+          <w:sz w:val="22"/>
+        </w:rPr>
+        <w:t>. Step up one level and the name resolves correctly. Retry the delete and it works.</w:t>
+      </w:r>
+    </w:p>
+    <w:p>
+      <w:pPr>
+        <w:spacing w:after="120"/>
+      </w:pPr>
+      <w:r>
+        <w:rPr>
+          <w:rFonts w:ascii="Calibri" w:hAnsi="Calibri" w:cs="Calibri"/>
+          <w:b w:val="0"/>
+          <w:i w:val="0"/>
+          <w:sz w:val="22"/>
+        </w:rPr>
+        <w:t xml:space="preserve">This same rule applies in Bash. The error message is shorter and the command is </w:t>
+      </w:r>
+      <w:r>
+        <w:rPr>
+          <w:rFonts w:ascii="Consolas" w:hAnsi="Consolas" w:cs="Consolas"/>
+          <w:color w:val="C7254E"/>
+          <w:sz w:val="20"/>
+        </w:rPr>
+        <w:t>rm -r practice-cli</w:t>
+      </w:r>
+      <w:r>
+        <w:rPr>
+          <w:rFonts w:ascii="Calibri" w:hAnsi="Calibri" w:cs="Calibri"/>
+          <w:b w:val="0"/>
+          <w:i w:val="0"/>
+          <w:sz w:val="22"/>
+        </w:rPr>
+        <w:t xml:space="preserve"> instead of </w:t>
+      </w:r>
+      <w:r>
+        <w:rPr>
+          <w:rFonts w:ascii="Consolas" w:hAnsi="Consolas" w:cs="Consolas"/>
+          <w:color w:val="C7254E"/>
+          <w:sz w:val="20"/>
+        </w:rPr>
+        <w:t>Remove-Item -Recurse practice-cli</w:t>
+      </w:r>
+      <w:r>
+        <w:rPr>
+          <w:rFonts w:ascii="Calibri" w:hAnsi="Calibri" w:cs="Calibri"/>
+          <w:b w:val="0"/>
+          <w:i w:val="0"/>
+          <w:sz w:val="22"/>
+        </w:rPr>
+        <w:t>, but the rule is identical. Every shell on every operating system enforces it the same way.</w:t>
+      </w:r>
+    </w:p>
+    <w:p>
+      <w:pPr>
         <w:jc w:val="center"/>
       </w:pPr>
       <w:r>
         <w:drawing>
           <wp:inline xmlns:a="http://schemas.openxmlformats.org/drawingml/2006/main" xmlns:pic="http://schemas.openxmlformats.org/drawingml/2006/picture">
-            <wp:extent cx="5486400" cy="3111573"/>
+            <wp:extent cx="5486400" cy="3331029"/>
             <wp:docPr id="2" name="Picture 2"/>
             <wp:cNvGraphicFramePr>
               <a:graphicFrameLocks noChangeAspect="1"/>
@@ -725,7 +832,7 @@
                   <pic:spPr>
                     <a:xfrm>
                       <a:off x="0" y="0"/>
-                      <a:ext cx="5486400" cy="3111573"/>
+                      <a:ext cx="5486400" cy="3331029"/>
                     </a:xfrm>
                     <a:prstGeom prst="rect"/>
                   </pic:spPr>
@@ -746,7 +853,7 @@
           <w:color w:val="555555"/>
           <w:sz w:val="18"/>
         </w:rPr>
-        <w:t>Side-by-side static panel of the nine capstone exchanges in Bash (left) and PowerShell (right)</w:t>
+        <w:t>Side-by-side static panel of the ten capstone exchanges. PowerShell on the left, Bash on the right, step 7 shown in red as the failed attempt from inside the directory</w:t>
       </w:r>
     </w:p>
     <w:p>
@@ -773,7 +880,7 @@
           <w:i w:val="0"/>
           <w:sz w:val="22"/>
         </w:rPr>
-        <w:t>Two verbs create. One verb destroys. Three verbs observe and move. That is the complete vocabulary for reshaping a file tree from a Command-Line Interface (CLI), and every tool you will ever install on top (Git, Docker, Terraform, the cloud command-line tools) assumes you already have this vocabulary.</w:t>
+        <w:t>Two verbs create. One verb destroys. Three verbs observe and move. That is the complete vocabulary for reshaping a file tree from the CLI.</w:t>
       </w:r>
     </w:p>
     <w:p>
@@ -814,7 +921,7 @@
           <w:color w:val="C7254E"/>
           <w:sz w:val="20"/>
         </w:rPr>
-        <w:t>touch</w:t>
+        <w:t>ni</w:t>
       </w:r>
       <w:r>
         <w:rPr>
@@ -823,15 +930,7 @@
           <w:i w:val="0"/>
           <w:sz w:val="22"/>
         </w:rPr>
-        <w:t xml:space="preserve"> creates a file</w:t>
-      </w:r>
-    </w:p>
-    <w:p>
-      <w:pPr>
-        <w:ind w:left="360"/>
-      </w:pPr>
-      <w:r>
-        <w:t xml:space="preserve">•  </w:t>
+        <w:t xml:space="preserve"> / </w:t>
       </w:r>
       <w:r>
         <w:rPr>
@@ -839,7 +938,7 @@
           <w:color w:val="C7254E"/>
           <w:sz w:val="20"/>
         </w:rPr>
-        <w:t>rm -r</w:t>
+        <w:t>touch</w:t>
       </w:r>
       <w:r>
         <w:rPr>
@@ -848,7 +947,7 @@
           <w:i w:val="0"/>
           <w:sz w:val="22"/>
         </w:rPr>
-        <w:t xml:space="preserve"> removes a directory and everything in it</w:t>
+        <w:t xml:space="preserve"> creates a file</w:t>
       </w:r>
     </w:p>
     <w:p>
@@ -864,7 +963,7 @@
           <w:color w:val="C7254E"/>
           <w:sz w:val="20"/>
         </w:rPr>
-        <w:t>pwd</w:t>
+        <w:t>Remove-Item -Recurse</w:t>
       </w:r>
       <w:r>
         <w:rPr>
@@ -873,15 +972,7 @@
           <w:i w:val="0"/>
           <w:sz w:val="22"/>
         </w:rPr>
-        <w:t xml:space="preserve"> reports where you are standing</w:t>
-      </w:r>
-    </w:p>
-    <w:p>
-      <w:pPr>
-        <w:ind w:left="360"/>
-      </w:pPr>
-      <w:r>
-        <w:t xml:space="preserve">•  </w:t>
+        <w:t xml:space="preserve"> / </w:t>
       </w:r>
       <w:r>
         <w:rPr>
@@ -889,7 +980,7 @@
           <w:color w:val="C7254E"/>
           <w:sz w:val="20"/>
         </w:rPr>
-        <w:t>ls</w:t>
+        <w:t>rm -r</w:t>
       </w:r>
       <w:r>
         <w:rPr>
@@ -898,7 +989,7 @@
           <w:i w:val="0"/>
           <w:sz w:val="22"/>
         </w:rPr>
-        <w:t xml:space="preserve"> reports what is here</w:t>
+        <w:t xml:space="preserve"> removes a directory and everything in it</w:t>
       </w:r>
     </w:p>
     <w:p>
@@ -914,7 +1005,7 @@
           <w:color w:val="C7254E"/>
           <w:sz w:val="20"/>
         </w:rPr>
-        <w:t>cd</w:t>
+        <w:t>pwd</w:t>
       </w:r>
       <w:r>
         <w:rPr>
@@ -923,13 +1014,24 @@
           <w:i w:val="0"/>
           <w:sz w:val="22"/>
         </w:rPr>
-        <w:t xml:space="preserve"> walks you somewhere else</w:t>
+        <w:t xml:space="preserve"> reports where you are standing</w:t>
       </w:r>
     </w:p>
     <w:p>
       <w:pPr>
-        <w:spacing w:after="120"/>
-      </w:pPr>
+        <w:ind w:left="360"/>
+      </w:pPr>
+      <w:r>
+        <w:t xml:space="preserve">•  </w:t>
+      </w:r>
+      <w:r>
+        <w:rPr>
+          <w:rFonts w:ascii="Consolas" w:hAnsi="Consolas" w:cs="Consolas"/>
+          <w:color w:val="C7254E"/>
+          <w:sz w:val="20"/>
+        </w:rPr>
+        <w:t>ls</w:t>
+      </w:r>
       <w:r>
         <w:rPr>
           <w:rFonts w:ascii="Calibri" w:hAnsi="Calibri" w:cs="Calibri"/>
@@ -937,33 +1039,23 @@
           <w:i w:val="0"/>
           <w:sz w:val="22"/>
         </w:rPr>
-        <w:t>Six commands. One keystroke of difference between the destroy verb and a mistake you cannot take back. This is why serious command-line users develop the habit of reading the line before they press enter.</w:t>
+        <w:t xml:space="preserve"> reports what is here</w:t>
       </w:r>
     </w:p>
     <w:p>
       <w:pPr>
-        <w:spacing w:before="160" w:after="40"/>
-      </w:pPr>
-      <w:r>
-        <w:rPr>
-          <w:rFonts w:ascii="Calibri" w:hAnsi="Calibri" w:cs="Calibri"/>
-          <w:b/>
-          <w:sz w:val="24"/>
-        </w:rPr>
-        <w:t>Windows PowerShell uses the same words</w:t>
-      </w:r>
-    </w:p>
-    <w:p>
-      <w:pPr>
-        <w:spacing w:after="120"/>
-      </w:pPr>
+        <w:ind w:left="360"/>
+      </w:pPr>
+      <w:r>
+        <w:t xml:space="preserve">•  </w:t>
+      </w:r>
       <w:r>
         <w:rPr>
           <w:rFonts w:ascii="Consolas" w:hAnsi="Consolas" w:cs="Consolas"/>
           <w:color w:val="C7254E"/>
           <w:sz w:val="20"/>
         </w:rPr>
-        <w:t>mkdir practice-cli</w:t>
+        <w:t>cd</w:t>
       </w:r>
       <w:r>
         <w:rPr>
@@ -972,16 +1064,13 @@
           <w:i w:val="0"/>
           <w:sz w:val="22"/>
         </w:rPr>
-        <w:t xml:space="preserve">, </w:t>
-      </w:r>
-      <w:r>
-        <w:rPr>
-          <w:rFonts w:ascii="Consolas" w:hAnsi="Consolas" w:cs="Consolas"/>
-          <w:color w:val="C7254E"/>
-          <w:sz w:val="20"/>
-        </w:rPr>
-        <w:t>cd practice-cli</w:t>
-      </w:r>
+        <w:t xml:space="preserve"> walks you somewhere else</w:t>
+      </w:r>
+    </w:p>
+    <w:p>
+      <w:pPr>
+        <w:spacing w:after="120"/>
+      </w:pPr>
       <w:r>
         <w:rPr>
           <w:rFonts w:ascii="Calibri" w:hAnsi="Calibri" w:cs="Calibri"/>
@@ -989,7 +1078,7 @@
           <w:i w:val="0"/>
           <w:sz w:val="22"/>
         </w:rPr>
-        <w:t xml:space="preserve">, </w:t>
+        <w:t>Six commands. One rule about the current working directory. One keystroke of difference (</w:t>
       </w:r>
       <w:r>
         <w:rPr>
@@ -997,7 +1086,7 @@
           <w:color w:val="C7254E"/>
           <w:sz w:val="20"/>
         </w:rPr>
-        <w:t>cd ..</w:t>
+        <w:t>-r</w:t>
       </w:r>
       <w:r>
         <w:rPr>
@@ -1006,7 +1095,7 @@
           <w:i w:val="0"/>
           <w:sz w:val="22"/>
         </w:rPr>
-        <w:t xml:space="preserve">, </w:t>
+        <w:t xml:space="preserve">) between the destroy verb and a mistake you cannot take back. This is why serious command-line users develop the habit of running </w:t>
       </w:r>
       <w:r>
         <w:rPr>
@@ -1014,7 +1103,7 @@
           <w:color w:val="C7254E"/>
           <w:sz w:val="20"/>
         </w:rPr>
-        <w:t>rm -r practice-cli</w:t>
+        <w:t>pwd</w:t>
       </w:r>
       <w:r>
         <w:rPr>
@@ -1023,7 +1112,7 @@
           <w:i w:val="0"/>
           <w:sz w:val="22"/>
         </w:rPr>
-        <w:t xml:space="preserve"> all work on Windows PowerShell with identical behavior. The only swap is the </w:t>
+        <w:t xml:space="preserve"> and </w:t>
       </w:r>
       <w:r>
         <w:rPr>
@@ -1031,7 +1120,7 @@
           <w:color w:val="C7254E"/>
           <w:sz w:val="20"/>
         </w:rPr>
-        <w:t>touch</w:t>
+        <w:t>ls</w:t>
       </w:r>
       <w:r>
         <w:rPr>
@@ -1040,16 +1129,26 @@
           <w:i w:val="0"/>
           <w:sz w:val="22"/>
         </w:rPr>
-        <w:t xml:space="preserve"> step: PowerShell does not have </w:t>
-      </w:r>
-      <w:r>
-        <w:rPr>
-          <w:rFonts w:ascii="Consolas" w:hAnsi="Consolas" w:cs="Consolas"/>
-          <w:color w:val="C7254E"/>
-          <w:sz w:val="20"/>
-        </w:rPr>
-        <w:t>touch</w:t>
-      </w:r>
+        <w:t xml:space="preserve"> before any delete, and of reading the line carefully before they press enter.</w:t>
+      </w:r>
+    </w:p>
+    <w:p>
+      <w:pPr>
+        <w:spacing w:before="160" w:after="40"/>
+      </w:pPr>
+      <w:r>
+        <w:rPr>
+          <w:rFonts w:ascii="Calibri" w:hAnsi="Calibri" w:cs="Calibri"/>
+          <w:b/>
+          <w:sz w:val="24"/>
+        </w:rPr>
+        <w:t>Why PowerShell is the primary example in this curriculum now</w:t>
+      </w:r>
+    </w:p>
+    <w:p>
+      <w:pPr>
+        <w:spacing w:after="120"/>
+      </w:pPr>
       <w:r>
         <w:rPr>
           <w:rFonts w:ascii="Calibri" w:hAnsi="Calibri" w:cs="Calibri"/>
@@ -1057,16 +1156,13 @@
           <w:i w:val="0"/>
           <w:sz w:val="22"/>
         </w:rPr>
-        <w:t xml:space="preserve"> by default, but it has </w:t>
-      </w:r>
-      <w:r>
-        <w:rPr>
-          <w:rFonts w:ascii="Consolas" w:hAnsi="Consolas" w:cs="Consolas"/>
-          <w:color w:val="C7254E"/>
-          <w:sz w:val="20"/>
-        </w:rPr>
-        <w:t>New-Item hello.txt</w:t>
-      </w:r>
+        <w:t>Earlier in this curriculum I led every terminal example with Bash and treated PowerShell as the alternate. I changed that after writing the first version of this lesson: I followed my own instructions on my own Windows 11 laptop, hit the "touch not recognized" error and then the "cannot remove path" error, and realized my own curriculum had quietly assumed a macOS or Linux setup. The reader on Windows was being asked to translate two commands per step and to guess why the third one errored.</w:t>
+      </w:r>
+    </w:p>
+    <w:p>
+      <w:pPr>
+        <w:spacing w:after="120"/>
+      </w:pPr>
       <w:r>
         <w:rPr>
           <w:rFonts w:ascii="Calibri" w:hAnsi="Calibri" w:cs="Calibri"/>
@@ -1074,16 +1170,26 @@
           <w:i w:val="0"/>
           <w:sz w:val="22"/>
         </w:rPr>
-        <w:t xml:space="preserve"> (or the shorter alias </w:t>
-      </w:r>
-      <w:r>
-        <w:rPr>
-          <w:rFonts w:ascii="Consolas" w:hAnsi="Consolas" w:cs="Consolas"/>
-          <w:color w:val="C7254E"/>
-          <w:sz w:val="20"/>
-        </w:rPr>
-        <w:t>ni hello.txt</w:t>
-      </w:r>
+        <w:t>Going forward, PowerShell on Windows 11 is the primary shell in every lesson that uses a terminal. Bash on macOS, Linux, and Windows Subsystem for Linux (WSL) is the alternate. The capstone image now puts PowerShell on the left and Bash on the right for exactly this reason. If you are on macOS or Linux, follow the Bash column. If you are on Windows, follow the PowerShell column. Neither one is "secondary" in the sense of being unsupported. Both are correct.</w:t>
+      </w:r>
+    </w:p>
+    <w:p>
+      <w:pPr>
+        <w:spacing w:before="160" w:after="40"/>
+      </w:pPr>
+      <w:r>
+        <w:rPr>
+          <w:rFonts w:ascii="Calibri" w:hAnsi="Calibri" w:cs="Calibri"/>
+          <w:b/>
+          <w:sz w:val="24"/>
+        </w:rPr>
+        <w:t>What finishing week one actually gives you</w:t>
+      </w:r>
+    </w:p>
+    <w:p>
+      <w:pPr>
+        <w:spacing w:after="120"/>
+      </w:pPr>
       <w:r>
         <w:rPr>
           <w:rFonts w:ascii="Calibri" w:hAnsi="Calibri" w:cs="Calibri"/>
@@ -1091,16 +1197,13 @@
           <w:i w:val="0"/>
           <w:sz w:val="22"/>
         </w:rPr>
-        <w:t xml:space="preserve">), which creates an empty file the same way. If you are on Windows, write </w:t>
-      </w:r>
-      <w:r>
-        <w:rPr>
-          <w:rFonts w:ascii="Consolas" w:hAnsi="Consolas" w:cs="Consolas"/>
-          <w:color w:val="C7254E"/>
-          <w:sz w:val="20"/>
-        </w:rPr>
-        <w:t>ni hello.txt</w:t>
-      </w:r>
+        <w:t>Seven days ago this curriculum started with opening a terminal. Today you can create a project folder, put files in it, navigate around, hit the one rule about the current working directory, recover from it, and clean up after yourself. That is the full floor of every technical job I have ever done, on Windows or macOS or Linux. Everything the next 164 lessons teach, starting tomorrow with reading files, runs on top of the thirty seconds of typing you just learned.</w:t>
+      </w:r>
+    </w:p>
+    <w:p>
+      <w:pPr>
+        <w:spacing w:after="120"/>
+      </w:pPr>
       <w:r>
         <w:rPr>
           <w:rFonts w:ascii="Calibri" w:hAnsi="Calibri" w:cs="Calibri"/>
@@ -1108,7 +1211,7 @@
           <w:i w:val="0"/>
           <w:sz w:val="22"/>
         </w:rPr>
-        <w:t xml:space="preserve"> anywhere you see </w:t>
+        <w:t xml:space="preserve">The thing that trips most people up is not any individual command. It is not believing the error message literally. The shell never lies about which path it tried to resolve. When it says </w:t>
       </w:r>
       <w:r>
         <w:rPr>
@@ -1116,7 +1219,7 @@
           <w:color w:val="C7254E"/>
           <w:sz w:val="20"/>
         </w:rPr>
-        <w:t>touch hello.txt</w:t>
+        <w:t>Cannot find path 'C:\Users\learner\practice-cli\practice-cli'</w:t>
       </w:r>
       <w:r>
         <w:rPr>
@@ -1125,26 +1228,16 @@
           <w:i w:val="0"/>
           <w:sz w:val="22"/>
         </w:rPr>
-        <w:t xml:space="preserve"> in this curriculum and the rest reads the same.</w:t>
-      </w:r>
-    </w:p>
-    <w:p>
-      <w:pPr>
-        <w:spacing w:before="160" w:after="40"/>
-      </w:pPr>
-      <w:r>
-        <w:rPr>
-          <w:rFonts w:ascii="Calibri" w:hAnsi="Calibri" w:cs="Calibri"/>
-          <w:b/>
-          <w:sz w:val="24"/>
-        </w:rPr>
-        <w:t>What finishing week one actually gives you</w:t>
-      </w:r>
-    </w:p>
-    <w:p>
-      <w:pPr>
-        <w:spacing w:after="120"/>
-      </w:pPr>
+        <w:t xml:space="preserve">, that is the path it literally tried. Read the error, compare it to your current working directory, and the fix is almost always a </w:t>
+      </w:r>
+      <w:r>
+        <w:rPr>
+          <w:rFonts w:ascii="Consolas" w:hAnsi="Consolas" w:cs="Consolas"/>
+          <w:color w:val="C7254E"/>
+          <w:sz w:val="20"/>
+        </w:rPr>
+        <w:t>cd</w:t>
+      </w:r>
       <w:r>
         <w:rPr>
           <w:rFonts w:ascii="Calibri" w:hAnsi="Calibri" w:cs="Calibri"/>
@@ -1152,7 +1245,20 @@
           <w:i w:val="0"/>
           <w:sz w:val="22"/>
         </w:rPr>
-        <w:t>Seven days ago this curriculum started with opening a terminal. Today you can create a project folder, put files in it, navigate around, and clean up after yourself, on any operating system (OS) a professional will ever hand you. That is the full floor of every technical job I have ever done. Everything the next 164 lessons teach, starting tomorrow with reading files, runs on top of the ten seconds of typing you just learned.</w:t>
+        <w:t xml:space="preserve"> move away.</w:t>
+      </w:r>
+    </w:p>
+    <w:p>
+      <w:pPr>
+        <w:spacing w:before="160" w:after="40"/>
+      </w:pPr>
+      <w:r>
+        <w:rPr>
+          <w:rFonts w:ascii="Calibri" w:hAnsi="Calibri" w:cs="Calibri"/>
+          <w:b/>
+          <w:sz w:val="24"/>
+        </w:rPr>
+        <w:t>The verification</w:t>
       </w:r>
     </w:p>
     <w:p>
@@ -1166,7 +1272,7 @@
           <w:i w:val="0"/>
           <w:sz w:val="22"/>
         </w:rPr>
-        <w:t xml:space="preserve">The thing that trips most people up is not any individual command. It is not believing that the command actually worked, because the shell does not say anything back. Silent success is the shell's default, and it takes a few rounds of </w:t>
+        <w:t xml:space="preserve">After running the ten-line sequence, </w:t>
       </w:r>
       <w:r>
         <w:rPr>
@@ -1174,7 +1280,7 @@
           <w:color w:val="C7254E"/>
           <w:sz w:val="20"/>
         </w:rPr>
-        <w:t>mkdir</w:t>
+        <w:t>ls</w:t>
       </w:r>
       <w:r>
         <w:rPr>
@@ -1183,7 +1289,7 @@
           <w:i w:val="0"/>
           <w:sz w:val="22"/>
         </w:rPr>
-        <w:t xml:space="preserve">, </w:t>
+        <w:t xml:space="preserve"> in your home directory should show the same folders it showed at the start. No </w:t>
       </w:r>
       <w:r>
         <w:rPr>
@@ -1191,7 +1297,7 @@
           <w:color w:val="C7254E"/>
           <w:sz w:val="20"/>
         </w:rPr>
-        <w:t>ls</w:t>
+        <w:t>practice-cli</w:t>
       </w:r>
       <w:r>
         <w:rPr>
@@ -1200,7 +1306,7 @@
           <w:i w:val="0"/>
           <w:sz w:val="22"/>
         </w:rPr>
-        <w:t xml:space="preserve">, </w:t>
+        <w:t xml:space="preserve">, no </w:t>
       </w:r>
       <w:r>
         <w:rPr>
@@ -1208,7 +1314,7 @@
           <w:color w:val="C7254E"/>
           <w:sz w:val="20"/>
         </w:rPr>
-        <w:t>mkdir</w:t>
+        <w:t>hello.txt</w:t>
       </w:r>
       <w:r>
         <w:rPr>
@@ -1217,7 +1323,7 @@
           <w:i w:val="0"/>
           <w:sz w:val="22"/>
         </w:rPr>
-        <w:t xml:space="preserve">, </w:t>
+        <w:t xml:space="preserve">. If something extra is still there, step out to home with </w:t>
       </w:r>
       <w:r>
         <w:rPr>
@@ -1225,7 +1331,7 @@
           <w:color w:val="C7254E"/>
           <w:sz w:val="20"/>
         </w:rPr>
-        <w:t>ls</w:t>
+        <w:t>cd ~</w:t>
       </w:r>
       <w:r>
         <w:rPr>
@@ -1234,26 +1340,16 @@
           <w:i w:val="0"/>
           <w:sz w:val="22"/>
         </w:rPr>
-        <w:t xml:space="preserve"> before the silence stops feeling like failure. Run the sequence twice today. The second time will feel different.</w:t>
-      </w:r>
-    </w:p>
-    <w:p>
-      <w:pPr>
-        <w:spacing w:before="160" w:after="40"/>
-      </w:pPr>
-      <w:r>
-        <w:rPr>
-          <w:rFonts w:ascii="Calibri" w:hAnsi="Calibri" w:cs="Calibri"/>
-          <w:b/>
-          <w:sz w:val="24"/>
-        </w:rPr>
-        <w:t>The verification</w:t>
-      </w:r>
-    </w:p>
-    <w:p>
-      <w:pPr>
-        <w:spacing w:after="120"/>
-      </w:pPr>
+        <w:t xml:space="preserve"> and run </w:t>
+      </w:r>
+      <w:r>
+        <w:rPr>
+          <w:rFonts w:ascii="Consolas" w:hAnsi="Consolas" w:cs="Consolas"/>
+          <w:color w:val="C7254E"/>
+          <w:sz w:val="20"/>
+        </w:rPr>
+        <w:t>Remove-Item -Recurse &lt;name&gt;</w:t>
+      </w:r>
       <w:r>
         <w:rPr>
           <w:rFonts w:ascii="Calibri" w:hAnsi="Calibri" w:cs="Calibri"/>
@@ -1261,7 +1357,7 @@
           <w:i w:val="0"/>
           <w:sz w:val="22"/>
         </w:rPr>
-        <w:t xml:space="preserve">After running the nine-line sequence, </w:t>
+        <w:t xml:space="preserve"> (PowerShell) or </w:t>
       </w:r>
       <w:r>
         <w:rPr>
@@ -1269,7 +1365,7 @@
           <w:color w:val="C7254E"/>
           <w:sz w:val="20"/>
         </w:rPr>
-        <w:t>ls</w:t>
+        <w:t>rm -r &lt;name&gt;</w:t>
       </w:r>
       <w:r>
         <w:rPr>
@@ -1278,16 +1374,13 @@
           <w:i w:val="0"/>
           <w:sz w:val="22"/>
         </w:rPr>
-        <w:t xml:space="preserve"> in your home directory should show the same folders it showed at the start. No </w:t>
-      </w:r>
-      <w:r>
-        <w:rPr>
-          <w:rFonts w:ascii="Consolas" w:hAnsi="Consolas" w:cs="Consolas"/>
-          <w:color w:val="C7254E"/>
-          <w:sz w:val="20"/>
-        </w:rPr>
-        <w:t>practice-cli</w:t>
-      </w:r>
+        <w:t xml:space="preserve"> (Bash) on whatever leftover folder you see.</w:t>
+      </w:r>
+    </w:p>
+    <w:p>
+      <w:pPr>
+        <w:spacing w:after="120"/>
+      </w:pPr>
       <w:r>
         <w:rPr>
           <w:rFonts w:ascii="Calibri" w:hAnsi="Calibri" w:cs="Calibri"/>
@@ -1295,7 +1388,7 @@
           <w:i w:val="0"/>
           <w:sz w:val="22"/>
         </w:rPr>
-        <w:t xml:space="preserve">, no </w:t>
+        <w:t xml:space="preserve">Full lesson with the </w:t>
       </w:r>
       <w:r>
         <w:rPr>
@@ -1303,7 +1396,7 @@
           <w:color w:val="C7254E"/>
           <w:sz w:val="20"/>
         </w:rPr>
-        <w:t>hello.txt</w:t>
+        <w:t>mkdir -Force</w:t>
       </w:r>
       <w:r>
         <w:rPr>
@@ -1312,7 +1405,7 @@
           <w:i w:val="0"/>
           <w:sz w:val="22"/>
         </w:rPr>
-        <w:t xml:space="preserve">. If something extra is still there, </w:t>
+        <w:t xml:space="preserve"> (PowerShell) and </w:t>
       </w:r>
       <w:r>
         <w:rPr>
@@ -1320,7 +1413,7 @@
           <w:color w:val="C7254E"/>
           <w:sz w:val="20"/>
         </w:rPr>
-        <w:t>rm -r &lt;name&gt;</w:t>
+        <w:t>mkdir -p</w:t>
       </w:r>
       <w:r>
         <w:rPr>
@@ -1329,16 +1422,13 @@
           <w:i w:val="0"/>
           <w:sz w:val="22"/>
         </w:rPr>
-        <w:t xml:space="preserve"> it and run </w:t>
-      </w:r>
-      <w:r>
-        <w:rPr>
-          <w:rFonts w:ascii="Consolas" w:hAnsi="Consolas" w:cs="Consolas"/>
-          <w:color w:val="C7254E"/>
-          <w:sz w:val="20"/>
-        </w:rPr>
-        <w:t>ls</w:t>
-      </w:r>
+        <w:t xml:space="preserve"> (Bash) nested-directory extension and the full set of failure modes: https://github.com/AriesEmber/Principal-AI-Architect-Curriculum/blob/main/modules/M01-first-contact-with-the-terminal/lessons/L-007-make-and-remove-directories-capstone.md</w:t>
+      </w:r>
+    </w:p>
+    <w:p>
+      <w:pPr>
+        <w:spacing w:after="120"/>
+      </w:pPr>
       <w:r>
         <w:rPr>
           <w:rFonts w:ascii="Calibri" w:hAnsi="Calibri" w:cs="Calibri"/>
@@ -1346,13 +1436,16 @@
           <w:i w:val="0"/>
           <w:sz w:val="22"/>
         </w:rPr>
-        <w:t xml:space="preserve"> again until the directory is clean.</w:t>
-      </w:r>
-    </w:p>
-    <w:p>
-      <w:pPr>
-        <w:spacing w:after="120"/>
-      </w:pPr>
+        <w:t xml:space="preserve">Tomorrow: </w:t>
+      </w:r>
+      <w:r>
+        <w:rPr>
+          <w:rFonts w:ascii="Consolas" w:hAnsi="Consolas" w:cs="Consolas"/>
+          <w:color w:val="C7254E"/>
+          <w:sz w:val="20"/>
+        </w:rPr>
+        <w:t>cat</w:t>
+      </w:r>
       <w:r>
         <w:rPr>
           <w:rFonts w:ascii="Calibri" w:hAnsi="Calibri" w:cs="Calibri"/>
@@ -1360,7 +1453,7 @@
           <w:i w:val="0"/>
           <w:sz w:val="22"/>
         </w:rPr>
-        <w:t xml:space="preserve">Full lesson with the </w:t>
+        <w:t xml:space="preserve"> and </w:t>
       </w:r>
       <w:r>
         <w:rPr>
@@ -1368,7 +1461,7 @@
           <w:color w:val="C7254E"/>
           <w:sz w:val="20"/>
         </w:rPr>
-        <w:t>mkdir -p</w:t>
+        <w:t>less</w:t>
       </w:r>
       <w:r>
         <w:rPr>
@@ -1377,7 +1470,7 @@
           <w:i w:val="0"/>
           <w:sz w:val="22"/>
         </w:rPr>
-        <w:t xml:space="preserve"> nested-directory extension and the full set of failure modes: https://github.com/AriesEmber/Principal-AI-Architect-Curriculum/blob/main/modules/M01-first-contact-with-the-terminal/lessons/L-007-make-and-remove-directories-capstone.md</w:t>
+        <w:t>, the first two ways to read what is actually inside a file.</w:t>
       </w:r>
     </w:p>
     <w:p>
@@ -1391,7 +1484,25 @@
           <w:i w:val="0"/>
           <w:sz w:val="22"/>
         </w:rPr>
-        <w:t>Tomorrow: cat and less, the first two ways to read what is actually inside a file.</w:t>
+        <w:t>#LearnToCode #AIArchitect #SolutionsArchitecture #TerminalBasics #HealthcareAI</w:t>
+      </w:r>
+    </w:p>
+    <w:p>
+      <w:pPr>
+        <w:pBdr>
+          <w:bottom w:val="single" w:sz="12" w:space="1" w:color="888888"/>
+        </w:pBdr>
+      </w:pPr>
+    </w:p>
+    <w:p>
+      <w:r>
+        <w:rPr>
+          <w:rFonts w:ascii="Calibri" w:hAnsi="Calibri" w:cs="Calibri"/>
+          <w:b/>
+          <w:color w:val="0066CC"/>
+          <w:sz w:val="22"/>
+        </w:rPr>
+        <w:t>GITHUB ARTICLE (full canonical lesson)</w:t>
       </w:r>
     </w:p>
     <w:p>
@@ -1405,151 +1516,17 @@
           <w:i w:val="0"/>
           <w:sz w:val="22"/>
         </w:rPr>
-        <w:t>#LearnToCode #AIArchitect #SolutionsArchitecture #TerminalBasics #HealthcareAI</w:t>
+        <w:t>Picture setting up a new filing cabinet for a new project. You slide a fresh cabinet into place, pull the top drawer open, confirm the drawer is empty, and drop a single note inside. Later, when the project is over, you try to shred the cabinet while you are still standing inside it. The shredder refuses. You step out, try again, and the cabinet is gone. Six days of this curriculum have been about knowing where you stand and how to move. Today is the first day you create something of your own, hit the one rule the shell has about destruction, and learn the two-keystroke recovery.</w:t>
       </w:r>
     </w:p>
     <w:p>
       <w:pPr>
-        <w:pBdr>
-          <w:bottom w:val="single" w:sz="12" w:space="1" w:color="888888"/>
-        </w:pBdr>
-      </w:pPr>
-    </w:p>
-    <w:p>
-      <w:r>
-        <w:rPr>
-          <w:rFonts w:ascii="Calibri" w:hAnsi="Calibri" w:cs="Calibri"/>
-          <w:b/>
-          <w:color w:val="0066CC"/>
-          <w:sz w:val="22"/>
-        </w:rPr>
-        <w:t>GITHUB ARTICLE (full canonical lesson)</w:t>
-      </w:r>
-    </w:p>
-    <w:p>
-      <w:pPr>
-        <w:spacing w:after="120"/>
-      </w:pPr>
-      <w:r>
-        <w:rPr>
-          <w:rFonts w:ascii="Calibri" w:hAnsi="Calibri" w:cs="Calibri"/>
-          <w:b w:val="0"/>
-          <w:i w:val="0"/>
-          <w:sz w:val="22"/>
-        </w:rPr>
-        <w:t xml:space="preserve">Picture setting up a new filing cabinet for a new project. You slide a fresh cabinet into place, pull the top drawer open, confirm the drawer is empty, and drop a single note inside. Later, when the project is over, you shred the whole cabinet and its contents in one motion. Six days of this curriculum so far have been about knowing where you stand and how to move. Today is the first day you create something of your own. You are about to build a directory, put a file in it, and take the whole thing back down, using six commands: </w:t>
-      </w:r>
-      <w:r>
-        <w:rPr>
-          <w:rFonts w:ascii="Consolas" w:hAnsi="Consolas" w:cs="Consolas"/>
-          <w:color w:val="C7254E"/>
-          <w:sz w:val="20"/>
-        </w:rPr>
-        <w:t>pwd</w:t>
-      </w:r>
-      <w:r>
-        <w:rPr>
-          <w:rFonts w:ascii="Calibri" w:hAnsi="Calibri" w:cs="Calibri"/>
-          <w:b w:val="0"/>
-          <w:i w:val="0"/>
-          <w:sz w:val="22"/>
-        </w:rPr>
-        <w:t xml:space="preserve">, </w:t>
-      </w:r>
-      <w:r>
-        <w:rPr>
-          <w:rFonts w:ascii="Consolas" w:hAnsi="Consolas" w:cs="Consolas"/>
-          <w:color w:val="C7254E"/>
-          <w:sz w:val="20"/>
-        </w:rPr>
-        <w:t>ls</w:t>
-      </w:r>
-      <w:r>
-        <w:rPr>
-          <w:rFonts w:ascii="Calibri" w:hAnsi="Calibri" w:cs="Calibri"/>
-          <w:b w:val="0"/>
-          <w:i w:val="0"/>
-          <w:sz w:val="22"/>
-        </w:rPr>
-        <w:t xml:space="preserve">, </w:t>
-      </w:r>
-      <w:r>
-        <w:rPr>
-          <w:rFonts w:ascii="Consolas" w:hAnsi="Consolas" w:cs="Consolas"/>
-          <w:color w:val="C7254E"/>
-          <w:sz w:val="20"/>
-        </w:rPr>
-        <w:t>cd</w:t>
-      </w:r>
-      <w:r>
-        <w:rPr>
-          <w:rFonts w:ascii="Calibri" w:hAnsi="Calibri" w:cs="Calibri"/>
-          <w:b w:val="0"/>
-          <w:i w:val="0"/>
-          <w:sz w:val="22"/>
-        </w:rPr>
-        <w:t xml:space="preserve">, </w:t>
-      </w:r>
-      <w:r>
-        <w:rPr>
-          <w:rFonts w:ascii="Consolas" w:hAnsi="Consolas" w:cs="Consolas"/>
-          <w:color w:val="C7254E"/>
-          <w:sz w:val="20"/>
-        </w:rPr>
-        <w:t>mkdir</w:t>
-      </w:r>
-      <w:r>
-        <w:rPr>
-          <w:rFonts w:ascii="Calibri" w:hAnsi="Calibri" w:cs="Calibri"/>
-          <w:b w:val="0"/>
-          <w:i w:val="0"/>
-          <w:sz w:val="22"/>
-        </w:rPr>
-        <w:t xml:space="preserve">, </w:t>
-      </w:r>
-      <w:r>
-        <w:rPr>
-          <w:rFonts w:ascii="Consolas" w:hAnsi="Consolas" w:cs="Consolas"/>
-          <w:color w:val="C7254E"/>
-          <w:sz w:val="20"/>
-        </w:rPr>
-        <w:t>touch</w:t>
-      </w:r>
-      <w:r>
-        <w:rPr>
-          <w:rFonts w:ascii="Calibri" w:hAnsi="Calibri" w:cs="Calibri"/>
-          <w:b w:val="0"/>
-          <w:i w:val="0"/>
-          <w:sz w:val="22"/>
-        </w:rPr>
-        <w:t xml:space="preserve">, and </w:t>
-      </w:r>
-      <w:r>
-        <w:rPr>
-          <w:rFonts w:ascii="Consolas" w:hAnsi="Consolas" w:cs="Consolas"/>
-          <w:color w:val="C7254E"/>
-          <w:sz w:val="20"/>
-        </w:rPr>
-        <w:t>rm</w:t>
-      </w:r>
-      <w:r>
-        <w:rPr>
-          <w:rFonts w:ascii="Calibri" w:hAnsi="Calibri" w:cs="Calibri"/>
-          <w:b w:val="0"/>
-          <w:i w:val="0"/>
-          <w:sz w:val="22"/>
-        </w:rPr>
-        <w:t>. That is the full vocabulary of week one, combined for the first time in one flow.</w:t>
-      </w:r>
-    </w:p>
-    <w:p>
-      <w:pPr>
         <w:jc w:val="center"/>
       </w:pPr>
       <w:r>
         <w:drawing>
           <wp:inline xmlns:a="http://schemas.openxmlformats.org/drawingml/2006/main" xmlns:pic="http://schemas.openxmlformats.org/drawingml/2006/picture">
-            <wp:extent cx="5486400" cy="3111573"/>
+            <wp:extent cx="5486400" cy="3331029"/>
             <wp:docPr id="3" name="Picture 3"/>
             <wp:cNvGraphicFramePr>
               <a:graphicFrameLocks noChangeAspect="1"/>
@@ -1570,7 +1547,7 @@
                   <pic:spPr>
                     <a:xfrm>
                       <a:off x="0" y="0"/>
-                      <a:ext cx="5486400" cy="3111573"/>
+                      <a:ext cx="5486400" cy="3331029"/>
                     </a:xfrm>
                     <a:prstGeom prst="rect"/>
                   </pic:spPr>
@@ -1591,7 +1568,7 @@
           <w:color w:val="555555"/>
           <w:sz w:val="18"/>
         </w:rPr>
-        <w:t>Side-by-side typewriter walkthrough of the nine-exchange capstone, Bash on the left and PowerShell on the right</w:t>
+        <w:t>Side-by-side PowerShell (left, primary) and Bash (right) walkthrough of the capstone. Steps 1-6 build the directory and drop a file; step 7 shows the failed delete from inside the folder; step 8 is cd .. as the fix; steps 9 and 10 remove the tree and confirm it is gone</w:t>
       </w:r>
     </w:p>
     <w:p>
@@ -1635,26 +1612,16 @@
           <w:i w:val="0"/>
           <w:sz w:val="22"/>
         </w:rPr>
-        <w:t xml:space="preserve"> in your home folder, walk into it, confirm it is empty, drop a blank text file inside, walk back out, and delete the whole directory.</w:t>
-      </w:r>
-    </w:p>
-    <w:p>
-      <w:pPr>
-        <w:spacing w:before="200" w:after="80"/>
-      </w:pPr>
-      <w:r>
-        <w:rPr>
-          <w:rFonts w:ascii="Calibri" w:hAnsi="Calibri" w:cs="Calibri"/>
-          <w:b/>
-          <w:sz w:val="32"/>
-        </w:rPr>
-        <w:t>Before you start</w:t>
-      </w:r>
-    </w:p>
-    <w:p>
-      <w:pPr>
-        <w:spacing w:after="120"/>
-      </w:pPr>
+        <w:t xml:space="preserve"> in your home folder, walk into it, drop a blank text file inside, try to delete the directory from inside (this will fail on purpose), step back out with </w:t>
+      </w:r>
+      <w:r>
+        <w:rPr>
+          <w:rFonts w:ascii="Consolas" w:hAnsi="Consolas" w:cs="Consolas"/>
+          <w:color w:val="C7254E"/>
+          <w:sz w:val="20"/>
+        </w:rPr>
+        <w:t>cd ..</w:t>
+      </w:r>
       <w:r>
         <w:rPr>
           <w:rFonts w:ascii="Calibri" w:hAnsi="Calibri" w:cs="Calibri"/>
@@ -1662,7 +1629,34 @@
           <w:i w:val="0"/>
           <w:sz w:val="22"/>
         </w:rPr>
-        <w:t xml:space="preserve">You need an open terminal and a home directory. Four prior lessons give you everything else. </w:t>
+        <w:t>, and delete the directory.</w:t>
+      </w:r>
+    </w:p>
+    <w:p>
+      <w:pPr>
+        <w:spacing w:before="200" w:after="80"/>
+      </w:pPr>
+      <w:r>
+        <w:rPr>
+          <w:rFonts w:ascii="Calibri" w:hAnsi="Calibri" w:cs="Calibri"/>
+          <w:b/>
+          <w:sz w:val="32"/>
+        </w:rPr>
+        <w:t>Before you start</w:t>
+      </w:r>
+    </w:p>
+    <w:p>
+      <w:pPr>
+        <w:spacing w:after="120"/>
+      </w:pPr>
+      <w:r>
+        <w:rPr>
+          <w:rFonts w:ascii="Calibri" w:hAnsi="Calibri" w:cs="Calibri"/>
+          <w:b w:val="0"/>
+          <w:i w:val="0"/>
+          <w:sz w:val="22"/>
+        </w:rPr>
+        <w:t xml:space="preserve">You need Windows 11 with PowerShell open, or macOS or Linux with a Bash or Zsh terminal open. Four prior lessons give you everything else. </w:t>
       </w:r>
       <w:r>
         <w:rPr>
@@ -1716,7 +1710,7 @@
           <w:i w:val="0"/>
           <w:sz w:val="22"/>
         </w:rPr>
-        <w:t xml:space="preserve"> taught you how to walk into a folder and back out. This lesson adds the last two verbs you need to do real work: make and remove.</w:t>
+        <w:t xml:space="preserve"> taught you how to walk into a folder and back out. This lesson adds the last two verbs you need to do real work, and the one rule of the Command-Line Interface (CLI) that trips every new learner at least once.</w:t>
       </w:r>
     </w:p>
     <w:p>
@@ -1747,7 +1741,7 @@
           <w:i w:val="0"/>
           <w:sz w:val="22"/>
         </w:rPr>
-        <w:t xml:space="preserve"> once and confirm it reports your home directory. If it does not, run </w:t>
+        <w:t xml:space="preserve"> once and confirm it reports your home directory. On Windows PowerShell that looks like </w:t>
       </w:r>
       <w:r>
         <w:rPr>
@@ -1755,7 +1749,7 @@
           <w:color w:val="C7254E"/>
           <w:sz w:val="20"/>
         </w:rPr>
-        <w:t>cd</w:t>
+        <w:t>C:\Users\&lt;yourname&gt;</w:t>
       </w:r>
       <w:r>
         <w:rPr>
@@ -1764,71 +1758,16 @@
           <w:i w:val="0"/>
           <w:sz w:val="22"/>
         </w:rPr>
-        <w:t xml:space="preserve"> with no argument to return home. The whole lesson assumes home as the starting point.</w:t>
-      </w:r>
-    </w:p>
-    <w:p>
-      <w:pPr>
-        <w:spacing w:before="200" w:after="80"/>
-      </w:pPr>
-      <w:r>
-        <w:rPr>
-          <w:rFonts w:ascii="Calibri" w:hAnsi="Calibri" w:cs="Calibri"/>
-          <w:b/>
-          <w:sz w:val="32"/>
-        </w:rPr>
-        <w:t>Step by step</w:t>
-      </w:r>
-    </w:p>
-    <w:p>
-      <w:pPr>
-        <w:spacing w:before="200" w:after="80"/>
-      </w:pPr>
-      <w:r>
-        <w:rPr>
-          <w:rFonts w:ascii="Calibri" w:hAnsi="Calibri" w:cs="Calibri"/>
-          <w:b/>
-          <w:sz w:val="26"/>
-        </w:rPr>
-        <w:t>1. Confirm where you stand</w:t>
-      </w:r>
-    </w:p>
-    <w:p>
-      <w:pPr>
-        <w:spacing w:after="0" w:before="0"/>
-        <w:ind w:left="360"/>
-        <w:shd w:val="clear" w:color="auto" w:fill="F4F4F4"/>
-      </w:pPr>
+        <w:t xml:space="preserve">. On macOS it looks like </w:t>
+      </w:r>
       <w:r>
         <w:rPr>
           <w:rFonts w:ascii="Consolas" w:hAnsi="Consolas" w:cs="Consolas"/>
-          <w:color w:val="222222"/>
+          <w:color w:val="C7254E"/>
           <w:sz w:val="20"/>
         </w:rPr>
-        <w:t>pwd</w:t>
-      </w:r>
-    </w:p>
-    <w:p/>
-    <w:p>
-      <w:pPr>
-        <w:spacing w:after="0" w:before="0"/>
-        <w:ind w:left="360"/>
-        <w:shd w:val="clear" w:color="auto" w:fill="F4F4F4"/>
-      </w:pPr>
-      <w:r>
-        <w:rPr>
-          <w:rFonts w:ascii="Consolas" w:hAnsi="Consolas" w:cs="Consolas"/>
-          <w:color w:val="222222"/>
-          <w:sz w:val="20"/>
-        </w:rPr>
-        <w:t>/home/learner</w:t>
-      </w:r>
-    </w:p>
-    <w:p/>
-    <w:p>
-      <w:pPr>
-        <w:spacing w:after="120"/>
-      </w:pPr>
+        <w:t>/Users/&lt;yourname&gt;</w:t>
+      </w:r>
       <w:r>
         <w:rPr>
           <w:rFonts w:ascii="Calibri" w:hAnsi="Calibri" w:cs="Calibri"/>
@@ -1836,7 +1775,7 @@
           <w:i w:val="0"/>
           <w:sz w:val="22"/>
         </w:rPr>
-        <w:t xml:space="preserve">macOS will show </w:t>
+        <w:t xml:space="preserve">. On Linux it looks like </w:t>
       </w:r>
       <w:r>
         <w:rPr>
@@ -1844,7 +1783,7 @@
           <w:color w:val="C7254E"/>
           <w:sz w:val="20"/>
         </w:rPr>
-        <w:t>/Users/learner</w:t>
+        <w:t>/home/&lt;yourname&gt;</w:t>
       </w:r>
       <w:r>
         <w:rPr>
@@ -1853,7 +1792,7 @@
           <w:i w:val="0"/>
           <w:sz w:val="22"/>
         </w:rPr>
-        <w:t xml:space="preserve"> instead, and Windows PowerShell will show </w:t>
+        <w:t xml:space="preserve">. If you are anywhere else, run </w:t>
       </w:r>
       <w:r>
         <w:rPr>
@@ -1861,7 +1800,7 @@
           <w:color w:val="C7254E"/>
           <w:sz w:val="20"/>
         </w:rPr>
-        <w:t>C:\Users\learner</w:t>
+        <w:t>cd</w:t>
       </w:r>
       <w:r>
         <w:rPr>
@@ -1870,49 +1809,15 @@
           <w:i w:val="0"/>
           <w:sz w:val="22"/>
         </w:rPr>
-        <w:t>. Any of those is the correct starting line. The path is what every command in this lesson works relative to.</w:t>
-      </w:r>
-    </w:p>
-    <w:p>
-      <w:pPr>
-        <w:spacing w:before="200" w:after="80"/>
-      </w:pPr>
-      <w:r>
-        <w:rPr>
-          <w:rFonts w:ascii="Calibri" w:hAnsi="Calibri" w:cs="Calibri"/>
-          <w:b/>
-          <w:sz w:val="26"/>
-        </w:rPr>
-        <w:t>2. Make a new directory</w:t>
-      </w:r>
-    </w:p>
-    <w:p>
-      <w:pPr>
-        <w:spacing w:after="0" w:before="0"/>
-        <w:ind w:left="360"/>
-        <w:shd w:val="clear" w:color="auto" w:fill="F4F4F4"/>
-      </w:pPr>
-      <w:r>
-        <w:rPr>
-          <w:rFonts w:ascii="Consolas" w:hAnsi="Consolas" w:cs="Consolas"/>
-          <w:color w:val="222222"/>
-          <w:sz w:val="20"/>
-        </w:rPr>
-        <w:t>mkdir practice-cli</w:t>
-      </w:r>
-    </w:p>
-    <w:p/>
-    <w:p>
-      <w:pPr>
-        <w:spacing w:after="120"/>
-      </w:pPr>
+        <w:t xml:space="preserve"> (Bash) or </w:t>
+      </w:r>
       <w:r>
         <w:rPr>
           <w:rFonts w:ascii="Consolas" w:hAnsi="Consolas" w:cs="Consolas"/>
           <w:color w:val="C7254E"/>
           <w:sz w:val="20"/>
         </w:rPr>
-        <w:t>mkdir</w:t>
+        <w:t>cd ~</w:t>
       </w:r>
       <w:r>
         <w:rPr>
@@ -1921,16 +1826,26 @@
           <w:i w:val="0"/>
           <w:sz w:val="22"/>
         </w:rPr>
-        <w:t xml:space="preserve"> stands for "make directory." The name after it is the folder you are creating, and because the name has no leading slash the shell creates it inside the current directory. The command is silent on success, just like </w:t>
-      </w:r>
-      <w:r>
-        <w:rPr>
-          <w:rFonts w:ascii="Consolas" w:hAnsi="Consolas" w:cs="Consolas"/>
-          <w:color w:val="C7254E"/>
-          <w:sz w:val="20"/>
-        </w:rPr>
-        <w:t>cd</w:t>
-      </w:r>
+        <w:t xml:space="preserve"> (PowerShell) to return home. The whole lesson assumes home as the starting point.</w:t>
+      </w:r>
+    </w:p>
+    <w:p>
+      <w:pPr>
+        <w:spacing w:before="200" w:after="80"/>
+      </w:pPr>
+      <w:r>
+        <w:rPr>
+          <w:rFonts w:ascii="Calibri" w:hAnsi="Calibri" w:cs="Calibri"/>
+          <w:b/>
+          <w:sz w:val="32"/>
+        </w:rPr>
+        <w:t>Step by step</w:t>
+      </w:r>
+    </w:p>
+    <w:p>
+      <w:pPr>
+        <w:spacing w:after="120"/>
+      </w:pPr>
       <w:r>
         <w:rPr>
           <w:rFonts w:ascii="Calibri" w:hAnsi="Calibri" w:cs="Calibri"/>
@@ -1938,7 +1853,7 @@
           <w:i w:val="0"/>
           <w:sz w:val="22"/>
         </w:rPr>
-        <w:t xml:space="preserve"> was.</w:t>
+        <w:t>The PowerShell command is shown first in every step because PowerShell is the default shell on Windows 11. The Bash/Zsh equivalent follows each PowerShell block for readers on macOS, Linux, or the Windows Subsystem for Linux (WSL).</w:t>
       </w:r>
     </w:p>
     <w:p>
@@ -1951,7 +1866,7 @@
           <w:b/>
           <w:sz w:val="26"/>
         </w:rPr>
-        <w:t>3. Confirm the directory exists</w:t>
+        <w:t>1. Confirm where you stand</w:t>
       </w:r>
     </w:p>
     <w:p>
@@ -1966,7 +1881,7 @@
           <w:color w:val="222222"/>
           <w:sz w:val="20"/>
         </w:rPr>
-        <w:t>ls</w:t>
+        <w:t>pwd</w:t>
       </w:r>
     </w:p>
     <w:p/>
@@ -1982,7 +1897,37 @@
           <w:color w:val="222222"/>
           <w:sz w:val="20"/>
         </w:rPr>
-        <w:t>Desktop  Documents  Downloads  practice-cli</w:t>
+        <w:t>Path</w:t>
+      </w:r>
+    </w:p>
+    <w:p>
+      <w:pPr>
+        <w:spacing w:after="0" w:before="0"/>
+        <w:ind w:left="360"/>
+        <w:shd w:val="clear" w:color="auto" w:fill="F4F4F4"/>
+      </w:pPr>
+      <w:r>
+        <w:rPr>
+          <w:rFonts w:ascii="Consolas" w:hAnsi="Consolas" w:cs="Consolas"/>
+          <w:color w:val="222222"/>
+          <w:sz w:val="20"/>
+        </w:rPr>
+        <w:t>----</w:t>
+      </w:r>
+    </w:p>
+    <w:p>
+      <w:pPr>
+        <w:spacing w:after="0" w:before="0"/>
+        <w:ind w:left="360"/>
+        <w:shd w:val="clear" w:color="auto" w:fill="F4F4F4"/>
+      </w:pPr>
+      <w:r>
+        <w:rPr>
+          <w:rFonts w:ascii="Consolas" w:hAnsi="Consolas" w:cs="Consolas"/>
+          <w:color w:val="222222"/>
+          <w:sz w:val="20"/>
+        </w:rPr>
+        <w:t>C:\Users\learner</w:t>
       </w:r>
     </w:p>
     <w:p/>
@@ -1997,16 +1942,45 @@
           <w:i w:val="0"/>
           <w:sz w:val="22"/>
         </w:rPr>
-        <w:t xml:space="preserve">Your exact listing will differ, but </w:t>
-      </w:r>
+        <w:t>Bash/Zsh equivalent:</w:t>
+      </w:r>
+    </w:p>
+    <w:p>
+      <w:pPr>
+        <w:spacing w:after="0" w:before="0"/>
+        <w:ind w:left="360"/>
+        <w:shd w:val="clear" w:color="auto" w:fill="F4F4F4"/>
+      </w:pPr>
       <w:r>
         <w:rPr>
           <w:rFonts w:ascii="Consolas" w:hAnsi="Consolas" w:cs="Consolas"/>
-          <w:color w:val="C7254E"/>
+          <w:color w:val="222222"/>
           <w:sz w:val="20"/>
         </w:rPr>
-        <w:t>practice-cli</w:t>
-      </w:r>
+        <w:t>pwd</w:t>
+      </w:r>
+    </w:p>
+    <w:p/>
+    <w:p>
+      <w:pPr>
+        <w:spacing w:after="0" w:before="0"/>
+        <w:ind w:left="360"/>
+        <w:shd w:val="clear" w:color="auto" w:fill="F4F4F4"/>
+      </w:pPr>
+      <w:r>
+        <w:rPr>
+          <w:rFonts w:ascii="Consolas" w:hAnsi="Consolas" w:cs="Consolas"/>
+          <w:color w:val="222222"/>
+          <w:sz w:val="20"/>
+        </w:rPr>
+        <w:t>/home/learner</w:t>
+      </w:r>
+    </w:p>
+    <w:p/>
+    <w:p>
+      <w:pPr>
+        <w:spacing w:after="120"/>
+      </w:pPr>
       <w:r>
         <w:rPr>
           <w:rFonts w:ascii="Calibri" w:hAnsi="Calibri" w:cs="Calibri"/>
@@ -2014,16 +1988,42 @@
           <w:i w:val="0"/>
           <w:sz w:val="22"/>
         </w:rPr>
-        <w:t xml:space="preserve"> should be in it. If it is not, re-read the </w:t>
-      </w:r>
+        <w:t>The exact path depends on your account name and your operating system (OS). Any home-directory path is the correct starting line.</w:t>
+      </w:r>
+    </w:p>
+    <w:p>
+      <w:pPr>
+        <w:spacing w:before="200" w:after="80"/>
+      </w:pPr>
+      <w:r>
+        <w:rPr>
+          <w:rFonts w:ascii="Calibri" w:hAnsi="Calibri" w:cs="Calibri"/>
+          <w:b/>
+          <w:sz w:val="26"/>
+        </w:rPr>
+        <w:t>2. Make a new directory</w:t>
+      </w:r>
+    </w:p>
+    <w:p>
+      <w:pPr>
+        <w:spacing w:after="0" w:before="0"/>
+        <w:ind w:left="360"/>
+        <w:shd w:val="clear" w:color="auto" w:fill="F4F4F4"/>
+      </w:pPr>
       <w:r>
         <w:rPr>
           <w:rFonts w:ascii="Consolas" w:hAnsi="Consolas" w:cs="Consolas"/>
-          <w:color w:val="C7254E"/>
+          <w:color w:val="222222"/>
           <w:sz w:val="20"/>
         </w:rPr>
-        <w:t>mkdir</w:t>
-      </w:r>
+        <w:t>mkdir practice-cli</w:t>
+      </w:r>
+    </w:p>
+    <w:p/>
+    <w:p>
+      <w:pPr>
+        <w:spacing w:after="120"/>
+      </w:pPr>
       <w:r>
         <w:rPr>
           <w:rFonts w:ascii="Calibri" w:hAnsi="Calibri" w:cs="Calibri"/>
@@ -2031,7 +2031,7 @@
           <w:i w:val="0"/>
           <w:sz w:val="22"/>
         </w:rPr>
-        <w:t xml:space="preserve"> line for a typo and run it again. </w:t>
+        <w:t xml:space="preserve">PowerShell's </w:t>
       </w:r>
       <w:r>
         <w:rPr>
@@ -2048,42 +2048,16 @@
           <w:i w:val="0"/>
           <w:sz w:val="22"/>
         </w:rPr>
-        <w:t xml:space="preserve"> on an existing folder will error; on a new name it will quietly create the folder.</w:t>
-      </w:r>
-    </w:p>
-    <w:p>
-      <w:pPr>
-        <w:spacing w:before="200" w:after="80"/>
-      </w:pPr>
-      <w:r>
-        <w:rPr>
-          <w:rFonts w:ascii="Calibri" w:hAnsi="Calibri" w:cs="Calibri"/>
-          <w:b/>
-          <w:sz w:val="26"/>
-        </w:rPr>
-        <w:t>4. Walk into the new directory</w:t>
-      </w:r>
-    </w:p>
-    <w:p>
-      <w:pPr>
-        <w:spacing w:after="0" w:before="0"/>
-        <w:ind w:left="360"/>
-        <w:shd w:val="clear" w:color="auto" w:fill="F4F4F4"/>
-      </w:pPr>
+        <w:t xml:space="preserve"> is an alias for </w:t>
+      </w:r>
       <w:r>
         <w:rPr>
           <w:rFonts w:ascii="Consolas" w:hAnsi="Consolas" w:cs="Consolas"/>
-          <w:color w:val="222222"/>
+          <w:color w:val="C7254E"/>
           <w:sz w:val="20"/>
         </w:rPr>
-        <w:t>cd practice-cli</w:t>
-      </w:r>
-    </w:p>
-    <w:p/>
-    <w:p>
-      <w:pPr>
-        <w:spacing w:after="120"/>
-      </w:pPr>
+        <w:t>New-Item -ItemType Directory</w:t>
+      </w:r>
       <w:r>
         <w:rPr>
           <w:rFonts w:ascii="Calibri" w:hAnsi="Calibri" w:cs="Calibri"/>
@@ -2091,16 +2065,13 @@
           <w:i w:val="0"/>
           <w:sz w:val="22"/>
         </w:rPr>
-        <w:t xml:space="preserve">The prompt's path segment changes from </w:t>
-      </w:r>
-      <w:r>
-        <w:rPr>
-          <w:rFonts w:ascii="Consolas" w:hAnsi="Consolas" w:cs="Consolas"/>
-          <w:color w:val="C7254E"/>
-          <w:sz w:val="20"/>
-        </w:rPr>
-        <w:t>~</w:t>
-      </w:r>
+        <w:t>. It prints a confirmation line showing the mode, the last-write time, and the new directory's name.</w:t>
+      </w:r>
+    </w:p>
+    <w:p>
+      <w:pPr>
+        <w:spacing w:after="120"/>
+      </w:pPr>
       <w:r>
         <w:rPr>
           <w:rFonts w:ascii="Calibri" w:hAnsi="Calibri" w:cs="Calibri"/>
@@ -2108,16 +2079,29 @@
           <w:i w:val="0"/>
           <w:sz w:val="22"/>
         </w:rPr>
-        <w:t xml:space="preserve"> to </w:t>
-      </w:r>
+        <w:t>Bash/Zsh equivalent:</w:t>
+      </w:r>
+    </w:p>
+    <w:p>
+      <w:pPr>
+        <w:spacing w:after="0" w:before="0"/>
+        <w:ind w:left="360"/>
+        <w:shd w:val="clear" w:color="auto" w:fill="F4F4F4"/>
+      </w:pPr>
       <w:r>
         <w:rPr>
           <w:rFonts w:ascii="Consolas" w:hAnsi="Consolas" w:cs="Consolas"/>
-          <w:color w:val="C7254E"/>
+          <w:color w:val="222222"/>
           <w:sz w:val="20"/>
         </w:rPr>
-        <w:t>~/practice-cli</w:t>
-      </w:r>
+        <w:t>mkdir practice-cli</w:t>
+      </w:r>
+    </w:p>
+    <w:p/>
+    <w:p>
+      <w:pPr>
+        <w:spacing w:after="120"/>
+      </w:pPr>
       <w:r>
         <w:rPr>
           <w:rFonts w:ascii="Calibri" w:hAnsi="Calibri" w:cs="Calibri"/>
@@ -2125,42 +2109,16 @@
           <w:i w:val="0"/>
           <w:sz w:val="22"/>
         </w:rPr>
-        <w:t>. That is the Command-Line Interface (CLI) showing you the change directory (CD) move worked.</w:t>
-      </w:r>
-    </w:p>
-    <w:p>
-      <w:pPr>
-        <w:spacing w:before="200" w:after="80"/>
-      </w:pPr>
-      <w:r>
-        <w:rPr>
-          <w:rFonts w:ascii="Calibri" w:hAnsi="Calibri" w:cs="Calibri"/>
-          <w:b/>
-          <w:sz w:val="26"/>
-        </w:rPr>
-        <w:t>5. Look around inside</w:t>
-      </w:r>
-    </w:p>
-    <w:p>
-      <w:pPr>
-        <w:spacing w:after="0" w:before="0"/>
-        <w:ind w:left="360"/>
-        <w:shd w:val="clear" w:color="auto" w:fill="F4F4F4"/>
-      </w:pPr>
+        <w:t xml:space="preserve">Bash's </w:t>
+      </w:r>
       <w:r>
         <w:rPr>
           <w:rFonts w:ascii="Consolas" w:hAnsi="Consolas" w:cs="Consolas"/>
-          <w:color w:val="222222"/>
+          <w:color w:val="C7254E"/>
           <w:sz w:val="20"/>
         </w:rPr>
-        <w:t>ls</w:t>
-      </w:r>
-    </w:p>
-    <w:p/>
-    <w:p>
-      <w:pPr>
-        <w:spacing w:after="120"/>
-      </w:pPr>
+        <w:t>mkdir</w:t>
+      </w:r>
       <w:r>
         <w:rPr>
           <w:rFonts w:ascii="Calibri" w:hAnsi="Calibri" w:cs="Calibri"/>
@@ -2168,7 +2126,7 @@
           <w:i w:val="0"/>
           <w:sz w:val="22"/>
         </w:rPr>
-        <w:t xml:space="preserve">No output. The folder you just made is empty; </w:t>
+        <w:t xml:space="preserve"> is a separate program, not an alias, and it is silent on success. The name after </w:t>
       </w:r>
       <w:r>
         <w:rPr>
@@ -2176,7 +2134,7 @@
           <w:color w:val="C7254E"/>
           <w:sz w:val="20"/>
         </w:rPr>
-        <w:t>ls</w:t>
+        <w:t>mkdir</w:t>
       </w:r>
       <w:r>
         <w:rPr>
@@ -2185,7 +2143,7 @@
           <w:i w:val="0"/>
           <w:sz w:val="22"/>
         </w:rPr>
-        <w:t xml:space="preserve"> prints nothing when there is nothing to list. This silence is normal and expected, not a bug.</w:t>
+        <w:t xml:space="preserve"> is the folder you are creating, and because the name has no leading slash the shell creates it inside the current directory.</w:t>
       </w:r>
     </w:p>
     <w:p>
@@ -2198,7 +2156,7 @@
           <w:b/>
           <w:sz w:val="26"/>
         </w:rPr>
-        <w:t>6. Create an empty file</w:t>
+        <w:t>3. Confirm the directory exists</w:t>
       </w:r>
     </w:p>
     <w:p>
@@ -2213,7 +2171,7 @@
           <w:color w:val="222222"/>
           <w:sz w:val="20"/>
         </w:rPr>
-        <w:t>touch hello.txt</w:t>
+        <w:t>ls</w:t>
       </w:r>
     </w:p>
     <w:p/>
@@ -2221,14 +2179,6 @@
       <w:pPr>
         <w:spacing w:after="120"/>
       </w:pPr>
-      <w:r>
-        <w:rPr>
-          <w:rFonts w:ascii="Consolas" w:hAnsi="Consolas" w:cs="Consolas"/>
-          <w:color w:val="C7254E"/>
-          <w:sz w:val="20"/>
-        </w:rPr>
-        <w:t>touch</w:t>
-      </w:r>
       <w:r>
         <w:rPr>
           <w:rFonts w:ascii="Calibri" w:hAnsi="Calibri" w:cs="Calibri"/>
@@ -2236,7 +2186,7 @@
           <w:i w:val="0"/>
           <w:sz w:val="22"/>
         </w:rPr>
-        <w:t xml:space="preserve"> is a single-word command that was originally designed to update a file's last-modified timestamp. It has a side effect: if the file does not exist, </w:t>
+        <w:t xml:space="preserve">Your listing should include </w:t>
       </w:r>
       <w:r>
         <w:rPr>
@@ -2244,7 +2194,7 @@
           <w:color w:val="C7254E"/>
           <w:sz w:val="20"/>
         </w:rPr>
-        <w:t>touch</w:t>
+        <w:t>practice-cli</w:t>
       </w:r>
       <w:r>
         <w:rPr>
@@ -2253,7 +2203,7 @@
           <w:i w:val="0"/>
           <w:sz w:val="22"/>
         </w:rPr>
-        <w:t xml:space="preserve"> creates it, empty. That side effect is why every professional uses </w:t>
+        <w:t xml:space="preserve"> among whatever folders your home directory already had. On PowerShell, </w:t>
       </w:r>
       <w:r>
         <w:rPr>
@@ -2261,7 +2211,7 @@
           <w:color w:val="C7254E"/>
           <w:sz w:val="20"/>
         </w:rPr>
-        <w:t>touch</w:t>
+        <w:t>ls</w:t>
       </w:r>
       <w:r>
         <w:rPr>
@@ -2270,58 +2220,16 @@
           <w:i w:val="0"/>
           <w:sz w:val="22"/>
         </w:rPr>
-        <w:t xml:space="preserve"> as the one-keyword way to make an empty file.</w:t>
-      </w:r>
-    </w:p>
-    <w:p>
-      <w:pPr>
-        <w:spacing w:before="200" w:after="80"/>
-      </w:pPr>
-      <w:r>
-        <w:rPr>
-          <w:rFonts w:ascii="Calibri" w:hAnsi="Calibri" w:cs="Calibri"/>
-          <w:b/>
-          <w:sz w:val="26"/>
-        </w:rPr>
-        <w:t>7. Confirm the file exists</w:t>
-      </w:r>
-    </w:p>
-    <w:p>
-      <w:pPr>
-        <w:spacing w:after="0" w:before="0"/>
-        <w:ind w:left="360"/>
-        <w:shd w:val="clear" w:color="auto" w:fill="F4F4F4"/>
-      </w:pPr>
+        <w:t xml:space="preserve"> is an alias for </w:t>
+      </w:r>
       <w:r>
         <w:rPr>
           <w:rFonts w:ascii="Consolas" w:hAnsi="Consolas" w:cs="Consolas"/>
-          <w:color w:val="222222"/>
+          <w:color w:val="C7254E"/>
           <w:sz w:val="20"/>
         </w:rPr>
-        <w:t>ls</w:t>
-      </w:r>
-    </w:p>
-    <w:p/>
-    <w:p>
-      <w:pPr>
-        <w:spacing w:after="0" w:before="0"/>
-        <w:ind w:left="360"/>
-        <w:shd w:val="clear" w:color="auto" w:fill="F4F4F4"/>
-      </w:pPr>
-      <w:r>
-        <w:rPr>
-          <w:rFonts w:ascii="Consolas" w:hAnsi="Consolas" w:cs="Consolas"/>
-          <w:color w:val="222222"/>
-          <w:sz w:val="20"/>
-        </w:rPr>
-        <w:t>hello.txt</w:t>
-      </w:r>
-    </w:p>
-    <w:p/>
-    <w:p>
-      <w:pPr>
-        <w:spacing w:after="120"/>
-      </w:pPr>
+        <w:t>Get-ChildItem</w:t>
+      </w:r>
       <w:r>
         <w:rPr>
           <w:rFonts w:ascii="Calibri" w:hAnsi="Calibri" w:cs="Calibri"/>
@@ -2329,7 +2237,7 @@
           <w:i w:val="0"/>
           <w:sz w:val="22"/>
         </w:rPr>
-        <w:t>One file, zero bytes, ready to edit later. This is the state of every real project folder you will ever make: a directory with some number of files and sub-directories inside it. You just built the minimum version.</w:t>
+        <w:t>; on Bash it is a separate program. Both produce the same answer here.</w:t>
       </w:r>
     </w:p>
     <w:p>
@@ -2342,7 +2250,7 @@
           <w:b/>
           <w:sz w:val="26"/>
         </w:rPr>
-        <w:t>8. Walk back up</w:t>
+        <w:t>4. Walk into the new directory</w:t>
       </w:r>
     </w:p>
     <w:p>
@@ -2357,7 +2265,7 @@
           <w:color w:val="222222"/>
           <w:sz w:val="20"/>
         </w:rPr>
-        <w:t>cd ..</w:t>
+        <w:t>cd practice-cli</w:t>
       </w:r>
     </w:p>
     <w:p/>
@@ -2372,7 +2280,7 @@
           <w:i w:val="0"/>
           <w:sz w:val="22"/>
         </w:rPr>
-        <w:t xml:space="preserve">The two dots take you up one level, back to your home directory. The prompt's path segment returns to </w:t>
+        <w:t xml:space="preserve">The prompt path changes from </w:t>
       </w:r>
       <w:r>
         <w:rPr>
@@ -2380,7 +2288,7 @@
           <w:color w:val="C7254E"/>
           <w:sz w:val="20"/>
         </w:rPr>
-        <w:t>~</w:t>
+        <w:t>C:\Users\learner</w:t>
       </w:r>
       <w:r>
         <w:rPr>
@@ -2389,49 +2297,15 @@
           <w:i w:val="0"/>
           <w:sz w:val="22"/>
         </w:rPr>
-        <w:t>.</w:t>
-      </w:r>
-    </w:p>
-    <w:p>
-      <w:pPr>
-        <w:spacing w:before="200" w:after="80"/>
-      </w:pPr>
-      <w:r>
-        <w:rPr>
-          <w:rFonts w:ascii="Calibri" w:hAnsi="Calibri" w:cs="Calibri"/>
-          <w:b/>
-          <w:sz w:val="26"/>
-        </w:rPr>
-        <w:t>9. Remove the directory and its contents</w:t>
-      </w:r>
-    </w:p>
-    <w:p>
-      <w:pPr>
-        <w:spacing w:after="0" w:before="0"/>
-        <w:ind w:left="360"/>
-        <w:shd w:val="clear" w:color="auto" w:fill="F4F4F4"/>
-      </w:pPr>
-      <w:r>
-        <w:rPr>
-          <w:rFonts w:ascii="Consolas" w:hAnsi="Consolas" w:cs="Consolas"/>
-          <w:color w:val="222222"/>
-          <w:sz w:val="20"/>
-        </w:rPr>
-        <w:t>rm -r practice-cli</w:t>
-      </w:r>
-    </w:p>
-    <w:p/>
-    <w:p>
-      <w:pPr>
-        <w:spacing w:after="120"/>
-      </w:pPr>
+        <w:t xml:space="preserve"> to </w:t>
+      </w:r>
       <w:r>
         <w:rPr>
           <w:rFonts w:ascii="Consolas" w:hAnsi="Consolas" w:cs="Consolas"/>
           <w:color w:val="C7254E"/>
           <w:sz w:val="20"/>
         </w:rPr>
-        <w:t>rm</w:t>
+        <w:t>C:\Users\learner\practice-cli</w:t>
       </w:r>
       <w:r>
         <w:rPr>
@@ -2440,7 +2314,7 @@
           <w:i w:val="0"/>
           <w:sz w:val="22"/>
         </w:rPr>
-        <w:t xml:space="preserve"> means remove. The </w:t>
+        <w:t xml:space="preserve">. That is the shell showing you the change-directory (CD) move worked. On Bash the prompt path segment changes from </w:t>
       </w:r>
       <w:r>
         <w:rPr>
@@ -2448,7 +2322,7 @@
           <w:color w:val="C7254E"/>
           <w:sz w:val="20"/>
         </w:rPr>
-        <w:t>-r</w:t>
+        <w:t>~</w:t>
       </w:r>
       <w:r>
         <w:rPr>
@@ -2457,13 +2331,16 @@
           <w:i w:val="0"/>
           <w:sz w:val="22"/>
         </w:rPr>
-        <w:t xml:space="preserve"> flag means recursive: remove the named directory and everything inside it, walking down through every sub-directory on the way. Silent on success.</w:t>
-      </w:r>
-    </w:p>
-    <w:p>
-      <w:pPr>
-        <w:spacing w:after="120"/>
-      </w:pPr>
+        <w:t xml:space="preserve"> to </w:t>
+      </w:r>
+      <w:r>
+        <w:rPr>
+          <w:rFonts w:ascii="Consolas" w:hAnsi="Consolas" w:cs="Consolas"/>
+          <w:color w:val="C7254E"/>
+          <w:sz w:val="20"/>
+        </w:rPr>
+        <w:t>~/practice-cli</w:t>
+      </w:r>
       <w:r>
         <w:rPr>
           <w:rFonts w:ascii="Calibri" w:hAnsi="Calibri" w:cs="Calibri"/>
@@ -2471,16 +2348,26 @@
           <w:i w:val="0"/>
           <w:sz w:val="22"/>
         </w:rPr>
-        <w:t xml:space="preserve">There is one piece of this command worth reading twice. </w:t>
-      </w:r>
-      <w:r>
-        <w:rPr>
-          <w:rFonts w:ascii="Consolas" w:hAnsi="Consolas" w:cs="Consolas"/>
-          <w:color w:val="C7254E"/>
-          <w:sz w:val="20"/>
-        </w:rPr>
-        <w:t>rm -r</w:t>
-      </w:r>
+        <w:t>.</w:t>
+      </w:r>
+    </w:p>
+    <w:p>
+      <w:pPr>
+        <w:spacing w:before="200" w:after="80"/>
+      </w:pPr>
+      <w:r>
+        <w:rPr>
+          <w:rFonts w:ascii="Calibri" w:hAnsi="Calibri" w:cs="Calibri"/>
+          <w:b/>
+          <w:sz w:val="26"/>
+        </w:rPr>
+        <w:t>5. Create an empty file</w:t>
+      </w:r>
+    </w:p>
+    <w:p>
+      <w:pPr>
+        <w:spacing w:after="120"/>
+      </w:pPr>
       <w:r>
         <w:rPr>
           <w:rFonts w:ascii="Calibri" w:hAnsi="Calibri" w:cs="Calibri"/>
@@ -2488,15 +2375,36 @@
           <w:i w:val="0"/>
           <w:sz w:val="22"/>
         </w:rPr>
-        <w:t xml:space="preserve"> does not move files to a recycle bin. It deletes them. On macOS and Linux the deletion is permanent unless you are using a filesystem with snapshot support. On Windows PowerShell the equivalent (</w:t>
-      </w:r>
+        <w:t>This is the one step where PowerShell and Bash use different verbs.</w:t>
+      </w:r>
+    </w:p>
+    <w:p>
+      <w:pPr>
+        <w:spacing w:after="0" w:before="0"/>
+        <w:ind w:left="360"/>
+        <w:shd w:val="clear" w:color="auto" w:fill="F4F4F4"/>
+      </w:pPr>
+      <w:r>
+        <w:rPr>
+          <w:rFonts w:ascii="Consolas" w:hAnsi="Consolas" w:cs="Consolas"/>
+          <w:color w:val="222222"/>
+          <w:sz w:val="20"/>
+        </w:rPr>
+        <w:t>ni hello.txt</w:t>
+      </w:r>
+    </w:p>
+    <w:p/>
+    <w:p>
+      <w:pPr>
+        <w:spacing w:after="120"/>
+      </w:pPr>
       <w:r>
         <w:rPr>
           <w:rFonts w:ascii="Consolas" w:hAnsi="Consolas" w:cs="Consolas"/>
           <w:color w:val="C7254E"/>
           <w:sz w:val="20"/>
         </w:rPr>
-        <w:t>Remove-Item -Recurse</w:t>
+        <w:t>ni</w:t>
       </w:r>
       <w:r>
         <w:rPr>
@@ -2505,7 +2413,7 @@
           <w:i w:val="0"/>
           <w:sz w:val="22"/>
         </w:rPr>
-        <w:t xml:space="preserve">) behaves the same way. Type the target carefully, and never run </w:t>
+        <w:t xml:space="preserve"> is PowerShell's alias for </w:t>
       </w:r>
       <w:r>
         <w:rPr>
@@ -2513,7 +2421,7 @@
           <w:color w:val="C7254E"/>
           <w:sz w:val="20"/>
         </w:rPr>
-        <w:t>rm -r</w:t>
+        <w:t>New-Item</w:t>
       </w:r>
       <w:r>
         <w:rPr>
@@ -2522,52 +2430,15 @@
           <w:i w:val="0"/>
           <w:sz w:val="22"/>
         </w:rPr>
-        <w:t xml:space="preserve"> against a path you did not just create yourself in this lesson.</w:t>
-      </w:r>
-    </w:p>
-    <w:p>
-      <w:pPr>
-        <w:spacing w:after="0" w:before="0"/>
-        <w:ind w:left="360"/>
-        <w:shd w:val="clear" w:color="auto" w:fill="F4F4F4"/>
-      </w:pPr>
-      <w:r>
-        <w:rPr>
-          <w:rFonts w:ascii="Consolas" w:hAnsi="Consolas" w:cs="Consolas"/>
-          <w:color w:val="222222"/>
-          <w:sz w:val="20"/>
-        </w:rPr>
-        <w:t>ls</w:t>
-      </w:r>
-    </w:p>
-    <w:p/>
-    <w:p>
-      <w:pPr>
-        <w:spacing w:after="0" w:before="0"/>
-        <w:ind w:left="360"/>
-        <w:shd w:val="clear" w:color="auto" w:fill="F4F4F4"/>
-      </w:pPr>
-      <w:r>
-        <w:rPr>
-          <w:rFonts w:ascii="Consolas" w:hAnsi="Consolas" w:cs="Consolas"/>
-          <w:color w:val="222222"/>
-          <w:sz w:val="20"/>
-        </w:rPr>
-        <w:t>Desktop  Documents  Downloads</w:t>
-      </w:r>
-    </w:p>
-    <w:p/>
-    <w:p>
-      <w:pPr>
-        <w:spacing w:after="120"/>
-      </w:pPr>
+        <w:t xml:space="preserve">. Typed out, the full form is </w:t>
+      </w:r>
       <w:r>
         <w:rPr>
           <w:rFonts w:ascii="Consolas" w:hAnsi="Consolas" w:cs="Consolas"/>
           <w:color w:val="C7254E"/>
           <w:sz w:val="20"/>
         </w:rPr>
-        <w:t>practice-cli</w:t>
+        <w:t>New-Item hello.txt</w:t>
       </w:r>
       <w:r>
         <w:rPr>
@@ -2576,17 +2447,887 @@
           <w:i w:val="0"/>
           <w:sz w:val="22"/>
         </w:rPr>
-        <w:t xml:space="preserve"> is gone. The cabinet has been shredded. That is all six week-one commands, strung together in one flow.</w:t>
+        <w:t xml:space="preserve"> or </w:t>
+      </w:r>
+      <w:r>
+        <w:rPr>
+          <w:rFonts w:ascii="Consolas" w:hAnsi="Consolas" w:cs="Consolas"/>
+          <w:color w:val="C7254E"/>
+          <w:sz w:val="20"/>
+        </w:rPr>
+        <w:t>New-Item -ItemType File hello.txt</w:t>
+      </w:r>
+      <w:r>
+        <w:rPr>
+          <w:rFonts w:ascii="Calibri" w:hAnsi="Calibri" w:cs="Calibri"/>
+          <w:b w:val="0"/>
+          <w:i w:val="0"/>
+          <w:sz w:val="22"/>
+        </w:rPr>
+        <w:t>. PowerShell prints a confirmation row showing the mode, the last-write time, the file size (zero bytes), and the file name.</w:t>
       </w:r>
     </w:p>
     <w:p>
       <w:pPr>
+        <w:spacing w:after="120"/>
+      </w:pPr>
+      <w:r>
+        <w:rPr>
+          <w:rFonts w:ascii="Calibri" w:hAnsi="Calibri" w:cs="Calibri"/>
+          <w:b w:val="0"/>
+          <w:i w:val="0"/>
+          <w:sz w:val="22"/>
+        </w:rPr>
+        <w:t>Bash/Zsh equivalent:</w:t>
+      </w:r>
+    </w:p>
+    <w:p>
+      <w:pPr>
+        <w:spacing w:after="0" w:before="0"/>
+        <w:ind w:left="360"/>
+        <w:shd w:val="clear" w:color="auto" w:fill="F4F4F4"/>
+      </w:pPr>
+      <w:r>
+        <w:rPr>
+          <w:rFonts w:ascii="Consolas" w:hAnsi="Consolas" w:cs="Consolas"/>
+          <w:color w:val="222222"/>
+          <w:sz w:val="20"/>
+        </w:rPr>
+        <w:t>touch hello.txt</w:t>
+      </w:r>
+    </w:p>
+    <w:p/>
+    <w:p>
+      <w:pPr>
+        <w:spacing w:after="120"/>
+      </w:pPr>
+      <w:r>
+        <w:rPr>
+          <w:rFonts w:ascii="Consolas" w:hAnsi="Consolas" w:cs="Consolas"/>
+          <w:color w:val="C7254E"/>
+          <w:sz w:val="20"/>
+        </w:rPr>
+        <w:t>touch</w:t>
+      </w:r>
+      <w:r>
+        <w:rPr>
+          <w:rFonts w:ascii="Calibri" w:hAnsi="Calibri" w:cs="Calibri"/>
+          <w:b w:val="0"/>
+          <w:i w:val="0"/>
+          <w:sz w:val="22"/>
+        </w:rPr>
+        <w:t xml:space="preserve"> was originally designed to update a file's last-modified timestamp. Its side effect is that if the file does not exist, </w:t>
+      </w:r>
+      <w:r>
+        <w:rPr>
+          <w:rFonts w:ascii="Consolas" w:hAnsi="Consolas" w:cs="Consolas"/>
+          <w:color w:val="C7254E"/>
+          <w:sz w:val="20"/>
+        </w:rPr>
+        <w:t>touch</w:t>
+      </w:r>
+      <w:r>
+        <w:rPr>
+          <w:rFonts w:ascii="Calibri" w:hAnsi="Calibri" w:cs="Calibri"/>
+          <w:b w:val="0"/>
+          <w:i w:val="0"/>
+          <w:sz w:val="22"/>
+        </w:rPr>
+        <w:t xml:space="preserve"> creates it, empty. PowerShell does not ship a </w:t>
+      </w:r>
+      <w:r>
+        <w:rPr>
+          <w:rFonts w:ascii="Consolas" w:hAnsi="Consolas" w:cs="Consolas"/>
+          <w:color w:val="C7254E"/>
+          <w:sz w:val="20"/>
+        </w:rPr>
+        <w:t>touch</w:t>
+      </w:r>
+      <w:r>
+        <w:rPr>
+          <w:rFonts w:ascii="Calibri" w:hAnsi="Calibri" w:cs="Calibri"/>
+          <w:b w:val="0"/>
+          <w:i w:val="0"/>
+          <w:sz w:val="22"/>
+        </w:rPr>
+        <w:t xml:space="preserve"> command. If you type </w:t>
+      </w:r>
+      <w:r>
+        <w:rPr>
+          <w:rFonts w:ascii="Consolas" w:hAnsi="Consolas" w:cs="Consolas"/>
+          <w:color w:val="C7254E"/>
+          <w:sz w:val="20"/>
+        </w:rPr>
+        <w:t>touch hello.txt</w:t>
+      </w:r>
+      <w:r>
+        <w:rPr>
+          <w:rFonts w:ascii="Calibri" w:hAnsi="Calibri" w:cs="Calibri"/>
+          <w:b w:val="0"/>
+          <w:i w:val="0"/>
+          <w:sz w:val="22"/>
+        </w:rPr>
+        <w:t xml:space="preserve"> on Windows PowerShell you will get </w:t>
+      </w:r>
+      <w:r>
+        <w:rPr>
+          <w:rFonts w:ascii="Consolas" w:hAnsi="Consolas" w:cs="Consolas"/>
+          <w:color w:val="C7254E"/>
+          <w:sz w:val="20"/>
+        </w:rPr>
+        <w:t>The term 'touch' is not recognized</w:t>
+      </w:r>
+      <w:r>
+        <w:rPr>
+          <w:rFonts w:ascii="Calibri" w:hAnsi="Calibri" w:cs="Calibri"/>
+          <w:b w:val="0"/>
+          <w:i w:val="0"/>
+          <w:sz w:val="22"/>
+        </w:rPr>
+        <w:t>, which is the first gotcha Windows learners hit when they follow along with a Bash-only tutorial.</w:t>
+      </w:r>
+    </w:p>
+    <w:p>
+      <w:pPr>
+        <w:spacing w:before="200" w:after="80"/>
+      </w:pPr>
+      <w:r>
+        <w:rPr>
+          <w:rFonts w:ascii="Calibri" w:hAnsi="Calibri" w:cs="Calibri"/>
+          <w:b/>
+          <w:sz w:val="26"/>
+        </w:rPr>
+        <w:t>6. Confirm the file exists</w:t>
+      </w:r>
+    </w:p>
+    <w:p>
+      <w:pPr>
+        <w:spacing w:after="0" w:before="0"/>
+        <w:ind w:left="360"/>
+        <w:shd w:val="clear" w:color="auto" w:fill="F4F4F4"/>
+      </w:pPr>
+      <w:r>
+        <w:rPr>
+          <w:rFonts w:ascii="Consolas" w:hAnsi="Consolas" w:cs="Consolas"/>
+          <w:color w:val="222222"/>
+          <w:sz w:val="20"/>
+        </w:rPr>
+        <w:t>ls</w:t>
+      </w:r>
+    </w:p>
+    <w:p/>
+    <w:p>
+      <w:pPr>
+        <w:spacing w:after="0" w:before="0"/>
+        <w:ind w:left="360"/>
+        <w:shd w:val="clear" w:color="auto" w:fill="F4F4F4"/>
+      </w:pPr>
+      <w:r>
+        <w:rPr>
+          <w:rFonts w:ascii="Consolas" w:hAnsi="Consolas" w:cs="Consolas"/>
+          <w:color w:val="222222"/>
+          <w:sz w:val="20"/>
+        </w:rPr>
+        <w:t>hello.txt</w:t>
+      </w:r>
+    </w:p>
+    <w:p/>
+    <w:p>
+      <w:pPr>
+        <w:spacing w:after="120"/>
+      </w:pPr>
+      <w:r>
+        <w:rPr>
+          <w:rFonts w:ascii="Calibri" w:hAnsi="Calibri" w:cs="Calibri"/>
+          <w:b w:val="0"/>
+          <w:i w:val="0"/>
+          <w:sz w:val="22"/>
+        </w:rPr>
+        <w:t>One file, zero bytes, ready to edit later. This is the state of every real project folder you will ever make: a directory with some number of files inside it. You just built the minimum version.</w:t>
+      </w:r>
+    </w:p>
+    <w:p>
+      <w:pPr>
+        <w:spacing w:before="200" w:after="80"/>
+      </w:pPr>
+      <w:r>
+        <w:rPr>
+          <w:rFonts w:ascii="Calibri" w:hAnsi="Calibri" w:cs="Calibri"/>
+          <w:b/>
+          <w:sz w:val="26"/>
+        </w:rPr>
+        <w:t>7. Try to remove the directory from inside (this fails)</w:t>
+      </w:r>
+    </w:p>
+    <w:p>
+      <w:pPr>
+        <w:spacing w:after="120"/>
+      </w:pPr>
+      <w:r>
+        <w:rPr>
+          <w:rFonts w:ascii="Calibri" w:hAnsi="Calibri" w:cs="Calibri"/>
+          <w:b w:val="0"/>
+          <w:i w:val="0"/>
+          <w:sz w:val="22"/>
+        </w:rPr>
+        <w:t>Do not skip this step. The error you are about to trigger is the single most common "why doesn't this work?" moment in the first month of using a terminal, and seeing it once removes the mystery forever.</w:t>
+      </w:r>
+    </w:p>
+    <w:p>
+      <w:pPr>
+        <w:spacing w:after="120"/>
+      </w:pPr>
+      <w:r>
+        <w:rPr>
+          <w:rFonts w:ascii="Calibri" w:hAnsi="Calibri" w:cs="Calibri"/>
+          <w:b w:val="0"/>
+          <w:i w:val="0"/>
+          <w:sz w:val="22"/>
+        </w:rPr>
+        <w:t xml:space="preserve">You are currently standing inside </w:t>
+      </w:r>
+      <w:r>
+        <w:rPr>
+          <w:rFonts w:ascii="Consolas" w:hAnsi="Consolas" w:cs="Consolas"/>
+          <w:color w:val="C7254E"/>
+          <w:sz w:val="20"/>
+        </w:rPr>
+        <w:t>practice-cli</w:t>
+      </w:r>
+      <w:r>
+        <w:rPr>
+          <w:rFonts w:ascii="Calibri" w:hAnsi="Calibri" w:cs="Calibri"/>
+          <w:b w:val="0"/>
+          <w:i w:val="0"/>
+          <w:sz w:val="22"/>
+        </w:rPr>
+        <w:t>. Run this anyway:</w:t>
+      </w:r>
+    </w:p>
+    <w:p>
+      <w:pPr>
+        <w:spacing w:after="0" w:before="0"/>
+        <w:ind w:left="360"/>
+        <w:shd w:val="clear" w:color="auto" w:fill="F4F4F4"/>
+      </w:pPr>
+      <w:r>
+        <w:rPr>
+          <w:rFonts w:ascii="Consolas" w:hAnsi="Consolas" w:cs="Consolas"/>
+          <w:color w:val="222222"/>
+          <w:sz w:val="20"/>
+        </w:rPr>
+        <w:t>Remove-Item -Recurse practice-cli</w:t>
+      </w:r>
+    </w:p>
+    <w:p/>
+    <w:p>
+      <w:pPr>
+        <w:spacing w:after="120"/>
+      </w:pPr>
+      <w:r>
+        <w:rPr>
+          <w:rFonts w:ascii="Calibri" w:hAnsi="Calibri" w:cs="Calibri"/>
+          <w:b w:val="0"/>
+          <w:i w:val="0"/>
+          <w:sz w:val="22"/>
+        </w:rPr>
+        <w:t>PowerShell responds with a long red error that ends with:</w:t>
+      </w:r>
+    </w:p>
+    <w:p>
+      <w:pPr>
+        <w:spacing w:after="0" w:before="0"/>
+        <w:ind w:left="360"/>
+        <w:shd w:val="clear" w:color="auto" w:fill="F4F4F4"/>
+      </w:pPr>
+      <w:r>
+        <w:rPr>
+          <w:rFonts w:ascii="Consolas" w:hAnsi="Consolas" w:cs="Consolas"/>
+          <w:color w:val="222222"/>
+          <w:sz w:val="20"/>
+        </w:rPr>
+        <w:t>Remove-Item : Cannot find path 'C:\Users\learner\practice-cli\practice-cli' because it does not exist.</w:t>
+      </w:r>
+    </w:p>
+    <w:p/>
+    <w:p>
+      <w:pPr>
+        <w:spacing w:after="120"/>
+      </w:pPr>
+      <w:r>
+        <w:rPr>
+          <w:rFonts w:ascii="Calibri" w:hAnsi="Calibri" w:cs="Calibri"/>
+          <w:b w:val="0"/>
+          <w:i w:val="0"/>
+          <w:sz w:val="22"/>
+        </w:rPr>
+        <w:t>Bash/Zsh equivalent (same failure, different wording):</w:t>
+      </w:r>
+    </w:p>
+    <w:p>
+      <w:pPr>
+        <w:spacing w:after="0" w:before="0"/>
+        <w:ind w:left="360"/>
+        <w:shd w:val="clear" w:color="auto" w:fill="F4F4F4"/>
+      </w:pPr>
+      <w:r>
+        <w:rPr>
+          <w:rFonts w:ascii="Consolas" w:hAnsi="Consolas" w:cs="Consolas"/>
+          <w:color w:val="222222"/>
+          <w:sz w:val="20"/>
+        </w:rPr>
+        <w:t>rm -r practice-cli</w:t>
+      </w:r>
+    </w:p>
+    <w:p/>
+    <w:p>
+      <w:pPr>
+        <w:spacing w:after="0" w:before="0"/>
+        <w:ind w:left="360"/>
+        <w:shd w:val="clear" w:color="auto" w:fill="F4F4F4"/>
+      </w:pPr>
+      <w:r>
+        <w:rPr>
+          <w:rFonts w:ascii="Consolas" w:hAnsi="Consolas" w:cs="Consolas"/>
+          <w:color w:val="222222"/>
+          <w:sz w:val="20"/>
+        </w:rPr>
+        <w:t>rm: cannot remove 'practice-cli': No such file or directory</w:t>
+      </w:r>
+    </w:p>
+    <w:p/>
+    <w:p>
+      <w:pPr>
+        <w:spacing w:after="120"/>
+      </w:pPr>
+      <w:r>
+        <w:rPr>
+          <w:rFonts w:ascii="Calibri" w:hAnsi="Calibri" w:cs="Calibri"/>
+          <w:b w:val="0"/>
+          <w:i w:val="0"/>
+          <w:sz w:val="22"/>
+        </w:rPr>
+        <w:t xml:space="preserve">Read the error on the PowerShell side one more time. The path the shell tried to delete was </w:t>
+      </w:r>
+      <w:r>
+        <w:rPr>
+          <w:rFonts w:ascii="Consolas" w:hAnsi="Consolas" w:cs="Consolas"/>
+          <w:color w:val="C7254E"/>
+          <w:sz w:val="20"/>
+        </w:rPr>
+        <w:t>C:\Users\learner\practice-cli\practice-cli</w:t>
+      </w:r>
+      <w:r>
+        <w:rPr>
+          <w:rFonts w:ascii="Calibri" w:hAnsi="Calibri" w:cs="Calibri"/>
+          <w:b w:val="0"/>
+          <w:i w:val="0"/>
+          <w:sz w:val="22"/>
+        </w:rPr>
+        <w:t xml:space="preserve">. That is </w:t>
+      </w:r>
+      <w:r>
+        <w:rPr>
+          <w:rFonts w:ascii="Consolas" w:hAnsi="Consolas" w:cs="Consolas"/>
+          <w:color w:val="C7254E"/>
+          <w:sz w:val="20"/>
+        </w:rPr>
+        <w:t>practice-cli</w:t>
+      </w:r>
+      <w:r>
+        <w:rPr>
+          <w:rFonts w:ascii="Calibri" w:hAnsi="Calibri" w:cs="Calibri"/>
+          <w:b w:val="0"/>
+          <w:i w:val="0"/>
+          <w:sz w:val="22"/>
+        </w:rPr>
+        <w:t xml:space="preserve"> *inside* </w:t>
+      </w:r>
+      <w:r>
+        <w:rPr>
+          <w:rFonts w:ascii="Consolas" w:hAnsi="Consolas" w:cs="Consolas"/>
+          <w:color w:val="C7254E"/>
+          <w:sz w:val="20"/>
+        </w:rPr>
+        <w:t>practice-cli</w:t>
+      </w:r>
+      <w:r>
+        <w:rPr>
+          <w:rFonts w:ascii="Calibri" w:hAnsi="Calibri" w:cs="Calibri"/>
+          <w:b w:val="0"/>
+          <w:i w:val="0"/>
+          <w:sz w:val="22"/>
+        </w:rPr>
+        <w:t xml:space="preserve">. The shell did exactly what you told it to, which was "find a folder named </w:t>
+      </w:r>
+      <w:r>
+        <w:rPr>
+          <w:rFonts w:ascii="Consolas" w:hAnsi="Consolas" w:cs="Consolas"/>
+          <w:color w:val="C7254E"/>
+          <w:sz w:val="20"/>
+        </w:rPr>
+        <w:t>practice-cli</w:t>
+      </w:r>
+      <w:r>
+        <w:rPr>
+          <w:rFonts w:ascii="Calibri" w:hAnsi="Calibri" w:cs="Calibri"/>
+          <w:b w:val="0"/>
+          <w:i w:val="0"/>
+          <w:sz w:val="22"/>
+        </w:rPr>
+        <w:t xml:space="preserve"> starting from the current working directory (CWD) and delete it." Your current working directory was already </w:t>
+      </w:r>
+      <w:r>
+        <w:rPr>
+          <w:rFonts w:ascii="Consolas" w:hAnsi="Consolas" w:cs="Consolas"/>
+          <w:color w:val="C7254E"/>
+          <w:sz w:val="20"/>
+        </w:rPr>
+        <w:t>practice-cli</w:t>
+      </w:r>
+      <w:r>
+        <w:rPr>
+          <w:rFonts w:ascii="Calibri" w:hAnsi="Calibri" w:cs="Calibri"/>
+          <w:b w:val="0"/>
+          <w:i w:val="0"/>
+          <w:sz w:val="22"/>
+        </w:rPr>
+        <w:t>, so the shell appended the name you passed and looked one level deeper. Nothing was there, so it reported a path-not-found error.</w:t>
+      </w:r>
+    </w:p>
+    <w:p>
+      <w:pPr>
+        <w:spacing w:after="120"/>
+      </w:pPr>
+      <w:r>
+        <w:rPr>
+          <w:rFonts w:ascii="Calibri" w:hAnsi="Calibri" w:cs="Calibri"/>
+          <w:b w:val="0"/>
+          <w:i w:val="0"/>
+          <w:sz w:val="22"/>
+        </w:rPr>
+        <w:t xml:space="preserve">The rule this step teaches: </w:t>
+      </w:r>
+      <w:r>
+        <w:rPr>
+          <w:rFonts w:ascii="Calibri" w:hAnsi="Calibri" w:cs="Calibri"/>
+          <w:b/>
+          <w:sz w:val="22"/>
+        </w:rPr>
+        <w:t>you cannot remove the directory you are currently standing in by its name.</w:t>
+      </w:r>
+      <w:r>
+        <w:rPr>
+          <w:rFonts w:ascii="Calibri" w:hAnsi="Calibri" w:cs="Calibri"/>
+          <w:b w:val="0"/>
+          <w:i w:val="0"/>
+          <w:sz w:val="22"/>
+        </w:rPr>
+        <w:t xml:space="preserve"> The shell resolves a bare name like </w:t>
+      </w:r>
+      <w:r>
+        <w:rPr>
+          <w:rFonts w:ascii="Consolas" w:hAnsi="Consolas" w:cs="Consolas"/>
+          <w:color w:val="C7254E"/>
+          <w:sz w:val="20"/>
+        </w:rPr>
+        <w:t>practice-cli</w:t>
+      </w:r>
+      <w:r>
+        <w:rPr>
+          <w:rFonts w:ascii="Calibri" w:hAnsi="Calibri" w:cs="Calibri"/>
+          <w:b w:val="0"/>
+          <w:i w:val="0"/>
+          <w:sz w:val="22"/>
+        </w:rPr>
+        <w:t xml:space="preserve"> against the current directory, and the current directory is already </w:t>
+      </w:r>
+      <w:r>
+        <w:rPr>
+          <w:rFonts w:ascii="Consolas" w:hAnsi="Consolas" w:cs="Consolas"/>
+          <w:color w:val="C7254E"/>
+          <w:sz w:val="20"/>
+        </w:rPr>
+        <w:t>practice-cli</w:t>
+      </w:r>
+      <w:r>
+        <w:rPr>
+          <w:rFonts w:ascii="Calibri" w:hAnsi="Calibri" w:cs="Calibri"/>
+          <w:b w:val="0"/>
+          <w:i w:val="0"/>
+          <w:sz w:val="22"/>
+        </w:rPr>
+        <w:t>. Every shell on every operating system enforces this rule the same way. It is not a Windows quirk, not a PowerShell quirk, and not a permissions issue.</w:t>
+      </w:r>
+    </w:p>
+    <w:p>
+      <w:pPr>
+        <w:spacing w:before="200" w:after="80"/>
+      </w:pPr>
+      <w:r>
+        <w:rPr>
+          <w:rFonts w:ascii="Calibri" w:hAnsi="Calibri" w:cs="Calibri"/>
+          <w:b/>
+          <w:sz w:val="26"/>
+        </w:rPr>
+        <w:t>8. Step out of the directory</w:t>
+      </w:r>
+    </w:p>
+    <w:p>
+      <w:pPr>
+        <w:spacing w:after="120"/>
+      </w:pPr>
+      <w:r>
+        <w:rPr>
+          <w:rFonts w:ascii="Calibri" w:hAnsi="Calibri" w:cs="Calibri"/>
+          <w:b w:val="0"/>
+          <w:i w:val="0"/>
+          <w:sz w:val="22"/>
+        </w:rPr>
+        <w:t>The fix is one command, the same on every shell:</w:t>
+      </w:r>
+    </w:p>
+    <w:p>
+      <w:pPr>
+        <w:spacing w:after="0" w:before="0"/>
+        <w:ind w:left="360"/>
+        <w:shd w:val="clear" w:color="auto" w:fill="F4F4F4"/>
+      </w:pPr>
+      <w:r>
+        <w:rPr>
+          <w:rFonts w:ascii="Consolas" w:hAnsi="Consolas" w:cs="Consolas"/>
+          <w:color w:val="222222"/>
+          <w:sz w:val="20"/>
+        </w:rPr>
+        <w:t>cd ..</w:t>
+      </w:r>
+    </w:p>
+    <w:p/>
+    <w:p>
+      <w:pPr>
+        <w:spacing w:after="0" w:before="0"/>
+        <w:ind w:left="360"/>
+        <w:shd w:val="clear" w:color="auto" w:fill="F4F4F4"/>
+      </w:pPr>
+      <w:r>
+        <w:rPr>
+          <w:rFonts w:ascii="Consolas" w:hAnsi="Consolas" w:cs="Consolas"/>
+          <w:color w:val="222222"/>
+          <w:sz w:val="20"/>
+        </w:rPr>
+        <w:t>cd ..</w:t>
+      </w:r>
+    </w:p>
+    <w:p/>
+    <w:p>
+      <w:pPr>
+        <w:spacing w:after="120"/>
+      </w:pPr>
+      <w:r>
+        <w:rPr>
+          <w:rFonts w:ascii="Calibri" w:hAnsi="Calibri" w:cs="Calibri"/>
+          <w:b w:val="0"/>
+          <w:i w:val="0"/>
+          <w:sz w:val="22"/>
+        </w:rPr>
+        <w:t xml:space="preserve">Now your current working directory is back to home. The name </w:t>
+      </w:r>
+      <w:r>
+        <w:rPr>
+          <w:rFonts w:ascii="Consolas" w:hAnsi="Consolas" w:cs="Consolas"/>
+          <w:color w:val="C7254E"/>
+          <w:sz w:val="20"/>
+        </w:rPr>
+        <w:t>practice-cli</w:t>
+      </w:r>
+      <w:r>
+        <w:rPr>
+          <w:rFonts w:ascii="Calibri" w:hAnsi="Calibri" w:cs="Calibri"/>
+          <w:b w:val="0"/>
+          <w:i w:val="0"/>
+          <w:sz w:val="22"/>
+        </w:rPr>
+        <w:t xml:space="preserve"> now resolves to </w:t>
+      </w:r>
+      <w:r>
+        <w:rPr>
+          <w:rFonts w:ascii="Consolas" w:hAnsi="Consolas" w:cs="Consolas"/>
+          <w:color w:val="C7254E"/>
+          <w:sz w:val="20"/>
+        </w:rPr>
+        <w:t>C:\Users\learner\practice-cli</w:t>
+      </w:r>
+      <w:r>
+        <w:rPr>
+          <w:rFonts w:ascii="Calibri" w:hAnsi="Calibri" w:cs="Calibri"/>
+          <w:b w:val="0"/>
+          <w:i w:val="0"/>
+          <w:sz w:val="22"/>
+        </w:rPr>
+        <w:t xml:space="preserve"> (or </w:t>
+      </w:r>
+      <w:r>
+        <w:rPr>
+          <w:rFonts w:ascii="Consolas" w:hAnsi="Consolas" w:cs="Consolas"/>
+          <w:color w:val="C7254E"/>
+          <w:sz w:val="20"/>
+        </w:rPr>
+        <w:t>/home/learner/practice-cli</w:t>
+      </w:r>
+      <w:r>
+        <w:rPr>
+          <w:rFonts w:ascii="Calibri" w:hAnsi="Calibri" w:cs="Calibri"/>
+          <w:b w:val="0"/>
+          <w:i w:val="0"/>
+          <w:sz w:val="22"/>
+        </w:rPr>
+        <w:t>), which is a real folder.</w:t>
+      </w:r>
+    </w:p>
+    <w:p>
+      <w:pPr>
+        <w:spacing w:before="200" w:after="80"/>
+      </w:pPr>
+      <w:r>
+        <w:rPr>
+          <w:rFonts w:ascii="Calibri" w:hAnsi="Calibri" w:cs="Calibri"/>
+          <w:b/>
+          <w:sz w:val="26"/>
+        </w:rPr>
+        <w:t>9. Remove the directory and its contents</w:t>
+      </w:r>
+    </w:p>
+    <w:p>
+      <w:pPr>
+        <w:spacing w:after="0" w:before="0"/>
+        <w:ind w:left="360"/>
+        <w:shd w:val="clear" w:color="auto" w:fill="F4F4F4"/>
+      </w:pPr>
+      <w:r>
+        <w:rPr>
+          <w:rFonts w:ascii="Consolas" w:hAnsi="Consolas" w:cs="Consolas"/>
+          <w:color w:val="222222"/>
+          <w:sz w:val="20"/>
+        </w:rPr>
+        <w:t>Remove-Item -Recurse practice-cli</w:t>
+      </w:r>
+    </w:p>
+    <w:p/>
+    <w:p>
+      <w:pPr>
+        <w:spacing w:after="120"/>
+      </w:pPr>
+      <w:r>
+        <w:rPr>
+          <w:rFonts w:ascii="Consolas" w:hAnsi="Consolas" w:cs="Consolas"/>
+          <w:color w:val="C7254E"/>
+          <w:sz w:val="20"/>
+        </w:rPr>
+        <w:t>Remove-Item</w:t>
+      </w:r>
+      <w:r>
+        <w:rPr>
+          <w:rFonts w:ascii="Calibri" w:hAnsi="Calibri" w:cs="Calibri"/>
+          <w:b w:val="0"/>
+          <w:i w:val="0"/>
+          <w:sz w:val="22"/>
+        </w:rPr>
+        <w:t xml:space="preserve"> is the PowerShell cmdlet for deletion, and </w:t>
+      </w:r>
+      <w:r>
+        <w:rPr>
+          <w:rFonts w:ascii="Consolas" w:hAnsi="Consolas" w:cs="Consolas"/>
+          <w:color w:val="C7254E"/>
+          <w:sz w:val="20"/>
+        </w:rPr>
+        <w:t>-Recurse</w:t>
+      </w:r>
+      <w:r>
+        <w:rPr>
+          <w:rFonts w:ascii="Calibri" w:hAnsi="Calibri" w:cs="Calibri"/>
+          <w:b w:val="0"/>
+          <w:i w:val="0"/>
+          <w:sz w:val="22"/>
+        </w:rPr>
+        <w:t xml:space="preserve"> tells it to walk into every sub-directory and remove every file on the way down before removing the top-level directory itself. Silent on success.</w:t>
+      </w:r>
+    </w:p>
+    <w:p>
+      <w:pPr>
+        <w:spacing w:after="120"/>
+      </w:pPr>
+      <w:r>
+        <w:rPr>
+          <w:rFonts w:ascii="Calibri" w:hAnsi="Calibri" w:cs="Calibri"/>
+          <w:b w:val="0"/>
+          <w:i w:val="0"/>
+          <w:sz w:val="22"/>
+        </w:rPr>
+        <w:t>Bash/Zsh equivalent:</w:t>
+      </w:r>
+    </w:p>
+    <w:p>
+      <w:pPr>
+        <w:spacing w:after="0" w:before="0"/>
+        <w:ind w:left="360"/>
+        <w:shd w:val="clear" w:color="auto" w:fill="F4F4F4"/>
+      </w:pPr>
+      <w:r>
+        <w:rPr>
+          <w:rFonts w:ascii="Consolas" w:hAnsi="Consolas" w:cs="Consolas"/>
+          <w:color w:val="222222"/>
+          <w:sz w:val="20"/>
+        </w:rPr>
+        <w:t>rm -r practice-cli</w:t>
+      </w:r>
+    </w:p>
+    <w:p/>
+    <w:p>
+      <w:pPr>
+        <w:spacing w:after="120"/>
+      </w:pPr>
+      <w:r>
+        <w:rPr>
+          <w:rFonts w:ascii="Consolas" w:hAnsi="Consolas" w:cs="Consolas"/>
+          <w:color w:val="C7254E"/>
+          <w:sz w:val="20"/>
+        </w:rPr>
+        <w:t>rm</w:t>
+      </w:r>
+      <w:r>
+        <w:rPr>
+          <w:rFonts w:ascii="Calibri" w:hAnsi="Calibri" w:cs="Calibri"/>
+          <w:b w:val="0"/>
+          <w:i w:val="0"/>
+          <w:sz w:val="22"/>
+        </w:rPr>
+        <w:t xml:space="preserve"> means remove, and the </w:t>
+      </w:r>
+      <w:r>
+        <w:rPr>
+          <w:rFonts w:ascii="Consolas" w:hAnsi="Consolas" w:cs="Consolas"/>
+          <w:color w:val="C7254E"/>
+          <w:sz w:val="20"/>
+        </w:rPr>
+        <w:t>-r</w:t>
+      </w:r>
+      <w:r>
+        <w:rPr>
+          <w:rFonts w:ascii="Calibri" w:hAnsi="Calibri" w:cs="Calibri"/>
+          <w:b w:val="0"/>
+          <w:i w:val="0"/>
+          <w:sz w:val="22"/>
+        </w:rPr>
+        <w:t xml:space="preserve"> flag means recursive. Same behavior, shorter name.</w:t>
+      </w:r>
+    </w:p>
+    <w:p>
+      <w:pPr>
+        <w:spacing w:after="120"/>
+      </w:pPr>
+      <w:r>
+        <w:rPr>
+          <w:rFonts w:ascii="Calibri" w:hAnsi="Calibri" w:cs="Calibri"/>
+          <w:b w:val="0"/>
+          <w:i w:val="0"/>
+          <w:sz w:val="22"/>
+        </w:rPr>
+        <w:t xml:space="preserve">There is one piece of both commands worth reading twice: neither moves files to a recycle bin. They delete them. On macOS and Linux the deletion is permanent unless your filesystem has snapshot support. On Windows PowerShell with a standard NTFS filesystem the deletion is also permanent; the Recycle Bin only receives files that you delete through the graphical shell (File Explorer), not through PowerShell. Type the target carefully, and never run </w:t>
+      </w:r>
+      <w:r>
+        <w:rPr>
+          <w:rFonts w:ascii="Consolas" w:hAnsi="Consolas" w:cs="Consolas"/>
+          <w:color w:val="C7254E"/>
+          <w:sz w:val="20"/>
+        </w:rPr>
+        <w:t>Remove-Item -Recurse</w:t>
+      </w:r>
+      <w:r>
+        <w:rPr>
+          <w:rFonts w:ascii="Calibri" w:hAnsi="Calibri" w:cs="Calibri"/>
+          <w:b w:val="0"/>
+          <w:i w:val="0"/>
+          <w:sz w:val="22"/>
+        </w:rPr>
+        <w:t xml:space="preserve"> or </w:t>
+      </w:r>
+      <w:r>
+        <w:rPr>
+          <w:rFonts w:ascii="Consolas" w:hAnsi="Consolas" w:cs="Consolas"/>
+          <w:color w:val="C7254E"/>
+          <w:sz w:val="20"/>
+        </w:rPr>
+        <w:t>rm -r</w:t>
+      </w:r>
+      <w:r>
+        <w:rPr>
+          <w:rFonts w:ascii="Calibri" w:hAnsi="Calibri" w:cs="Calibri"/>
+          <w:b w:val="0"/>
+          <w:i w:val="0"/>
+          <w:sz w:val="22"/>
+        </w:rPr>
+        <w:t xml:space="preserve"> against a path you did not just create yourself in this lesson.</w:t>
+      </w:r>
+    </w:p>
+    <w:p>
+      <w:pPr>
+        <w:spacing w:before="200" w:after="80"/>
+      </w:pPr>
+      <w:r>
+        <w:rPr>
+          <w:rFonts w:ascii="Calibri" w:hAnsi="Calibri" w:cs="Calibri"/>
+          <w:b/>
+          <w:sz w:val="26"/>
+        </w:rPr>
+        <w:t>10. Confirm the directory is gone</w:t>
+      </w:r>
+    </w:p>
+    <w:p>
+      <w:pPr>
+        <w:spacing w:after="0" w:before="0"/>
+        <w:ind w:left="360"/>
+        <w:shd w:val="clear" w:color="auto" w:fill="F4F4F4"/>
+      </w:pPr>
+      <w:r>
+        <w:rPr>
+          <w:rFonts w:ascii="Consolas" w:hAnsi="Consolas" w:cs="Consolas"/>
+          <w:color w:val="222222"/>
+          <w:sz w:val="20"/>
+        </w:rPr>
+        <w:t>ls</w:t>
+      </w:r>
+    </w:p>
+    <w:p/>
+    <w:p>
+      <w:pPr>
+        <w:spacing w:after="120"/>
+      </w:pPr>
+      <w:r>
+        <w:rPr>
+          <w:rFonts w:ascii="Consolas" w:hAnsi="Consolas" w:cs="Consolas"/>
+          <w:color w:val="C7254E"/>
+          <w:sz w:val="20"/>
+        </w:rPr>
+        <w:t>practice-cli</w:t>
+      </w:r>
+      <w:r>
+        <w:rPr>
+          <w:rFonts w:ascii="Calibri" w:hAnsi="Calibri" w:cs="Calibri"/>
+          <w:b w:val="0"/>
+          <w:i w:val="0"/>
+          <w:sz w:val="22"/>
+        </w:rPr>
+        <w:t xml:space="preserve"> is gone. The cabinet has been shredded, after you stepped out of it. That is all six week-one commands, plus the one rule about the current working directory, strung together in one flow.</w:t>
+      </w:r>
+    </w:p>
+    <w:p>
+      <w:pPr>
         <w:jc w:val="center"/>
       </w:pPr>
       <w:r>
         <w:drawing>
           <wp:inline xmlns:a="http://schemas.openxmlformats.org/drawingml/2006/main" xmlns:pic="http://schemas.openxmlformats.org/drawingml/2006/picture">
-            <wp:extent cx="5486400" cy="3111573"/>
+            <wp:extent cx="5486400" cy="3331029"/>
             <wp:docPr id="4" name="Picture 4"/>
             <wp:cNvGraphicFramePr>
               <a:graphicFrameLocks noChangeAspect="1"/>
@@ -2607,7 +3348,7 @@
                   <pic:spPr>
                     <a:xfrm>
                       <a:off x="0" y="0"/>
-                      <a:ext cx="5486400" cy="3111573"/>
+                      <a:ext cx="5486400" cy="3331029"/>
                     </a:xfrm>
                     <a:prstGeom prst="rect"/>
                   </pic:spPr>
@@ -2628,7 +3369,7 @@
           <w:color w:val="555555"/>
           <w:sz w:val="18"/>
         </w:rPr>
-        <w:t>Side-by-side static panel of the nine capstone exchanges in Bash (left) and PowerShell (right)</w:t>
+        <w:t>Side-by-side static panel of the ten capstone exchanges in PowerShell (left, primary) and Bash (right, alternate), with the failed step 7 shown in red</w:t>
       </w:r>
     </w:p>
     <w:p>
@@ -2697,7 +3438,7 @@
           <w:color w:val="C7254E"/>
           <w:sz w:val="20"/>
         </w:rPr>
-        <w:t>rm -r</w:t>
+        <w:t>Remove-Item -Recurse</w:t>
       </w:r>
       <w:r>
         <w:rPr>
@@ -2706,13 +3447,16 @@
           <w:i w:val="0"/>
           <w:sz w:val="22"/>
         </w:rPr>
-        <w:t xml:space="preserve"> line did not run or hit a typo. Run it again.</w:t>
-      </w:r>
-    </w:p>
-    <w:p>
-      <w:pPr>
-        <w:spacing w:after="120"/>
-      </w:pPr>
+        <w:t xml:space="preserve"> line at step 9 did not run cleanly. Run </w:t>
+      </w:r>
+      <w:r>
+        <w:rPr>
+          <w:rFonts w:ascii="Consolas" w:hAnsi="Consolas" w:cs="Consolas"/>
+          <w:color w:val="C7254E"/>
+          <w:sz w:val="20"/>
+        </w:rPr>
+        <w:t>pwd</w:t>
+      </w:r>
       <w:r>
         <w:rPr>
           <w:rFonts w:ascii="Calibri" w:hAnsi="Calibri" w:cs="Calibri"/>
@@ -2720,7 +3464,7 @@
           <w:i w:val="0"/>
           <w:sz w:val="22"/>
         </w:rPr>
-        <w:t xml:space="preserve">If you see </w:t>
+        <w:t xml:space="preserve"> to see where you are. If you are not at home, run </w:t>
       </w:r>
       <w:r>
         <w:rPr>
@@ -2728,7 +3472,7 @@
           <w:color w:val="C7254E"/>
           <w:sz w:val="20"/>
         </w:rPr>
-        <w:t>rm: cannot remove 'practice-cli': No such file or directory</w:t>
+        <w:t>cd ~</w:t>
       </w:r>
       <w:r>
         <w:rPr>
@@ -2737,7 +3481,7 @@
           <w:i w:val="0"/>
           <w:sz w:val="22"/>
         </w:rPr>
-        <w:t xml:space="preserve">, you were not standing in your home directory when you ran the removal. Run </w:t>
+        <w:t xml:space="preserve"> (PowerShell) or </w:t>
       </w:r>
       <w:r>
         <w:rPr>
@@ -2745,7 +3489,7 @@
           <w:color w:val="C7254E"/>
           <w:sz w:val="20"/>
         </w:rPr>
-        <w:t>pwd</w:t>
+        <w:t>cd</w:t>
       </w:r>
       <w:r>
         <w:rPr>
@@ -2754,7 +3498,7 @@
           <w:i w:val="0"/>
           <w:sz w:val="22"/>
         </w:rPr>
-        <w:t xml:space="preserve"> to see where you are. If it says anything other than home, run </w:t>
+        <w:t xml:space="preserve"> with no argument (Bash), then run </w:t>
       </w:r>
       <w:r>
         <w:rPr>
@@ -2762,7 +3506,7 @@
           <w:color w:val="C7254E"/>
           <w:sz w:val="20"/>
         </w:rPr>
-        <w:t>cd</w:t>
+        <w:t>Remove-Item -Recurse practice-cli</w:t>
       </w:r>
       <w:r>
         <w:rPr>
@@ -2771,13 +3515,16 @@
           <w:i w:val="0"/>
           <w:sz w:val="22"/>
         </w:rPr>
-        <w:t xml:space="preserve"> with no argument and try the removal again.</w:t>
-      </w:r>
-    </w:p>
-    <w:p>
-      <w:pPr>
-        <w:spacing w:after="120"/>
-      </w:pPr>
+        <w:t xml:space="preserve"> or </w:t>
+      </w:r>
+      <w:r>
+        <w:rPr>
+          <w:rFonts w:ascii="Consolas" w:hAnsi="Consolas" w:cs="Consolas"/>
+          <w:color w:val="C7254E"/>
+          <w:sz w:val="20"/>
+        </w:rPr>
+        <w:t>rm -r practice-cli</w:t>
+      </w:r>
       <w:r>
         <w:rPr>
           <w:rFonts w:ascii="Calibri" w:hAnsi="Calibri" w:cs="Calibri"/>
@@ -2785,16 +3532,13 @@
           <w:i w:val="0"/>
           <w:sz w:val="22"/>
         </w:rPr>
-        <w:t xml:space="preserve">If you see </w:t>
-      </w:r>
-      <w:r>
-        <w:rPr>
-          <w:rFonts w:ascii="Consolas" w:hAnsi="Consolas" w:cs="Consolas"/>
-          <w:color w:val="C7254E"/>
-          <w:sz w:val="20"/>
-        </w:rPr>
-        <w:t>mkdir: cannot create directory 'practice-cli': File exists</w:t>
-      </w:r>
+        <w:t xml:space="preserve"> again.</w:t>
+      </w:r>
+    </w:p>
+    <w:p>
+      <w:pPr>
+        <w:spacing w:after="120"/>
+      </w:pPr>
       <w:r>
         <w:rPr>
           <w:rFonts w:ascii="Calibri" w:hAnsi="Calibri" w:cs="Calibri"/>
@@ -2802,7 +3546,7 @@
           <w:i w:val="0"/>
           <w:sz w:val="22"/>
         </w:rPr>
-        <w:t xml:space="preserve"> on step 2, a folder by that name is already there from a prior attempt. Remove it first with </w:t>
+        <w:t xml:space="preserve">If you ran step 7 and saw the error but then typed </w:t>
       </w:r>
       <w:r>
         <w:rPr>
@@ -2810,7 +3554,7 @@
           <w:color w:val="C7254E"/>
           <w:sz w:val="20"/>
         </w:rPr>
-        <w:t>rm -r practice-cli</w:t>
+        <w:t>cd ..</w:t>
       </w:r>
       <w:r>
         <w:rPr>
@@ -2819,7 +3563,7 @@
           <w:i w:val="0"/>
           <w:sz w:val="22"/>
         </w:rPr>
-        <w:t xml:space="preserve"> and start over, or pick a different name like </w:t>
+        <w:t xml:space="preserve"> followed by </w:t>
       </w:r>
       <w:r>
         <w:rPr>
@@ -2827,7 +3571,7 @@
           <w:color w:val="C7254E"/>
           <w:sz w:val="20"/>
         </w:rPr>
-        <w:t>practice-cli-2</w:t>
+        <w:t>Remove-Item -Recurse practice-cli</w:t>
       </w:r>
       <w:r>
         <w:rPr>
@@ -2836,13 +3580,16 @@
           <w:i w:val="0"/>
           <w:sz w:val="22"/>
         </w:rPr>
-        <w:t xml:space="preserve"> for this run.</w:t>
-      </w:r>
-    </w:p>
-    <w:p>
-      <w:pPr>
-        <w:spacing w:after="120"/>
-      </w:pPr>
+        <w:t xml:space="preserve"> and got another path-not-found error, you probably overshot: you may now be two levels above the directory. Run </w:t>
+      </w:r>
+      <w:r>
+        <w:rPr>
+          <w:rFonts w:ascii="Consolas" w:hAnsi="Consolas" w:cs="Consolas"/>
+          <w:color w:val="C7254E"/>
+          <w:sz w:val="20"/>
+        </w:rPr>
+        <w:t>pwd</w:t>
+      </w:r>
       <w:r>
         <w:rPr>
           <w:rFonts w:ascii="Calibri" w:hAnsi="Calibri" w:cs="Calibri"/>
@@ -2850,7 +3597,7 @@
           <w:i w:val="0"/>
           <w:sz w:val="22"/>
         </w:rPr>
-        <w:t xml:space="preserve">The shell is case-sensitive on macOS and Linux. </w:t>
+        <w:t xml:space="preserve"> and walk back to home with </w:t>
       </w:r>
       <w:r>
         <w:rPr>
@@ -2858,7 +3605,7 @@
           <w:color w:val="C7254E"/>
           <w:sz w:val="20"/>
         </w:rPr>
-        <w:t>practice-cli</w:t>
+        <w:t>cd ~</w:t>
       </w:r>
       <w:r>
         <w:rPr>
@@ -2867,16 +3614,13 @@
           <w:i w:val="0"/>
           <w:sz w:val="22"/>
         </w:rPr>
-        <w:t xml:space="preserve"> and </w:t>
-      </w:r>
-      <w:r>
-        <w:rPr>
-          <w:rFonts w:ascii="Consolas" w:hAnsi="Consolas" w:cs="Consolas"/>
-          <w:color w:val="C7254E"/>
-          <w:sz w:val="20"/>
-        </w:rPr>
-        <w:t>Practice-CLI</w:t>
-      </w:r>
+        <w:t xml:space="preserve"> before retrying.</w:t>
+      </w:r>
+    </w:p>
+    <w:p>
+      <w:pPr>
+        <w:spacing w:after="120"/>
+      </w:pPr>
       <w:r>
         <w:rPr>
           <w:rFonts w:ascii="Calibri" w:hAnsi="Calibri" w:cs="Calibri"/>
@@ -2884,26 +3628,16 @@
           <w:i w:val="0"/>
           <w:sz w:val="22"/>
         </w:rPr>
-        <w:t xml:space="preserve"> are two different directories. Windows is case-insensitive, so either works there. If you are on a team that mixes platforms, always lowercase your directory names; it avoids a class of surprises.</w:t>
-      </w:r>
-    </w:p>
-    <w:p>
-      <w:pPr>
-        <w:spacing w:before="200" w:after="80"/>
-      </w:pPr>
-      <w:r>
-        <w:rPr>
-          <w:rFonts w:ascii="Calibri" w:hAnsi="Calibri" w:cs="Calibri"/>
-          <w:b/>
-          <w:sz w:val="32"/>
-        </w:rPr>
-        <w:t>What just happened</w:t>
-      </w:r>
-    </w:p>
-    <w:p>
-      <w:pPr>
-        <w:spacing w:after="120"/>
-      </w:pPr>
+        <w:t xml:space="preserve">If you see </w:t>
+      </w:r>
+      <w:r>
+        <w:rPr>
+          <w:rFonts w:ascii="Consolas" w:hAnsi="Consolas" w:cs="Consolas"/>
+          <w:color w:val="C7254E"/>
+          <w:sz w:val="20"/>
+        </w:rPr>
+        <w:t>mkdir : An item with the specified name ... already exists</w:t>
+      </w:r>
       <w:r>
         <w:rPr>
           <w:rFonts w:ascii="Calibri" w:hAnsi="Calibri" w:cs="Calibri"/>
@@ -2911,7 +3645,7 @@
           <w:i w:val="0"/>
           <w:sz w:val="22"/>
         </w:rPr>
-        <w:t xml:space="preserve">Six commands, one round trip. </w:t>
+        <w:t xml:space="preserve"> on step 2, a folder by that name is already there from a prior attempt. Remove it first (from home, not from inside it) with </w:t>
       </w:r>
       <w:r>
         <w:rPr>
@@ -2919,7 +3653,7 @@
           <w:color w:val="C7254E"/>
           <w:sz w:val="20"/>
         </w:rPr>
-        <w:t>pwd</w:t>
+        <w:t>Remove-Item -Recurse practice-cli</w:t>
       </w:r>
       <w:r>
         <w:rPr>
@@ -2928,7 +3662,7 @@
           <w:i w:val="0"/>
           <w:sz w:val="22"/>
         </w:rPr>
-        <w:t xml:space="preserve"> reports where you are standing. </w:t>
+        <w:t xml:space="preserve"> on PowerShell or </w:t>
       </w:r>
       <w:r>
         <w:rPr>
@@ -2936,7 +3670,7 @@
           <w:color w:val="C7254E"/>
           <w:sz w:val="20"/>
         </w:rPr>
-        <w:t>ls</w:t>
+        <w:t>rm -r practice-cli</w:t>
       </w:r>
       <w:r>
         <w:rPr>
@@ -2945,16 +3679,26 @@
           <w:i w:val="0"/>
           <w:sz w:val="22"/>
         </w:rPr>
-        <w:t xml:space="preserve"> reports what is in the current directory. </w:t>
-      </w:r>
-      <w:r>
-        <w:rPr>
-          <w:rFonts w:ascii="Consolas" w:hAnsi="Consolas" w:cs="Consolas"/>
-          <w:color w:val="C7254E"/>
-          <w:sz w:val="20"/>
-        </w:rPr>
-        <w:t>cd</w:t>
-      </w:r>
+        <w:t xml:space="preserve"> on Bash, then start over.</w:t>
+      </w:r>
+    </w:p>
+    <w:p>
+      <w:pPr>
+        <w:spacing w:before="200" w:after="80"/>
+      </w:pPr>
+      <w:r>
+        <w:rPr>
+          <w:rFonts w:ascii="Calibri" w:hAnsi="Calibri" w:cs="Calibri"/>
+          <w:b/>
+          <w:sz w:val="32"/>
+        </w:rPr>
+        <w:t>What just happened</w:t>
+      </w:r>
+    </w:p>
+    <w:p>
+      <w:pPr>
+        <w:spacing w:after="120"/>
+      </w:pPr>
       <w:r>
         <w:rPr>
           <w:rFonts w:ascii="Calibri" w:hAnsi="Calibri" w:cs="Calibri"/>
@@ -2962,7 +3706,7 @@
           <w:i w:val="0"/>
           <w:sz w:val="22"/>
         </w:rPr>
-        <w:t xml:space="preserve"> changes the current directory. </w:t>
+        <w:t xml:space="preserve">Six commands, one round trip, one failure, one recovery. </w:t>
       </w:r>
       <w:r>
         <w:rPr>
@@ -2970,7 +3714,7 @@
           <w:color w:val="C7254E"/>
           <w:sz w:val="20"/>
         </w:rPr>
-        <w:t>mkdir</w:t>
+        <w:t>pwd</w:t>
       </w:r>
       <w:r>
         <w:rPr>
@@ -2979,7 +3723,7 @@
           <w:i w:val="0"/>
           <w:sz w:val="22"/>
         </w:rPr>
-        <w:t xml:space="preserve"> creates a new directory. </w:t>
+        <w:t xml:space="preserve"> reports where you are standing. </w:t>
       </w:r>
       <w:r>
         <w:rPr>
@@ -2987,7 +3731,7 @@
           <w:color w:val="C7254E"/>
           <w:sz w:val="20"/>
         </w:rPr>
-        <w:t>touch</w:t>
+        <w:t>ls</w:t>
       </w:r>
       <w:r>
         <w:rPr>
@@ -2996,7 +3740,7 @@
           <w:i w:val="0"/>
           <w:sz w:val="22"/>
         </w:rPr>
-        <w:t xml:space="preserve"> creates an empty file. </w:t>
+        <w:t xml:space="preserve"> reports what is in the current directory. </w:t>
       </w:r>
       <w:r>
         <w:rPr>
@@ -3004,7 +3748,7 @@
           <w:color w:val="C7254E"/>
           <w:sz w:val="20"/>
         </w:rPr>
-        <w:t>rm -r</w:t>
+        <w:t>cd</w:t>
       </w:r>
       <w:r>
         <w:rPr>
@@ -3013,13 +3757,16 @@
           <w:i w:val="0"/>
           <w:sz w:val="22"/>
         </w:rPr>
-        <w:t xml:space="preserve"> deletes a directory and everything in it. That is the complete vocabulary for navigating and shaping a file tree from a command line.</w:t>
-      </w:r>
-    </w:p>
-    <w:p>
-      <w:pPr>
-        <w:spacing w:after="120"/>
-      </w:pPr>
+        <w:t xml:space="preserve"> changes the current directory. </w:t>
+      </w:r>
+      <w:r>
+        <w:rPr>
+          <w:rFonts w:ascii="Consolas" w:hAnsi="Consolas" w:cs="Consolas"/>
+          <w:color w:val="C7254E"/>
+          <w:sz w:val="20"/>
+        </w:rPr>
+        <w:t>mkdir</w:t>
+      </w:r>
       <w:r>
         <w:rPr>
           <w:rFonts w:ascii="Calibri" w:hAnsi="Calibri" w:cs="Calibri"/>
@@ -3027,7 +3774,7 @@
           <w:i w:val="0"/>
           <w:sz w:val="22"/>
         </w:rPr>
-        <w:t>Two of the commands create (</w:t>
+        <w:t xml:space="preserve"> creates a new directory. </w:t>
       </w:r>
       <w:r>
         <w:rPr>
@@ -3035,7 +3782,7 @@
           <w:color w:val="C7254E"/>
           <w:sz w:val="20"/>
         </w:rPr>
-        <w:t>mkdir</w:t>
+        <w:t>ni</w:t>
       </w:r>
       <w:r>
         <w:rPr>
@@ -3044,7 +3791,7 @@
           <w:i w:val="0"/>
           <w:sz w:val="22"/>
         </w:rPr>
-        <w:t xml:space="preserve">, </w:t>
+        <w:t xml:space="preserve"> (PowerShell) or </w:t>
       </w:r>
       <w:r>
         <w:rPr>
@@ -3061,7 +3808,7 @@
           <w:i w:val="0"/>
           <w:sz w:val="22"/>
         </w:rPr>
-        <w:t>). One destroys (</w:t>
+        <w:t xml:space="preserve"> (Bash) creates an empty file. </w:t>
       </w:r>
       <w:r>
         <w:rPr>
@@ -3069,7 +3816,7 @@
           <w:color w:val="C7254E"/>
           <w:sz w:val="20"/>
         </w:rPr>
-        <w:t>rm</w:t>
+        <w:t>Remove-Item -Recurse</w:t>
       </w:r>
       <w:r>
         <w:rPr>
@@ -3078,7 +3825,7 @@
           <w:i w:val="0"/>
           <w:sz w:val="22"/>
         </w:rPr>
-        <w:t>). Three observe and move (</w:t>
+        <w:t xml:space="preserve"> (PowerShell) or </w:t>
       </w:r>
       <w:r>
         <w:rPr>
@@ -3086,7 +3833,7 @@
           <w:color w:val="C7254E"/>
           <w:sz w:val="20"/>
         </w:rPr>
-        <w:t>pwd</w:t>
+        <w:t>rm -r</w:t>
       </w:r>
       <w:r>
         <w:rPr>
@@ -3095,16 +3842,13 @@
           <w:i w:val="0"/>
           <w:sz w:val="22"/>
         </w:rPr>
-        <w:t xml:space="preserve">, </w:t>
-      </w:r>
-      <w:r>
-        <w:rPr>
-          <w:rFonts w:ascii="Consolas" w:hAnsi="Consolas" w:cs="Consolas"/>
-          <w:color w:val="C7254E"/>
-          <w:sz w:val="20"/>
-        </w:rPr>
-        <w:t>ls</w:t>
-      </w:r>
+        <w:t xml:space="preserve"> (Bash) deletes a directory and everything in it. That is the complete vocabulary for navigating and shaping a file tree from a CLI.</w:t>
+      </w:r>
+    </w:p>
+    <w:p>
+      <w:pPr>
+        <w:spacing w:after="120"/>
+      </w:pPr>
       <w:r>
         <w:rPr>
           <w:rFonts w:ascii="Calibri" w:hAnsi="Calibri" w:cs="Calibri"/>
@@ -3112,7 +3856,7 @@
           <w:i w:val="0"/>
           <w:sz w:val="22"/>
         </w:rPr>
-        <w:t xml:space="preserve">, </w:t>
+        <w:t>Two of the commands create (</w:t>
       </w:r>
       <w:r>
         <w:rPr>
@@ -3120,7 +3864,7 @@
           <w:color w:val="C7254E"/>
           <w:sz w:val="20"/>
         </w:rPr>
-        <w:t>cd</w:t>
+        <w:t>mkdir</w:t>
       </w:r>
       <w:r>
         <w:rPr>
@@ -3129,7 +3873,7 @@
           <w:i w:val="0"/>
           <w:sz w:val="22"/>
         </w:rPr>
-        <w:t xml:space="preserve">). The symmetry is useful to remember: for every create verb there is a corresponding destroy verb. The other half of </w:t>
+        <w:t xml:space="preserve">, </w:t>
       </w:r>
       <w:r>
         <w:rPr>
@@ -3137,7 +3881,7 @@
           <w:color w:val="C7254E"/>
           <w:sz w:val="20"/>
         </w:rPr>
-        <w:t>mkdir</w:t>
+        <w:t>ni</w:t>
       </w:r>
       <w:r>
         <w:rPr>
@@ -3146,7 +3890,7 @@
           <w:i w:val="0"/>
           <w:sz w:val="22"/>
         </w:rPr>
-        <w:t xml:space="preserve"> is </w:t>
+        <w:t xml:space="preserve"> / </w:t>
       </w:r>
       <w:r>
         <w:rPr>
@@ -3154,7 +3898,7 @@
           <w:color w:val="C7254E"/>
           <w:sz w:val="20"/>
         </w:rPr>
-        <w:t>rmdir</w:t>
+        <w:t>touch</w:t>
       </w:r>
       <w:r>
         <w:rPr>
@@ -3163,7 +3907,7 @@
           <w:i w:val="0"/>
           <w:sz w:val="22"/>
         </w:rPr>
-        <w:t xml:space="preserve">, which removes an empty directory. The other half of </w:t>
+        <w:t>). One destroys (</w:t>
       </w:r>
       <w:r>
         <w:rPr>
@@ -3171,7 +3915,7 @@
           <w:color w:val="C7254E"/>
           <w:sz w:val="20"/>
         </w:rPr>
-        <w:t>touch</w:t>
+        <w:t>Remove-Item -Recurse</w:t>
       </w:r>
       <w:r>
         <w:rPr>
@@ -3180,7 +3924,7 @@
           <w:i w:val="0"/>
           <w:sz w:val="22"/>
         </w:rPr>
-        <w:t xml:space="preserve"> (for the purpose of removing the file it created) is plain </w:t>
+        <w:t xml:space="preserve"> / </w:t>
       </w:r>
       <w:r>
         <w:rPr>
@@ -3188,7 +3932,7 @@
           <w:color w:val="C7254E"/>
           <w:sz w:val="20"/>
         </w:rPr>
-        <w:t>rm</w:t>
+        <w:t>rm -r</w:t>
       </w:r>
       <w:r>
         <w:rPr>
@@ -3197,7 +3941,7 @@
           <w:i w:val="0"/>
           <w:sz w:val="22"/>
         </w:rPr>
-        <w:t xml:space="preserve"> without the </w:t>
+        <w:t>). Three observe and move (</w:t>
       </w:r>
       <w:r>
         <w:rPr>
@@ -3205,7 +3949,7 @@
           <w:color w:val="C7254E"/>
           <w:sz w:val="20"/>
         </w:rPr>
-        <w:t>-r</w:t>
+        <w:t>pwd</w:t>
       </w:r>
       <w:r>
         <w:rPr>
@@ -3214,7 +3958,7 @@
           <w:i w:val="0"/>
           <w:sz w:val="22"/>
         </w:rPr>
-        <w:t xml:space="preserve"> flag. </w:t>
+        <w:t xml:space="preserve">, </w:t>
       </w:r>
       <w:r>
         <w:rPr>
@@ -3222,7 +3966,7 @@
           <w:color w:val="C7254E"/>
           <w:sz w:val="20"/>
         </w:rPr>
-        <w:t>rm -r</w:t>
+        <w:t>ls</w:t>
       </w:r>
       <w:r>
         <w:rPr>
@@ -3231,13 +3975,16 @@
           <w:i w:val="0"/>
           <w:sz w:val="22"/>
         </w:rPr>
-        <w:t xml:space="preserve"> is the hammer version that handles both directories and files and their contents in one command; most of the time it is the only removal command you need.</w:t>
-      </w:r>
-    </w:p>
-    <w:p>
-      <w:pPr>
-        <w:spacing w:after="120"/>
-      </w:pPr>
+        <w:t xml:space="preserve">, </w:t>
+      </w:r>
+      <w:r>
+        <w:rPr>
+          <w:rFonts w:ascii="Consolas" w:hAnsi="Consolas" w:cs="Consolas"/>
+          <w:color w:val="C7254E"/>
+          <w:sz w:val="20"/>
+        </w:rPr>
+        <w:t>cd</w:t>
+      </w:r>
       <w:r>
         <w:rPr>
           <w:rFonts w:ascii="Calibri" w:hAnsi="Calibri" w:cs="Calibri"/>
@@ -3245,20 +3992,7 @@
           <w:i w:val="0"/>
           <w:sz w:val="22"/>
         </w:rPr>
-        <w:t>The filing-cabinet image holds up through the whole lesson because every step maps to a physical action: mkdir slides the cabinet in, cd pulls the drawer open, ls looks inside, touch drops a note, cd .. pushes the drawer back, rm -r shreds the cabinet and everything in it. Once those mappings are in your hands, the shell stops feeling like a puzzle and starts feeling like a set of tools that match the mental model you already had for organizing paper.</w:t>
-      </w:r>
-    </w:p>
-    <w:p>
-      <w:pPr>
-        <w:spacing w:before="200" w:after="80"/>
-      </w:pPr>
-      <w:r>
-        <w:rPr>
-          <w:rFonts w:ascii="Calibri" w:hAnsi="Calibri" w:cs="Calibri"/>
-          <w:b/>
-          <w:sz w:val="32"/>
-        </w:rPr>
-        <w:t>Going further</w:t>
+        <w:t>). The symmetry is useful to remember: for every create verb there is a corresponding destroy verb.</w:t>
       </w:r>
     </w:p>
     <w:p>
@@ -3272,7 +4006,7 @@
           <w:i w:val="0"/>
           <w:sz w:val="22"/>
         </w:rPr>
-        <w:t xml:space="preserve">The </w:t>
+        <w:t xml:space="preserve">The one rule that step 7 taught is bigger than this lesson. Any command that takes a path argument resolves that path against the current working directory unless you give it an absolute path. That is why </w:t>
       </w:r>
       <w:r>
         <w:rPr>
@@ -3280,7 +4014,7 @@
           <w:color w:val="C7254E"/>
           <w:sz w:val="20"/>
         </w:rPr>
-        <w:t>mkdir</w:t>
+        <w:t>cd practice-cli</w:t>
       </w:r>
       <w:r>
         <w:rPr>
@@ -3289,7 +4023,7 @@
           <w:i w:val="0"/>
           <w:sz w:val="22"/>
         </w:rPr>
-        <w:t xml:space="preserve"> command has a flag called </w:t>
+        <w:t xml:space="preserve"> works from home, and why </w:t>
       </w:r>
       <w:r>
         <w:rPr>
@@ -3297,7 +4031,7 @@
           <w:color w:val="C7254E"/>
           <w:sz w:val="20"/>
         </w:rPr>
-        <w:t>-p</w:t>
+        <w:t>Remove-Item -Recurse practice-cli</w:t>
       </w:r>
       <w:r>
         <w:rPr>
@@ -3306,75 +4040,16 @@
           <w:i w:val="0"/>
           <w:sz w:val="22"/>
         </w:rPr>
-        <w:t xml:space="preserve"> (short for "parents") that creates a whole chain of directories in one go. Try this in your home folder:</w:t>
-      </w:r>
-    </w:p>
-    <w:p>
-      <w:pPr>
-        <w:spacing w:after="0" w:before="0"/>
-        <w:ind w:left="360"/>
-        <w:shd w:val="clear" w:color="auto" w:fill="F4F4F4"/>
-      </w:pPr>
+        <w:t xml:space="preserve"> fails from inside </w:t>
+      </w:r>
       <w:r>
         <w:rPr>
           <w:rFonts w:ascii="Consolas" w:hAnsi="Consolas" w:cs="Consolas"/>
-          <w:color w:val="222222"/>
+          <w:color w:val="C7254E"/>
           <w:sz w:val="20"/>
         </w:rPr>
-        <w:t>mkdir -p work/2026/april</w:t>
-      </w:r>
-    </w:p>
-    <w:p>
-      <w:pPr>
-        <w:spacing w:after="0" w:before="0"/>
-        <w:ind w:left="360"/>
-        <w:shd w:val="clear" w:color="auto" w:fill="F4F4F4"/>
-      </w:pPr>
-      <w:r>
-        <w:rPr>
-          <w:rFonts w:ascii="Consolas" w:hAnsi="Consolas" w:cs="Consolas"/>
-          <w:color w:val="222222"/>
-          <w:sz w:val="20"/>
-        </w:rPr>
-        <w:t>cd work/2026/april</w:t>
-      </w:r>
-    </w:p>
-    <w:p>
-      <w:pPr>
-        <w:spacing w:after="0" w:before="0"/>
-        <w:ind w:left="360"/>
-        <w:shd w:val="clear" w:color="auto" w:fill="F4F4F4"/>
-      </w:pPr>
-      <w:r>
-        <w:rPr>
-          <w:rFonts w:ascii="Consolas" w:hAnsi="Consolas" w:cs="Consolas"/>
-          <w:color w:val="222222"/>
-          <w:sz w:val="20"/>
-        </w:rPr>
-        <w:t>pwd</w:t>
-      </w:r>
-    </w:p>
-    <w:p/>
-    <w:p>
-      <w:pPr>
-        <w:spacing w:after="0" w:before="0"/>
-        <w:ind w:left="360"/>
-        <w:shd w:val="clear" w:color="auto" w:fill="F4F4F4"/>
-      </w:pPr>
-      <w:r>
-        <w:rPr>
-          <w:rFonts w:ascii="Consolas" w:hAnsi="Consolas" w:cs="Consolas"/>
-          <w:color w:val="222222"/>
-          <w:sz w:val="20"/>
-        </w:rPr>
-        <w:t>/home/learner/work/2026/april</w:t>
-      </w:r>
-    </w:p>
-    <w:p/>
-    <w:p>
-      <w:pPr>
-        <w:spacing w:after="120"/>
-      </w:pPr>
+        <w:t>practice-cli</w:t>
+      </w:r>
       <w:r>
         <w:rPr>
           <w:rFonts w:ascii="Calibri" w:hAnsi="Calibri" w:cs="Calibri"/>
@@ -3382,7 +4057,7 @@
           <w:i w:val="0"/>
           <w:sz w:val="22"/>
         </w:rPr>
-        <w:t xml:space="preserve">Three levels of nesting, one command. Without </w:t>
+        <w:t xml:space="preserve">. The next module teaches absolute paths, relative paths, and the dot-and-double-dot notation that makes all of this explicit. For now, the takeaway is simpler: if a path-based command fails with "cannot find path" or "No such file or directory" and you can see the thing with your own eyes, you are almost always in the wrong directory. Run </w:t>
       </w:r>
       <w:r>
         <w:rPr>
@@ -3390,7 +4065,7 @@
           <w:color w:val="C7254E"/>
           <w:sz w:val="20"/>
         </w:rPr>
-        <w:t>-p</w:t>
+        <w:t>pwd</w:t>
       </w:r>
       <w:r>
         <w:rPr>
@@ -3399,16 +4074,26 @@
           <w:i w:val="0"/>
           <w:sz w:val="22"/>
         </w:rPr>
-        <w:t xml:space="preserve">, running </w:t>
-      </w:r>
-      <w:r>
-        <w:rPr>
-          <w:rFonts w:ascii="Consolas" w:hAnsi="Consolas" w:cs="Consolas"/>
-          <w:color w:val="C7254E"/>
-          <w:sz w:val="20"/>
-        </w:rPr>
-        <w:t>mkdir work/2026/april</w:t>
-      </w:r>
+        <w:t xml:space="preserve"> and go from there.</w:t>
+      </w:r>
+    </w:p>
+    <w:p>
+      <w:pPr>
+        <w:spacing w:before="200" w:after="80"/>
+      </w:pPr>
+      <w:r>
+        <w:rPr>
+          <w:rFonts w:ascii="Calibri" w:hAnsi="Calibri" w:cs="Calibri"/>
+          <w:b/>
+          <w:sz w:val="32"/>
+        </w:rPr>
+        <w:t>Going further</w:t>
+      </w:r>
+    </w:p>
+    <w:p>
+      <w:pPr>
+        <w:spacing w:after="120"/>
+      </w:pPr>
       <w:r>
         <w:rPr>
           <w:rFonts w:ascii="Calibri" w:hAnsi="Calibri" w:cs="Calibri"/>
@@ -3416,7 +4101,7 @@
           <w:i w:val="0"/>
           <w:sz w:val="22"/>
         </w:rPr>
-        <w:t xml:space="preserve"> would fail because the intermediate directories do not exist yet. The </w:t>
+        <w:t xml:space="preserve">The PowerShell </w:t>
       </w:r>
       <w:r>
         <w:rPr>
@@ -3424,7 +4109,7 @@
           <w:color w:val="C7254E"/>
           <w:sz w:val="20"/>
         </w:rPr>
-        <w:t>-p</w:t>
+        <w:t>mkdir</w:t>
       </w:r>
       <w:r>
         <w:rPr>
@@ -3433,7 +4118,7 @@
           <w:i w:val="0"/>
           <w:sz w:val="22"/>
         </w:rPr>
-        <w:t xml:space="preserve"> flag also makes the command silent-on-success when the directory already exists, which is why every shell script you will ever read that creates directories uses </w:t>
+        <w:t xml:space="preserve"> and the Bash </w:t>
       </w:r>
       <w:r>
         <w:rPr>
@@ -3441,7 +4126,7 @@
           <w:color w:val="C7254E"/>
           <w:sz w:val="20"/>
         </w:rPr>
-        <w:t>-p</w:t>
+        <w:t>mkdir</w:t>
       </w:r>
       <w:r>
         <w:rPr>
@@ -3450,13 +4135,16 @@
           <w:i w:val="0"/>
           <w:sz w:val="22"/>
         </w:rPr>
-        <w:t xml:space="preserve"> by default. It is safe to run twice.</w:t>
-      </w:r>
-    </w:p>
-    <w:p>
-      <w:pPr>
-        <w:spacing w:after="120"/>
-      </w:pPr>
+        <w:t xml:space="preserve"> both accept a flag that creates a whole chain of directories in one go. On PowerShell that flag is </w:t>
+      </w:r>
+      <w:r>
+        <w:rPr>
+          <w:rFonts w:ascii="Consolas" w:hAnsi="Consolas" w:cs="Consolas"/>
+          <w:color w:val="C7254E"/>
+          <w:sz w:val="20"/>
+        </w:rPr>
+        <w:t>-Force</w:t>
+      </w:r>
       <w:r>
         <w:rPr>
           <w:rFonts w:ascii="Calibri" w:hAnsi="Calibri" w:cs="Calibri"/>
@@ -3464,16 +4152,105 @@
           <w:i w:val="0"/>
           <w:sz w:val="22"/>
         </w:rPr>
-        <w:t xml:space="preserve">Clean up afterward with one </w:t>
-      </w:r>
+        <w:t xml:space="preserve"> combined with a nested path:</w:t>
+      </w:r>
+    </w:p>
+    <w:p>
+      <w:pPr>
+        <w:spacing w:after="0" w:before="0"/>
+        <w:ind w:left="360"/>
+        <w:shd w:val="clear" w:color="auto" w:fill="F4F4F4"/>
+      </w:pPr>
       <w:r>
         <w:rPr>
           <w:rFonts w:ascii="Consolas" w:hAnsi="Consolas" w:cs="Consolas"/>
-          <w:color w:val="C7254E"/>
+          <w:color w:val="222222"/>
           <w:sz w:val="20"/>
         </w:rPr>
-        <w:t>rm -r</w:t>
-      </w:r>
+        <w:t>mkdir -Force work\2026\april</w:t>
+      </w:r>
+    </w:p>
+    <w:p>
+      <w:pPr>
+        <w:spacing w:after="0" w:before="0"/>
+        <w:ind w:left="360"/>
+        <w:shd w:val="clear" w:color="auto" w:fill="F4F4F4"/>
+      </w:pPr>
+      <w:r>
+        <w:rPr>
+          <w:rFonts w:ascii="Consolas" w:hAnsi="Consolas" w:cs="Consolas"/>
+          <w:color w:val="222222"/>
+          <w:sz w:val="20"/>
+        </w:rPr>
+        <w:t>cd work\2026\april</w:t>
+      </w:r>
+    </w:p>
+    <w:p>
+      <w:pPr>
+        <w:spacing w:after="0" w:before="0"/>
+        <w:ind w:left="360"/>
+        <w:shd w:val="clear" w:color="auto" w:fill="F4F4F4"/>
+      </w:pPr>
+      <w:r>
+        <w:rPr>
+          <w:rFonts w:ascii="Consolas" w:hAnsi="Consolas" w:cs="Consolas"/>
+          <w:color w:val="222222"/>
+          <w:sz w:val="20"/>
+        </w:rPr>
+        <w:t>pwd</w:t>
+      </w:r>
+    </w:p>
+    <w:p/>
+    <w:p>
+      <w:pPr>
+        <w:spacing w:after="0" w:before="0"/>
+        <w:ind w:left="360"/>
+        <w:shd w:val="clear" w:color="auto" w:fill="F4F4F4"/>
+      </w:pPr>
+      <w:r>
+        <w:rPr>
+          <w:rFonts w:ascii="Consolas" w:hAnsi="Consolas" w:cs="Consolas"/>
+          <w:color w:val="222222"/>
+          <w:sz w:val="20"/>
+        </w:rPr>
+        <w:t>Path</w:t>
+      </w:r>
+    </w:p>
+    <w:p>
+      <w:pPr>
+        <w:spacing w:after="0" w:before="0"/>
+        <w:ind w:left="360"/>
+        <w:shd w:val="clear" w:color="auto" w:fill="F4F4F4"/>
+      </w:pPr>
+      <w:r>
+        <w:rPr>
+          <w:rFonts w:ascii="Consolas" w:hAnsi="Consolas" w:cs="Consolas"/>
+          <w:color w:val="222222"/>
+          <w:sz w:val="20"/>
+        </w:rPr>
+        <w:t>----</w:t>
+      </w:r>
+    </w:p>
+    <w:p>
+      <w:pPr>
+        <w:spacing w:after="0" w:before="0"/>
+        <w:ind w:left="360"/>
+        <w:shd w:val="clear" w:color="auto" w:fill="F4F4F4"/>
+      </w:pPr>
+      <w:r>
+        <w:rPr>
+          <w:rFonts w:ascii="Consolas" w:hAnsi="Consolas" w:cs="Consolas"/>
+          <w:color w:val="222222"/>
+          <w:sz w:val="20"/>
+        </w:rPr>
+        <w:t>C:\Users\learner\work\2026\april</w:t>
+      </w:r>
+    </w:p>
+    <w:p/>
+    <w:p>
+      <w:pPr>
+        <w:spacing w:after="120"/>
+      </w:pPr>
       <w:r>
         <w:rPr>
           <w:rFonts w:ascii="Calibri" w:hAnsi="Calibri" w:cs="Calibri"/>
@@ -3481,44 +4258,16 @@
           <w:i w:val="0"/>
           <w:sz w:val="22"/>
         </w:rPr>
-        <w:t xml:space="preserve"> at the top of the branch:</w:t>
-      </w:r>
-    </w:p>
-    <w:p>
-      <w:pPr>
-        <w:spacing w:after="0" w:before="0"/>
-        <w:ind w:left="360"/>
-        <w:shd w:val="clear" w:color="auto" w:fill="F4F4F4"/>
-      </w:pPr>
+        <w:t xml:space="preserve">On Bash the flag is </w:t>
+      </w:r>
       <w:r>
         <w:rPr>
           <w:rFonts w:ascii="Consolas" w:hAnsi="Consolas" w:cs="Consolas"/>
-          <w:color w:val="222222"/>
+          <w:color w:val="C7254E"/>
           <w:sz w:val="20"/>
         </w:rPr>
-        <w:t>cd ~</w:t>
-      </w:r>
-    </w:p>
-    <w:p>
-      <w:pPr>
-        <w:spacing w:after="0" w:before="0"/>
-        <w:ind w:left="360"/>
-        <w:shd w:val="clear" w:color="auto" w:fill="F4F4F4"/>
-      </w:pPr>
-      <w:r>
-        <w:rPr>
-          <w:rFonts w:ascii="Consolas" w:hAnsi="Consolas" w:cs="Consolas"/>
-          <w:color w:val="222222"/>
-          <w:sz w:val="20"/>
-        </w:rPr>
-        <w:t>rm -r work</w:t>
-      </w:r>
-    </w:p>
-    <w:p/>
-    <w:p>
-      <w:pPr>
-        <w:spacing w:after="120"/>
-      </w:pPr>
+        <w:t>-p</w:t>
+      </w:r>
       <w:r>
         <w:rPr>
           <w:rFonts w:ascii="Calibri" w:hAnsi="Calibri" w:cs="Calibri"/>
@@ -3526,16 +4275,59 @@
           <w:i w:val="0"/>
           <w:sz w:val="22"/>
         </w:rPr>
-        <w:t xml:space="preserve">Everything under </w:t>
-      </w:r>
+        <w:t xml:space="preserve"> (short for "parents"):</w:t>
+      </w:r>
+    </w:p>
+    <w:p>
+      <w:pPr>
+        <w:spacing w:after="0" w:before="0"/>
+        <w:ind w:left="360"/>
+        <w:shd w:val="clear" w:color="auto" w:fill="F4F4F4"/>
+      </w:pPr>
       <w:r>
         <w:rPr>
           <w:rFonts w:ascii="Consolas" w:hAnsi="Consolas" w:cs="Consolas"/>
-          <w:color w:val="C7254E"/>
+          <w:color w:val="222222"/>
           <w:sz w:val="20"/>
         </w:rPr>
-        <w:t>work/</w:t>
-      </w:r>
+        <w:t>mkdir -p work/2026/april</w:t>
+      </w:r>
+    </w:p>
+    <w:p>
+      <w:pPr>
+        <w:spacing w:after="0" w:before="0"/>
+        <w:ind w:left="360"/>
+        <w:shd w:val="clear" w:color="auto" w:fill="F4F4F4"/>
+      </w:pPr>
+      <w:r>
+        <w:rPr>
+          <w:rFonts w:ascii="Consolas" w:hAnsi="Consolas" w:cs="Consolas"/>
+          <w:color w:val="222222"/>
+          <w:sz w:val="20"/>
+        </w:rPr>
+        <w:t>cd work/2026/april</w:t>
+      </w:r>
+    </w:p>
+    <w:p>
+      <w:pPr>
+        <w:spacing w:after="0" w:before="0"/>
+        <w:ind w:left="360"/>
+        <w:shd w:val="clear" w:color="auto" w:fill="F4F4F4"/>
+      </w:pPr>
+      <w:r>
+        <w:rPr>
+          <w:rFonts w:ascii="Consolas" w:hAnsi="Consolas" w:cs="Consolas"/>
+          <w:color w:val="222222"/>
+          <w:sz w:val="20"/>
+        </w:rPr>
+        <w:t>pwd</w:t>
+      </w:r>
+    </w:p>
+    <w:p/>
+    <w:p>
+      <w:pPr>
+        <w:spacing w:after="120"/>
+      </w:pPr>
       <w:r>
         <w:rPr>
           <w:rFonts w:ascii="Calibri" w:hAnsi="Calibri" w:cs="Calibri"/>
@@ -3543,7 +4335,7 @@
           <w:i w:val="0"/>
           <w:sz w:val="22"/>
         </w:rPr>
-        <w:t xml:space="preserve">, including </w:t>
+        <w:t xml:space="preserve">Three levels of nesting, one command. Without the flag, creating </w:t>
       </w:r>
       <w:r>
         <w:rPr>
@@ -3551,7 +4343,7 @@
           <w:color w:val="C7254E"/>
           <w:sz w:val="20"/>
         </w:rPr>
-        <w:t>2026/april/</w:t>
+        <w:t>work/2026/april</w:t>
       </w:r>
       <w:r>
         <w:rPr>
@@ -3560,26 +4352,16 @@
           <w:i w:val="0"/>
           <w:sz w:val="22"/>
         </w:rPr>
-        <w:t>, is removed in one pass. That is the pattern for every temporary project folder you will ever need to clean up.</w:t>
-      </w:r>
-    </w:p>
-    <w:p>
-      <w:pPr>
-        <w:spacing w:before="200" w:after="80"/>
-      </w:pPr>
-      <w:r>
-        <w:rPr>
-          <w:rFonts w:ascii="Calibri" w:hAnsi="Calibri" w:cs="Calibri"/>
-          <w:b/>
-          <w:sz w:val="32"/>
-        </w:rPr>
-        <w:t>What's next</w:t>
-      </w:r>
-    </w:p>
-    <w:p>
-      <w:pPr>
-        <w:spacing w:after="120"/>
-      </w:pPr>
+        <w:t xml:space="preserve"> when </w:t>
+      </w:r>
+      <w:r>
+        <w:rPr>
+          <w:rFonts w:ascii="Consolas" w:hAnsi="Consolas" w:cs="Consolas"/>
+          <w:color w:val="C7254E"/>
+          <w:sz w:val="20"/>
+        </w:rPr>
+        <w:t>work</w:t>
+      </w:r>
       <w:r>
         <w:rPr>
           <w:rFonts w:ascii="Calibri" w:hAnsi="Calibri" w:cs="Calibri"/>
@@ -3587,6 +4369,157 @@
           <w:i w:val="0"/>
           <w:sz w:val="22"/>
         </w:rPr>
+        <w:t xml:space="preserve"> does not exist yet would fail because the intermediate directories do not exist. The flag is also silent when the directories already exist, which is why every shell script that creates directories uses it by default.</w:t>
+      </w:r>
+    </w:p>
+    <w:p>
+      <w:pPr>
+        <w:spacing w:after="120"/>
+      </w:pPr>
+      <w:r>
+        <w:rPr>
+          <w:rFonts w:ascii="Calibri" w:hAnsi="Calibri" w:cs="Calibri"/>
+          <w:b w:val="0"/>
+          <w:i w:val="0"/>
+          <w:sz w:val="22"/>
+        </w:rPr>
+        <w:t>Clean up afterward with one remove from the top of the branch, run from home:</w:t>
+      </w:r>
+    </w:p>
+    <w:p>
+      <w:pPr>
+        <w:spacing w:after="0" w:before="0"/>
+        <w:ind w:left="360"/>
+        <w:shd w:val="clear" w:color="auto" w:fill="F4F4F4"/>
+      </w:pPr>
+      <w:r>
+        <w:rPr>
+          <w:rFonts w:ascii="Consolas" w:hAnsi="Consolas" w:cs="Consolas"/>
+          <w:color w:val="222222"/>
+          <w:sz w:val="20"/>
+        </w:rPr>
+        <w:t>cd ~</w:t>
+      </w:r>
+    </w:p>
+    <w:p>
+      <w:pPr>
+        <w:spacing w:after="0" w:before="0"/>
+        <w:ind w:left="360"/>
+        <w:shd w:val="clear" w:color="auto" w:fill="F4F4F4"/>
+      </w:pPr>
+      <w:r>
+        <w:rPr>
+          <w:rFonts w:ascii="Consolas" w:hAnsi="Consolas" w:cs="Consolas"/>
+          <w:color w:val="222222"/>
+          <w:sz w:val="20"/>
+        </w:rPr>
+        <w:t>Remove-Item -Recurse work</w:t>
+      </w:r>
+    </w:p>
+    <w:p/>
+    <w:p>
+      <w:pPr>
+        <w:spacing w:after="0" w:before="0"/>
+        <w:ind w:left="360"/>
+        <w:shd w:val="clear" w:color="auto" w:fill="F4F4F4"/>
+      </w:pPr>
+      <w:r>
+        <w:rPr>
+          <w:rFonts w:ascii="Consolas" w:hAnsi="Consolas" w:cs="Consolas"/>
+          <w:color w:val="222222"/>
+          <w:sz w:val="20"/>
+        </w:rPr>
+        <w:t>cd ~</w:t>
+      </w:r>
+    </w:p>
+    <w:p>
+      <w:pPr>
+        <w:spacing w:after="0" w:before="0"/>
+        <w:ind w:left="360"/>
+        <w:shd w:val="clear" w:color="auto" w:fill="F4F4F4"/>
+      </w:pPr>
+      <w:r>
+        <w:rPr>
+          <w:rFonts w:ascii="Consolas" w:hAnsi="Consolas" w:cs="Consolas"/>
+          <w:color w:val="222222"/>
+          <w:sz w:val="20"/>
+        </w:rPr>
+        <w:t>rm -r work</w:t>
+      </w:r>
+    </w:p>
+    <w:p/>
+    <w:p>
+      <w:pPr>
+        <w:spacing w:after="120"/>
+      </w:pPr>
+      <w:r>
+        <w:rPr>
+          <w:rFonts w:ascii="Calibri" w:hAnsi="Calibri" w:cs="Calibri"/>
+          <w:b w:val="0"/>
+          <w:i w:val="0"/>
+          <w:sz w:val="22"/>
+        </w:rPr>
+        <w:t xml:space="preserve">Everything under </w:t>
+      </w:r>
+      <w:r>
+        <w:rPr>
+          <w:rFonts w:ascii="Consolas" w:hAnsi="Consolas" w:cs="Consolas"/>
+          <w:color w:val="C7254E"/>
+          <w:sz w:val="20"/>
+        </w:rPr>
+        <w:t>work/</w:t>
+      </w:r>
+      <w:r>
+        <w:rPr>
+          <w:rFonts w:ascii="Calibri" w:hAnsi="Calibri" w:cs="Calibri"/>
+          <w:b w:val="0"/>
+          <w:i w:val="0"/>
+          <w:sz w:val="22"/>
+        </w:rPr>
+        <w:t xml:space="preserve">, including </w:t>
+      </w:r>
+      <w:r>
+        <w:rPr>
+          <w:rFonts w:ascii="Consolas" w:hAnsi="Consolas" w:cs="Consolas"/>
+          <w:color w:val="C7254E"/>
+          <w:sz w:val="20"/>
+        </w:rPr>
+        <w:t>2026/april/</w:t>
+      </w:r>
+      <w:r>
+        <w:rPr>
+          <w:rFonts w:ascii="Calibri" w:hAnsi="Calibri" w:cs="Calibri"/>
+          <w:b w:val="0"/>
+          <w:i w:val="0"/>
+          <w:sz w:val="22"/>
+        </w:rPr>
+        <w:t>, is removed in one pass. That is the pattern for every temporary project folder you will ever need to clean up.</w:t>
+      </w:r>
+    </w:p>
+    <w:p>
+      <w:pPr>
+        <w:spacing w:before="200" w:after="80"/>
+      </w:pPr>
+      <w:r>
+        <w:rPr>
+          <w:rFonts w:ascii="Calibri" w:hAnsi="Calibri" w:cs="Calibri"/>
+          <w:b/>
+          <w:sz w:val="32"/>
+        </w:rPr>
+        <w:t>What's next</w:t>
+      </w:r>
+    </w:p>
+    <w:p>
+      <w:pPr>
+        <w:spacing w:after="120"/>
+      </w:pPr>
+      <w:r>
+        <w:rPr>
+          <w:rFonts w:ascii="Calibri" w:hAnsi="Calibri" w:cs="Calibri"/>
+          <w:b w:val="0"/>
+          <w:i w:val="0"/>
+          <w:sz w:val="22"/>
+        </w:rPr>
         <w:t xml:space="preserve">Next is </w:t>
       </w:r>
       <w:r>
@@ -3613,7 +4546,7 @@
           <w:color w:val="C7254E"/>
           <w:sz w:val="20"/>
         </w:rPr>
-        <w:t>touch</w:t>
+        <w:t>ni</w:t>
       </w:r>
       <w:r>
         <w:rPr>
@@ -3622,7 +4555,24 @@
           <w:i w:val="0"/>
           <w:sz w:val="22"/>
         </w:rPr>
-        <w:t>; the next lesson is how to open a file that has something in it and read what is inside, which is the first operating system (OS) skill most learners recognize from daily life.</w:t>
+        <w:t xml:space="preserve"> or </w:t>
+      </w:r>
+      <w:r>
+        <w:rPr>
+          <w:rFonts w:ascii="Consolas" w:hAnsi="Consolas" w:cs="Consolas"/>
+          <w:color w:val="C7254E"/>
+          <w:sz w:val="20"/>
+        </w:rPr>
+        <w:t>touch</w:t>
+      </w:r>
+      <w:r>
+        <w:rPr>
+          <w:rFonts w:ascii="Calibri" w:hAnsi="Calibri" w:cs="Calibri"/>
+          <w:b w:val="0"/>
+          <w:i w:val="0"/>
+          <w:sz w:val="22"/>
+        </w:rPr>
+        <w:t>; the next lesson is how to open a file that has something in it and read what is inside, which is the first OS skill most learners recognize from daily life.</w:t>
       </w:r>
     </w:p>
     <w:sectPr>

--- a/_deliverables/L-007-post.docx
+++ b/_deliverables/L-007-post.docx
@@ -65,11 +65,48 @@
       <w:r>
         <w:rPr>
           <w:rFonts w:ascii="Calibri" w:hAnsi="Calibri" w:cs="Calibri"/>
+          <w:b/>
+          <w:sz w:val="22"/>
+        </w:rPr>
+        <w:t xml:space="preserve">From zero technical knowledge to AI literacy.</w:t>
+      </w:r>
+    </w:p>
+    <w:p>
+      <w:pPr>
+        <w:spacing w:after="120"/>
+      </w:pPr>
+      <w:r>
+        <w:rPr>
+          <w:rFonts w:ascii="Calibri" w:hAnsi="Calibri" w:cs="Calibri"/>
+          <w:sz w:val="22"/>
+        </w:rPr>
+        <w:t xml:space="preserve">Through data, cloud, MLOps, and applied GenAI systems.</w:t>
+      </w:r>
+    </w:p>
+    <w:p>
+      <w:pPr>
+        <w:spacing w:after="120"/>
+      </w:pPr>
+      <w:r>
+        <w:rPr>
+          <w:rFonts w:ascii="Calibri" w:hAnsi="Calibri" w:cs="Calibri"/>
+          <w:sz w:val="22"/>
+        </w:rPr>
+        <w:t xml:space="preserve">Day 7 of 171. Module 1: First Contact with the Terminal (Day 7, capstone).</w:t>
+      </w:r>
+    </w:p>
+    <w:p>
+      <w:pPr>
+        <w:spacing w:after="120"/>
+      </w:pPr>
+      <w:r>
+        <w:rPr>
+          <w:rFonts w:ascii="Calibri" w:hAnsi="Calibri" w:cs="Calibri"/>
           <w:b w:val="0"/>
           <w:i w:val="0"/>
           <w:sz w:val="22"/>
         </w:rPr>
-        <w:t>This is Day 7 of a 171-lesson path from zero to a Principal Artificial Intelligence (AI) Architect role. Today is the week-one capstone. Ten exchanges, one round trip: make a directory, put a file in it, try to delete the directory from inside (watch it fail), step out, delete it for real.</w:t>
+        <w:t>Ten exchanges, one round trip: make a directory, put a file in it, try to delete the directory from inside (watch it fail), step out, delete it for real.</w:t>
       </w:r>
     </w:p>
     <w:p>
